--- a/(新)技术路线.docx
+++ b/(新)技术路线.docx
@@ -11,6 +11,7 @@
           <w:sz w:val="24"/>
         </w:rPr>
       </w:pPr>
+      <w:bookmarkStart w:id="0" w:name="OLE_LINK6"/>
       <w:r>
         <w:rPr>
           <w:rFonts w:ascii="宋体" w:eastAsia="宋体" w:hAnsi="宋体" w:hint="eastAsia"/>
@@ -75,39 +76,7 @@
           <w:rFonts w:ascii="宋体" w:eastAsia="宋体" w:hAnsi="宋体" w:hint="eastAsia"/>
           <w:sz w:val="24"/>
         </w:rPr>
-        <w:t>检索层：</w:t>
-      </w:r>
-      <w:proofErr w:type="gramStart"/>
-      <w:r>
-        <w:rPr>
-          <w:rFonts w:ascii="宋体" w:eastAsia="宋体" w:hAnsi="宋体" w:hint="eastAsia"/>
-          <w:sz w:val="24"/>
-        </w:rPr>
-        <w:t>图谱查硬规则</w:t>
-      </w:r>
-      <w:proofErr w:type="gramEnd"/>
-      <w:r>
-        <w:rPr>
-          <w:rFonts w:ascii="宋体" w:eastAsia="宋体" w:hAnsi="宋体" w:hint="eastAsia"/>
-          <w:sz w:val="24"/>
-        </w:rPr>
-        <w:t>，向量</w:t>
-      </w:r>
-      <w:proofErr w:type="gramStart"/>
-      <w:r>
-        <w:rPr>
-          <w:rFonts w:ascii="宋体" w:eastAsia="宋体" w:hAnsi="宋体" w:hint="eastAsia"/>
-          <w:sz w:val="24"/>
-        </w:rPr>
-        <w:t>库查软</w:t>
-      </w:r>
-      <w:proofErr w:type="gramEnd"/>
-      <w:r>
-        <w:rPr>
-          <w:rFonts w:ascii="宋体" w:eastAsia="宋体" w:hAnsi="宋体" w:hint="eastAsia"/>
-          <w:sz w:val="24"/>
-        </w:rPr>
-        <w:t>条款。</w:t>
+        <w:t>检索层：图谱查硬规则，向量库查软条款。</w:t>
       </w:r>
     </w:p>
     <w:p>
@@ -126,23 +95,7 @@
           <w:rFonts w:ascii="宋体" w:eastAsia="宋体" w:hAnsi="宋体" w:hint="eastAsia"/>
           <w:sz w:val="24"/>
         </w:rPr>
-        <w:t>决策层：利用大模型（LLM）的逻辑推理能力来处理“新旧/</w:t>
-      </w:r>
-      <w:proofErr w:type="gramStart"/>
-      <w:r>
-        <w:rPr>
-          <w:rFonts w:ascii="宋体" w:eastAsia="宋体" w:hAnsi="宋体" w:hint="eastAsia"/>
-          <w:sz w:val="24"/>
-        </w:rPr>
-        <w:t>特</w:t>
-      </w:r>
-      <w:proofErr w:type="gramEnd"/>
-      <w:r>
-        <w:rPr>
-          <w:rFonts w:ascii="宋体" w:eastAsia="宋体" w:hAnsi="宋体" w:hint="eastAsia"/>
-          <w:sz w:val="24"/>
-        </w:rPr>
-        <w:t>普冲突”（通过Prompt指令实现，而非代码逻辑）。</w:t>
+        <w:t>决策层：利用大模型（LLM）的逻辑推理能力来处理“新旧/特普冲突”（通过Prompt指令实现，而非代码逻辑）。</w:t>
       </w:r>
     </w:p>
     <w:p>
@@ -178,27 +131,7 @@
           <w:bCs/>
           <w:sz w:val="24"/>
         </w:rPr>
-        <w:t>第一步：数据准备（</w:t>
-      </w:r>
-      <w:proofErr w:type="gramStart"/>
-      <w:r>
-        <w:rPr>
-          <w:rFonts w:ascii="宋体" w:eastAsia="宋体" w:hAnsi="宋体" w:hint="eastAsia"/>
-          <w:b/>
-          <w:bCs/>
-          <w:sz w:val="24"/>
-        </w:rPr>
-        <w:t>最</w:t>
-      </w:r>
-      <w:proofErr w:type="gramEnd"/>
-      <w:r>
-        <w:rPr>
-          <w:rFonts w:ascii="宋体" w:eastAsia="宋体" w:hAnsi="宋体" w:hint="eastAsia"/>
-          <w:b/>
-          <w:bCs/>
-          <w:sz w:val="24"/>
-        </w:rPr>
-        <w:t>关键，但最可控）</w:t>
+        <w:t>第一步：数据准备（最关键，但最可控）</w:t>
       </w:r>
     </w:p>
     <w:p>
@@ -324,7 +257,7 @@
           <w:sz w:val="24"/>
         </w:rPr>
       </w:pPr>
-      <w:bookmarkStart w:id="0" w:name="OLE_LINK4"/>
+      <w:bookmarkStart w:id="1" w:name="OLE_LINK4"/>
       <w:r>
         <w:rPr>
           <w:rFonts w:ascii="宋体" w:eastAsia="宋体" w:hAnsi="宋体" w:hint="eastAsia"/>
@@ -446,7 +379,7 @@
         <w:t>。这就是你的图谱数据源。</w:t>
       </w:r>
     </w:p>
-    <w:bookmarkEnd w:id="0"/>
+    <w:bookmarkEnd w:id="1"/>
     <w:p>
       <w:pPr>
         <w:numPr>
@@ -522,7 +455,6 @@
         </w:rPr>
         <w:t>保存为 </w:t>
       </w:r>
-      <w:proofErr w:type="spellStart"/>
       <w:r>
         <w:rPr>
           <w:rFonts w:ascii="宋体" w:eastAsia="宋体" w:hAnsi="宋体"/>
@@ -530,7 +462,6 @@
         </w:rPr>
         <w:t>laws.jsonl</w:t>
       </w:r>
-      <w:proofErr w:type="spellEnd"/>
       <w:r>
         <w:rPr>
           <w:rFonts w:ascii="宋体" w:eastAsia="宋体" w:hAnsi="宋体" w:hint="eastAsia"/>
@@ -875,7 +806,7 @@
           <w:sz w:val="24"/>
         </w:rPr>
       </w:pPr>
-      <w:bookmarkStart w:id="1" w:name="OLE_LINK3"/>
+      <w:bookmarkStart w:id="2" w:name="OLE_LINK3"/>
       <w:r>
         <w:rPr>
           <w:rFonts w:ascii="宋体" w:eastAsia="宋体" w:hAnsi="宋体" w:hint="eastAsia"/>
@@ -1061,7 +992,6 @@
         </w:rPr>
         <w:t>建立一个简单的 </w:t>
       </w:r>
-      <w:proofErr w:type="spellStart"/>
       <w:r>
         <w:rPr>
           <w:rFonts w:ascii="宋体" w:eastAsia="宋体" w:hAnsi="宋体"/>
@@ -1069,7 +999,6 @@
         </w:rPr>
         <w:t>synonyms.json</w:t>
       </w:r>
-      <w:proofErr w:type="spellEnd"/>
       <w:r>
         <w:rPr>
           <w:rFonts w:ascii="宋体" w:eastAsia="宋体" w:hAnsi="宋体" w:hint="eastAsia"/>
@@ -1101,23 +1030,7 @@
           <w:rFonts w:ascii="宋体" w:eastAsia="宋体" w:hAnsi="宋体"/>
           <w:sz w:val="24"/>
         </w:rPr>
-        <w:t>{"风电": "风力发电", "玉树": "</w:t>
-      </w:r>
-      <w:proofErr w:type="gramStart"/>
-      <w:r>
-        <w:rPr>
-          <w:rFonts w:ascii="宋体" w:eastAsia="宋体" w:hAnsi="宋体"/>
-          <w:sz w:val="24"/>
-        </w:rPr>
-        <w:t>玉树市</w:t>
-      </w:r>
-      <w:proofErr w:type="gramEnd"/>
-      <w:r>
-        <w:rPr>
-          <w:rFonts w:ascii="宋体" w:eastAsia="宋体" w:hAnsi="宋体"/>
-          <w:sz w:val="24"/>
-        </w:rPr>
-        <w:t>"}</w:t>
+        <w:t>{"风电": "风力发电", "玉树": "玉树市"}</w:t>
       </w:r>
       <w:r>
         <w:rPr>
@@ -1157,8 +1070,8 @@
           <w:sz w:val="24"/>
         </w:rPr>
       </w:pPr>
-      <w:bookmarkStart w:id="2" w:name="OLE_LINK1"/>
-      <w:bookmarkEnd w:id="1"/>
+      <w:bookmarkStart w:id="3" w:name="OLE_LINK1"/>
+      <w:bookmarkEnd w:id="2"/>
       <w:r>
         <w:rPr>
           <w:rFonts w:ascii="宋体" w:eastAsia="宋体" w:hAnsi="宋体" w:hint="eastAsia"/>
@@ -1358,39 +1271,7 @@
           <w:rFonts w:ascii="宋体" w:eastAsia="宋体" w:hAnsi="宋体"/>
           <w:sz w:val="24"/>
         </w:rPr>
-        <w:t>MATCH (</w:t>
-      </w:r>
-      <w:proofErr w:type="spellStart"/>
-      <w:r>
-        <w:rPr>
-          <w:rFonts w:ascii="宋体" w:eastAsia="宋体" w:hAnsi="宋体"/>
-          <w:sz w:val="24"/>
-        </w:rPr>
-        <w:t>u:Unit</w:t>
-      </w:r>
-      <w:proofErr w:type="spellEnd"/>
-      <w:r>
-        <w:rPr>
-          <w:rFonts w:ascii="宋体" w:eastAsia="宋体" w:hAnsi="宋体"/>
-          <w:sz w:val="24"/>
-        </w:rPr>
-        <w:t>)-[r]-(</w:t>
-      </w:r>
-      <w:proofErr w:type="spellStart"/>
-      <w:r>
-        <w:rPr>
-          <w:rFonts w:ascii="宋体" w:eastAsia="宋体" w:hAnsi="宋体"/>
-          <w:sz w:val="24"/>
-        </w:rPr>
-        <w:t>p:Project</w:t>
-      </w:r>
-      <w:proofErr w:type="spellEnd"/>
-      <w:r>
-        <w:rPr>
-          <w:rFonts w:ascii="宋体" w:eastAsia="宋体" w:hAnsi="宋体"/>
-          <w:sz w:val="24"/>
-        </w:rPr>
-        <w:t xml:space="preserve">) </w:t>
+        <w:t xml:space="preserve">MATCH (u:Unit)-[r]-(p:Project) </w:t>
       </w:r>
       <w:r>
         <w:rPr>
@@ -1440,21 +1321,12 @@
         </w:rPr>
         <w:t>禁止）。标记 </w:t>
       </w:r>
-      <w:proofErr w:type="spellStart"/>
-      <w:r>
-        <w:rPr>
-          <w:rFonts w:ascii="宋体" w:eastAsia="宋体" w:hAnsi="宋体"/>
-          <w:sz w:val="24"/>
-        </w:rPr>
-        <w:t>has_kg_result</w:t>
-      </w:r>
-      <w:proofErr w:type="spellEnd"/>
-      <w:r>
-        <w:rPr>
-          <w:rFonts w:ascii="宋体" w:eastAsia="宋体" w:hAnsi="宋体"/>
-          <w:sz w:val="24"/>
-        </w:rPr>
-        <w:t xml:space="preserve"> = True</w:t>
+      <w:r>
+        <w:rPr>
+          <w:rFonts w:ascii="宋体" w:eastAsia="宋体" w:hAnsi="宋体"/>
+          <w:sz w:val="24"/>
+        </w:rPr>
+        <w:t>has_kg_result = True</w:t>
       </w:r>
       <w:r>
         <w:rPr>
@@ -1499,23 +1371,7 @@
           <w:rFonts w:ascii="宋体" w:eastAsia="宋体" w:hAnsi="宋体" w:hint="eastAsia"/>
           <w:sz w:val="24"/>
         </w:rPr>
-        <w:t>使用 </w:t>
-      </w:r>
-      <w:proofErr w:type="spellStart"/>
-      <w:r>
-        <w:rPr>
-          <w:rFonts w:ascii="宋体" w:eastAsia="宋体" w:hAnsi="宋体" w:hint="eastAsia"/>
-          <w:sz w:val="24"/>
-        </w:rPr>
-        <w:t>LangChain</w:t>
-      </w:r>
-      <w:proofErr w:type="spellEnd"/>
-      <w:r>
-        <w:rPr>
-          <w:rFonts w:ascii="宋体" w:eastAsia="宋体" w:hAnsi="宋体" w:hint="eastAsia"/>
-          <w:sz w:val="24"/>
-        </w:rPr>
-        <w:t> 框架 + FAISS 向量库。</w:t>
+        <w:t>使用 LangChain 框架 + FAISS 向量库。</w:t>
       </w:r>
     </w:p>
     <w:p>
@@ -1536,7 +1392,6 @@
         </w:rPr>
         <w:t>将用户问题向量化，在 </w:t>
       </w:r>
-      <w:proofErr w:type="spellStart"/>
       <w:r>
         <w:rPr>
           <w:rFonts w:ascii="宋体" w:eastAsia="宋体" w:hAnsi="宋体"/>
@@ -1544,7 +1399,6 @@
         </w:rPr>
         <w:t>laws.jsonl</w:t>
       </w:r>
-      <w:proofErr w:type="spellEnd"/>
       <w:r>
         <w:rPr>
           <w:rFonts w:ascii="宋体" w:eastAsia="宋体" w:hAnsi="宋体" w:hint="eastAsia"/>
@@ -1600,36 +1454,25 @@
         <w:t>条相关的法律原文。</w:t>
       </w:r>
     </w:p>
-    <w:bookmarkEnd w:id="2"/>
-    <w:p>
-      <w:pPr>
-        <w:rPr>
-          <w:rFonts w:ascii="宋体" w:eastAsia="宋体" w:hAnsi="宋体" w:hint="eastAsia"/>
-          <w:b/>
-          <w:bCs/>
-          <w:sz w:val="24"/>
-        </w:rPr>
-      </w:pPr>
-      <w:r>
-        <w:rPr>
-          <w:rFonts w:ascii="宋体" w:eastAsia="宋体" w:hAnsi="宋体" w:hint="eastAsia"/>
-          <w:b/>
-          <w:bCs/>
-          <w:sz w:val="24"/>
-        </w:rPr>
-        <w:t>第四步：提示</w:t>
-      </w:r>
-      <w:proofErr w:type="gramStart"/>
-      <w:r>
-        <w:rPr>
-          <w:rFonts w:ascii="宋体" w:eastAsia="宋体" w:hAnsi="宋体" w:hint="eastAsia"/>
-          <w:b/>
-          <w:bCs/>
-          <w:sz w:val="24"/>
-        </w:rPr>
-        <w:t>词工程</w:t>
-      </w:r>
-      <w:proofErr w:type="gramEnd"/>
+    <w:bookmarkEnd w:id="3"/>
+    <w:p>
+      <w:pPr>
+        <w:rPr>
+          <w:rFonts w:ascii="宋体" w:eastAsia="宋体" w:hAnsi="宋体" w:hint="eastAsia"/>
+          <w:b/>
+          <w:bCs/>
+          <w:sz w:val="24"/>
+        </w:rPr>
+      </w:pPr>
+      <w:r>
+        <w:rPr>
+          <w:rFonts w:ascii="宋体" w:eastAsia="宋体" w:hAnsi="宋体" w:hint="eastAsia"/>
+          <w:b/>
+          <w:bCs/>
+          <w:sz w:val="24"/>
+        </w:rPr>
+        <w:t>第四步：提示词工程</w:t>
+      </w:r>
       <w:r>
         <w:rPr>
           <w:rFonts w:ascii="宋体" w:eastAsia="宋体" w:hAnsi="宋体" w:hint="eastAsia"/>
@@ -1711,11 +1554,11 @@
     <w:p>
       <w:pPr>
         <w:rPr>
-          <w:rFonts w:ascii="宋体" w:eastAsia="宋体" w:hAnsi="宋体"/>
-          <w:sz w:val="24"/>
-        </w:rPr>
-      </w:pPr>
-      <w:bookmarkStart w:id="3" w:name="OLE_LINK7"/>
+          <w:rFonts w:ascii="宋体" w:eastAsia="宋体" w:hAnsi="宋体" w:hint="eastAsia"/>
+          <w:sz w:val="24"/>
+        </w:rPr>
+      </w:pPr>
+      <w:bookmarkStart w:id="4" w:name="OLE_LINK7"/>
       <w:r>
         <w:rPr>
           <w:rFonts w:ascii="宋体" w:eastAsia="宋体" w:hAnsi="宋体"/>
@@ -1727,7 +1570,7 @@
     <w:p>
       <w:pPr>
         <w:rPr>
-          <w:rFonts w:ascii="宋体" w:eastAsia="宋体" w:hAnsi="宋体"/>
+          <w:rFonts w:ascii="宋体" w:eastAsia="宋体" w:hAnsi="宋体" w:hint="eastAsia"/>
           <w:sz w:val="24"/>
         </w:rPr>
       </w:pPr>
@@ -1746,7 +1589,7 @@
           <w:numId w:val="12"/>
         </w:numPr>
         <w:rPr>
-          <w:rFonts w:ascii="宋体" w:eastAsia="宋体" w:hAnsi="宋体"/>
+          <w:rFonts w:ascii="宋体" w:eastAsia="宋体" w:hAnsi="宋体" w:hint="eastAsia"/>
           <w:sz w:val="24"/>
         </w:rPr>
       </w:pPr>
@@ -1765,7 +1608,7 @@
           <w:numId w:val="12"/>
         </w:numPr>
         <w:rPr>
-          <w:rFonts w:ascii="宋体" w:eastAsia="宋体" w:hAnsi="宋体"/>
+          <w:rFonts w:ascii="宋体" w:eastAsia="宋体" w:hAnsi="宋体" w:hint="eastAsia"/>
           <w:sz w:val="24"/>
         </w:rPr>
       </w:pPr>
@@ -1784,7 +1627,7 @@
           <w:numId w:val="12"/>
         </w:numPr>
         <w:rPr>
-          <w:rFonts w:ascii="宋体" w:eastAsia="宋体" w:hAnsi="宋体"/>
+          <w:rFonts w:ascii="宋体" w:eastAsia="宋体" w:hAnsi="宋体" w:hint="eastAsia"/>
           <w:sz w:val="24"/>
         </w:rPr>
       </w:pPr>
@@ -1803,7 +1646,7 @@
           <w:numId w:val="12"/>
         </w:numPr>
         <w:rPr>
-          <w:rFonts w:ascii="宋体" w:eastAsia="宋体" w:hAnsi="宋体"/>
+          <w:rFonts w:ascii="宋体" w:eastAsia="宋体" w:hAnsi="宋体" w:hint="eastAsia"/>
           <w:sz w:val="24"/>
         </w:rPr>
       </w:pPr>
@@ -1818,7 +1661,7 @@
     <w:p>
       <w:pPr>
         <w:rPr>
-          <w:rFonts w:ascii="宋体" w:eastAsia="宋体" w:hAnsi="宋体"/>
+          <w:rFonts w:ascii="宋体" w:eastAsia="宋体" w:hAnsi="宋体" w:hint="eastAsia"/>
           <w:sz w:val="24"/>
         </w:rPr>
       </w:pPr>
@@ -1884,6 +1727,7 @@
           <w:sz w:val="24"/>
         </w:rPr>
       </w:pPr>
+      <w:bookmarkStart w:id="5" w:name="OLE_LINK8"/>
       <w:r>
         <w:rPr>
           <w:rFonts w:ascii="宋体" w:eastAsia="宋体" w:hAnsi="宋体"/>
@@ -1941,7 +1785,8 @@
         <w:t>转型做生态旅游可能是更好的方向。</w:t>
       </w:r>
     </w:p>
-    <w:bookmarkEnd w:id="3"/>
+    <w:bookmarkEnd w:id="4"/>
+    <w:bookmarkEnd w:id="5"/>
     <w:p>
       <w:pPr>
         <w:rPr>
@@ -2199,17 +2044,7 @@
           <w:bCs/>
           <w:sz w:val="24"/>
         </w:rPr>
-        <w:t>给</w:t>
-      </w:r>
-      <w:proofErr w:type="spellStart"/>
-      <w:r>
-        <w:rPr>
-          <w:rFonts w:ascii="宋体" w:eastAsia="宋体" w:hAnsi="宋体" w:hint="eastAsia"/>
-          <w:b/>
-          <w:bCs/>
-          <w:sz w:val="24"/>
-        </w:rPr>
-        <w:t>l</w:t>
+        <w:t>给l</w:t>
       </w:r>
       <w:r>
         <w:rPr>
@@ -2220,7 +2055,6 @@
         </w:rPr>
         <w:t>aws.jsonl</w:t>
       </w:r>
-      <w:proofErr w:type="spellEnd"/>
       <w:r>
         <w:rPr>
           <w:rFonts w:ascii="宋体" w:eastAsia="宋体" w:hAnsi="宋体" w:hint="eastAsia"/>
@@ -2399,7 +2233,7 @@
           <w:sz w:val="24"/>
         </w:rPr>
       </w:pPr>
-      <w:bookmarkStart w:id="4" w:name="OLE_LINK2"/>
+      <w:bookmarkStart w:id="6" w:name="OLE_LINK2"/>
       <w:r>
         <w:rPr>
           <w:rFonts w:ascii="宋体" w:eastAsia="宋体" w:hAnsi="宋体"/>
@@ -2420,7 +2254,7 @@
           <w:szCs w:val="18"/>
         </w:rPr>
       </w:pPr>
-      <w:bookmarkStart w:id="5" w:name="OLE_LINK5"/>
+      <w:bookmarkStart w:id="7" w:name="OLE_LINK5"/>
       <w:r>
         <w:rPr>
           <w:rFonts w:ascii="宋体" w:eastAsia="宋体" w:hAnsi="宋体"/>
@@ -2524,7 +2358,47 @@
           <w:sz w:val="18"/>
           <w:szCs w:val="18"/>
         </w:rPr>
-        <w:t>统计近3年（2023-2026）涉及这些关键词的法律法规数量。</w:t>
+        <w:t>统计20</w:t>
+      </w:r>
+      <w:r>
+        <w:rPr>
+          <w:rFonts w:ascii="宋体" w:eastAsia="宋体" w:hAnsi="宋体" w:hint="eastAsia"/>
+          <w:b/>
+          <w:bCs/>
+          <w:sz w:val="18"/>
+          <w:szCs w:val="18"/>
+        </w:rPr>
+        <w:t>17</w:t>
+      </w:r>
+      <w:r>
+        <w:rPr>
+          <w:rFonts w:ascii="宋体" w:eastAsia="宋体" w:hAnsi="宋体"/>
+          <w:b/>
+          <w:bCs/>
+          <w:sz w:val="18"/>
+          <w:szCs w:val="18"/>
+        </w:rPr>
+        <w:t>-20</w:t>
+      </w:r>
+      <w:r>
+        <w:rPr>
+          <w:rFonts w:ascii="宋体" w:eastAsia="宋体" w:hAnsi="宋体" w:hint="eastAsia"/>
+          <w:b/>
+          <w:bCs/>
+          <w:sz w:val="18"/>
+          <w:szCs w:val="18"/>
+        </w:rPr>
+        <w:t>24</w:t>
+      </w:r>
+      <w:r>
+        <w:rPr>
+          <w:rFonts w:ascii="宋体" w:eastAsia="宋体" w:hAnsi="宋体"/>
+          <w:b/>
+          <w:bCs/>
+          <w:sz w:val="18"/>
+          <w:szCs w:val="18"/>
+        </w:rPr>
+        <w:t>涉及这些关键词的法律法规数量。</w:t>
       </w:r>
     </w:p>
     <w:p>
@@ -2549,7 +2423,27 @@
           <w:sz w:val="18"/>
           <w:szCs w:val="18"/>
         </w:rPr>
-        <w:t>统计3年前（2020-2022）的数量。</w:t>
+        <w:t>统计2</w:t>
+      </w:r>
+      <w:r>
+        <w:rPr>
+          <w:rFonts w:ascii="宋体" w:eastAsia="宋体" w:hAnsi="宋体" w:hint="eastAsia"/>
+          <w:b/>
+          <w:bCs/>
+          <w:sz w:val="18"/>
+          <w:szCs w:val="18"/>
+        </w:rPr>
+        <w:t>014</w:t>
+      </w:r>
+      <w:r>
+        <w:rPr>
+          <w:rFonts w:ascii="宋体" w:eastAsia="宋体" w:hAnsi="宋体"/>
+          <w:b/>
+          <w:bCs/>
+          <w:sz w:val="18"/>
+          <w:szCs w:val="18"/>
+        </w:rPr>
+        <w:t>的数量。</w:t>
       </w:r>
     </w:p>
     <w:p>
@@ -2652,8 +2546,8 @@
         <w:t>如果 数量持平 = 常态化监管。</w:t>
       </w:r>
     </w:p>
-    <w:bookmarkEnd w:id="4"/>
-    <w:bookmarkEnd w:id="5"/>
+    <w:bookmarkEnd w:id="6"/>
+    <w:bookmarkEnd w:id="7"/>
     <w:p>
       <w:pPr>
         <w:rPr>
@@ -2671,33 +2565,13 @@
           <w:sz w:val="24"/>
         </w:rPr>
         <w:lastRenderedPageBreak/>
-        <w:t>第三步：融合</w:t>
-      </w:r>
-      <w:proofErr w:type="gramStart"/>
-      <w:r>
-        <w:rPr>
-          <w:rFonts w:ascii="宋体" w:eastAsia="宋体" w:hAnsi="宋体"/>
-          <w:b/>
-          <w:bCs/>
-          <w:sz w:val="24"/>
-        </w:rPr>
-        <w:t>进最终</w:t>
-      </w:r>
-      <w:proofErr w:type="gramEnd"/>
-      <w:r>
-        <w:rPr>
-          <w:rFonts w:ascii="宋体" w:eastAsia="宋体" w:hAnsi="宋体"/>
-          <w:b/>
-          <w:bCs/>
-          <w:sz w:val="24"/>
-        </w:rPr>
-        <w:t>回答</w:t>
-      </w:r>
-    </w:p>
-    <w:p>
-      <w:pPr>
-        <w:rPr>
-          <w:rFonts w:ascii="宋体" w:eastAsia="宋体" w:hAnsi="宋体"/>
+        <w:t>第三步：融合进最终回答</w:t>
+      </w:r>
+    </w:p>
+    <w:p>
+      <w:pPr>
+        <w:rPr>
+          <w:rFonts w:ascii="宋体" w:eastAsia="宋体" w:hAnsi="宋体" w:hint="eastAsia"/>
           <w:b/>
           <w:bCs/>
           <w:color w:val="EE0000"/>
@@ -2708,7 +2582,7 @@
     <w:p>
       <w:pPr>
         <w:rPr>
-          <w:rFonts w:ascii="宋体" w:eastAsia="宋体" w:hAnsi="宋体"/>
+          <w:rFonts w:ascii="宋体" w:eastAsia="宋体" w:hAnsi="宋体" w:hint="eastAsia"/>
           <w:b/>
           <w:bCs/>
           <w:color w:val="BFBFBF" w:themeColor="background1" w:themeShade="BF"/>
@@ -2750,7 +2624,7 @@
       <w:pPr>
         <w:ind w:left="420" w:firstLineChars="100" w:firstLine="241"/>
         <w:rPr>
-          <w:rFonts w:ascii="宋体" w:eastAsia="宋体" w:hAnsi="宋体"/>
+          <w:rFonts w:ascii="宋体" w:eastAsia="宋体" w:hAnsi="宋体" w:hint="eastAsia"/>
           <w:b/>
           <w:bCs/>
           <w:color w:val="BFBFBF" w:themeColor="background1" w:themeShade="BF"/>
@@ -2789,6 +2663,7 @@
         </w:rPr>
         <w:t>“严格模式”：直接拦截。</w:t>
       </w:r>
+      <w:bookmarkEnd w:id="0"/>
     </w:p>
     <w:sectPr>
       <w:pgSz w:w="11906" w:h="16838"/>
@@ -4970,6 +4845,7 @@
   <w:style w:type="character" w:default="1" w:styleId="a0">
     <w:name w:val="Default Paragraph Font"/>
     <w:uiPriority w:val="1"/>
+    <w:semiHidden/>
     <w:unhideWhenUsed/>
   </w:style>
   <w:style w:type="table" w:default="1" w:styleId="a1">

--- a/(新)技术路线.docx
+++ b/(新)技术路线.docx
@@ -38,7 +38,21 @@
           <w:rFonts w:ascii="宋体" w:eastAsia="宋体" w:hAnsi="宋体" w:hint="eastAsia"/>
           <w:sz w:val="24"/>
         </w:rPr>
-        <w:t>数据层：只收集当前最新有效的政策文件。</w:t>
+        <w:t>数据层：收集当前最新有效的政策文件</w:t>
+      </w:r>
+      <w:r>
+        <w:rPr>
+          <w:rFonts w:ascii="宋体" w:eastAsia="宋体" w:hAnsi="宋体" w:hint="eastAsia"/>
+          <w:sz w:val="24"/>
+        </w:rPr>
+        <w:t>和14年的环境保护法</w:t>
+      </w:r>
+      <w:r>
+        <w:rPr>
+          <w:rFonts w:ascii="宋体" w:eastAsia="宋体" w:hAnsi="宋体" w:hint="eastAsia"/>
+          <w:sz w:val="24"/>
+        </w:rPr>
+        <w:t>。</w:t>
       </w:r>
     </w:p>
     <w:p>
@@ -76,7 +90,21 @@
           <w:rFonts w:ascii="宋体" w:eastAsia="宋体" w:hAnsi="宋体" w:hint="eastAsia"/>
           <w:sz w:val="24"/>
         </w:rPr>
-        <w:t>检索层：图谱查硬规则，向量库查软条款。</w:t>
+        <w:t>检索层：图谱查硬规则，向量库查软条款</w:t>
+      </w:r>
+      <w:r>
+        <w:rPr>
+          <w:rFonts w:ascii="宋体" w:eastAsia="宋体" w:hAnsi="宋体" w:hint="eastAsia"/>
+          <w:sz w:val="24"/>
+        </w:rPr>
+        <w:t>，政策信号雷达模块分析监管风向</w:t>
+      </w:r>
+      <w:r>
+        <w:rPr>
+          <w:rFonts w:ascii="宋体" w:eastAsia="宋体" w:hAnsi="宋体" w:hint="eastAsia"/>
+          <w:sz w:val="24"/>
+        </w:rPr>
+        <w:t>。</w:t>
       </w:r>
     </w:p>
     <w:p>
@@ -95,7 +123,7 @@
           <w:rFonts w:ascii="宋体" w:eastAsia="宋体" w:hAnsi="宋体" w:hint="eastAsia"/>
           <w:sz w:val="24"/>
         </w:rPr>
-        <w:t>决策层：利用大模型（LLM）的逻辑推理能力来处理“新旧/特普冲突”（通过Prompt指令实现，而非代码逻辑）。</w:t>
+        <w:t>决策层：利用大模型（LLM）的逻辑推理能力来处理（通过Prompt指令实现，而非代码逻辑）。</w:t>
       </w:r>
     </w:p>
     <w:p>
@@ -167,7 +195,40 @@
           <w:rFonts w:ascii="宋体" w:eastAsia="宋体" w:hAnsi="宋体" w:hint="eastAsia"/>
           <w:sz w:val="24"/>
         </w:rPr>
-        <w:t>数据收集（最新版）</w:t>
+        <w:t>数据收集（最新版</w:t>
+      </w:r>
+      <w:r>
+        <w:rPr>
+          <w:rFonts w:ascii="宋体" w:eastAsia="宋体" w:hAnsi="宋体" w:hint="eastAsia"/>
+          <w:sz w:val="24"/>
+        </w:rPr>
+        <w:t>和14年环境保护法</w:t>
+      </w:r>
+      <w:r>
+        <w:rPr>
+          <w:rFonts w:ascii="宋体" w:eastAsia="宋体" w:hAnsi="宋体" w:hint="eastAsia"/>
+          <w:sz w:val="24"/>
+        </w:rPr>
+        <w:t>）</w:t>
+      </w:r>
+    </w:p>
+    <w:p>
+      <w:pPr>
+        <w:numPr>
+          <w:ilvl w:val="0"/>
+          <w:numId w:val="2"/>
+        </w:numPr>
+        <w:rPr>
+          <w:rFonts w:ascii="宋体" w:eastAsia="宋体" w:hAnsi="宋体" w:hint="eastAsia"/>
+          <w:sz w:val="24"/>
+        </w:rPr>
+      </w:pPr>
+      <w:r>
+        <w:rPr>
+          <w:rFonts w:ascii="宋体" w:eastAsia="宋体" w:hAnsi="宋体" w:hint="eastAsia"/>
+          <w:sz w:val="24"/>
+        </w:rPr>
+        <w:t>数据清洗（Excel + Python脚本）</w:t>
       </w:r>
     </w:p>
     <w:p>
@@ -181,14 +242,157 @@
           <w:sz w:val="24"/>
         </w:rPr>
       </w:pPr>
-      <w:r>
-        <w:rPr>
-          <w:rFonts w:ascii="宋体" w:eastAsia="宋体" w:hAnsi="宋体" w:hint="eastAsia"/>
-          <w:sz w:val="24"/>
-        </w:rPr>
-        <w:t>法律法规：只下载2023年《青藏高原生态保护法》及五省区现行有效的条例。不要下载历史版本。</w:t>
-      </w:r>
-    </w:p>
+      <w:bookmarkStart w:id="1" w:name="OLE_LINK4"/>
+      <w:r>
+        <w:rPr>
+          <w:rFonts w:ascii="宋体" w:eastAsia="宋体" w:hAnsi="宋体" w:hint="eastAsia"/>
+          <w:sz w:val="24"/>
+        </w:rPr>
+        <w:t>任务A（构建图谱数据）：</w:t>
+      </w:r>
+    </w:p>
+    <w:p>
+      <w:pPr>
+        <w:numPr>
+          <w:ilvl w:val="2"/>
+          <w:numId w:val="2"/>
+        </w:numPr>
+        <w:rPr>
+          <w:rFonts w:ascii="宋体" w:eastAsia="宋体" w:hAnsi="宋体" w:hint="eastAsia"/>
+          <w:sz w:val="24"/>
+        </w:rPr>
+      </w:pPr>
+      <w:r>
+        <w:rPr>
+          <w:rFonts w:ascii="宋体" w:eastAsia="宋体" w:hAnsi="宋体" w:hint="eastAsia"/>
+          <w:sz w:val="24"/>
+        </w:rPr>
+        <w:t>打开《</w:t>
+      </w:r>
+      <w:r>
+        <w:rPr>
+          <w:rFonts w:ascii="宋体" w:eastAsia="宋体" w:hAnsi="宋体" w:hint="eastAsia"/>
+          <w:sz w:val="24"/>
+        </w:rPr>
+        <w:t>已融合_准入</w:t>
+      </w:r>
+      <w:r>
+        <w:rPr>
+          <w:rFonts w:ascii="宋体" w:eastAsia="宋体" w:hAnsi="宋体" w:hint="eastAsia"/>
+          <w:sz w:val="24"/>
+        </w:rPr>
+        <w:t>清单》Excel。</w:t>
+      </w:r>
+    </w:p>
+    <w:p>
+      <w:pPr>
+        <w:numPr>
+          <w:ilvl w:val="2"/>
+          <w:numId w:val="2"/>
+        </w:numPr>
+        <w:rPr>
+          <w:rFonts w:ascii="宋体" w:eastAsia="宋体" w:hAnsi="宋体" w:hint="eastAsia"/>
+          <w:sz w:val="24"/>
+        </w:rPr>
+      </w:pPr>
+      <w:r>
+        <w:rPr>
+          <w:rFonts w:ascii="宋体" w:eastAsia="宋体" w:hAnsi="宋体" w:hint="eastAsia"/>
+          <w:sz w:val="24"/>
+        </w:rPr>
+        <w:t>手动</w:t>
+      </w:r>
+      <w:r>
+        <w:rPr>
+          <w:rFonts w:ascii="宋体" w:eastAsia="宋体" w:hAnsi="宋体" w:hint="eastAsia"/>
+          <w:sz w:val="24"/>
+        </w:rPr>
+        <w:t>提取</w:t>
+      </w:r>
+      <w:r>
+        <w:rPr>
+          <w:rFonts w:ascii="宋体" w:eastAsia="宋体" w:hAnsi="宋体" w:hint="eastAsia"/>
+          <w:sz w:val="24"/>
+        </w:rPr>
+        <w:t>：</w:t>
+      </w:r>
+      <w:r>
+        <w:rPr>
+          <w:rFonts w:ascii="宋体" w:eastAsia="宋体" w:hAnsi="宋体"/>
+          <w:sz w:val="24"/>
+        </w:rPr>
+        <w:t>管控单元名称</w:t>
+      </w:r>
+      <w:r>
+        <w:rPr>
+          <w:rFonts w:ascii="宋体" w:eastAsia="宋体" w:hAnsi="宋体" w:hint="eastAsia"/>
+          <w:sz w:val="24"/>
+        </w:rPr>
+        <w:t>（如：三江源保护区）、</w:t>
+      </w:r>
+      <w:r>
+        <w:rPr>
+          <w:rFonts w:ascii="宋体" w:eastAsia="宋体" w:hAnsi="宋体"/>
+          <w:sz w:val="24"/>
+        </w:rPr>
+        <w:t>涉及产业</w:t>
+      </w:r>
+      <w:r>
+        <w:rPr>
+          <w:rFonts w:ascii="宋体" w:eastAsia="宋体" w:hAnsi="宋体" w:hint="eastAsia"/>
+          <w:sz w:val="24"/>
+        </w:rPr>
+        <w:t>（如：采矿）、</w:t>
+      </w:r>
+      <w:r>
+        <w:rPr>
+          <w:rFonts w:ascii="宋体" w:eastAsia="宋体" w:hAnsi="宋体"/>
+          <w:sz w:val="24"/>
+        </w:rPr>
+        <w:t>管控要求</w:t>
+      </w:r>
+      <w:r>
+        <w:rPr>
+          <w:rFonts w:ascii="宋体" w:eastAsia="宋体" w:hAnsi="宋体" w:hint="eastAsia"/>
+          <w:sz w:val="24"/>
+        </w:rPr>
+        <w:t>（如：禁止）。</w:t>
+      </w:r>
+    </w:p>
+    <w:p>
+      <w:pPr>
+        <w:numPr>
+          <w:ilvl w:val="2"/>
+          <w:numId w:val="2"/>
+        </w:numPr>
+        <w:rPr>
+          <w:rFonts w:ascii="宋体" w:eastAsia="宋体" w:hAnsi="宋体" w:hint="eastAsia"/>
+          <w:sz w:val="24"/>
+        </w:rPr>
+      </w:pPr>
+      <w:r>
+        <w:rPr>
+          <w:rFonts w:ascii="宋体" w:eastAsia="宋体" w:hAnsi="宋体" w:hint="eastAsia"/>
+          <w:sz w:val="24"/>
+        </w:rPr>
+        <w:t>保存为 </w:t>
+      </w:r>
+      <w:r>
+        <w:rPr>
+          <w:rFonts w:ascii="宋体" w:eastAsia="宋体" w:hAnsi="宋体"/>
+          <w:sz w:val="24"/>
+        </w:rPr>
+        <w:t>rules.csv</w:t>
+      </w:r>
+      <w:r>
+        <w:rPr>
+          <w:rFonts w:ascii="宋体" w:eastAsia="宋体" w:hAnsi="宋体" w:hint="eastAsia"/>
+          <w:sz w:val="24"/>
+        </w:rPr>
+        <w:t>。这就是你的图谱数据源。</w:t>
+      </w:r>
+    </w:p>
+    <w:bookmarkEnd w:id="1"/>
     <w:p>
       <w:pPr>
         <w:numPr>
@@ -205,65 +409,7 @@
           <w:rFonts w:ascii="宋体" w:eastAsia="宋体" w:hAnsi="宋体" w:hint="eastAsia"/>
           <w:sz w:val="24"/>
         </w:rPr>
-        <w:t>管控清单：下载各省最新的《生态环境准入清单》（通常是Excel格式）。</w:t>
-      </w:r>
-    </w:p>
-    <w:p>
-      <w:pPr>
-        <w:numPr>
-          <w:ilvl w:val="1"/>
-          <w:numId w:val="2"/>
-        </w:numPr>
-        <w:rPr>
-          <w:rFonts w:ascii="宋体" w:eastAsia="宋体" w:hAnsi="宋体" w:hint="eastAsia"/>
-          <w:sz w:val="24"/>
-        </w:rPr>
-      </w:pPr>
-      <w:r>
-        <w:rPr>
-          <w:rFonts w:ascii="宋体" w:eastAsia="宋体" w:hAnsi="宋体" w:hint="eastAsia"/>
-          <w:sz w:val="24"/>
-        </w:rPr>
-        <w:t>行业名录：下载《建设项目环境影响评价分类管理名录》（2021版）。</w:t>
-      </w:r>
-    </w:p>
-    <w:p>
-      <w:pPr>
-        <w:numPr>
-          <w:ilvl w:val="0"/>
-          <w:numId w:val="2"/>
-        </w:numPr>
-        <w:rPr>
-          <w:rFonts w:ascii="宋体" w:eastAsia="宋体" w:hAnsi="宋体" w:hint="eastAsia"/>
-          <w:sz w:val="24"/>
-        </w:rPr>
-      </w:pPr>
-      <w:r>
-        <w:rPr>
-          <w:rFonts w:ascii="宋体" w:eastAsia="宋体" w:hAnsi="宋体" w:hint="eastAsia"/>
-          <w:sz w:val="24"/>
-        </w:rPr>
-        <w:t>数据清洗（Excel + Python脚本）</w:t>
-      </w:r>
-    </w:p>
-    <w:p>
-      <w:pPr>
-        <w:numPr>
-          <w:ilvl w:val="1"/>
-          <w:numId w:val="2"/>
-        </w:numPr>
-        <w:rPr>
-          <w:rFonts w:ascii="宋体" w:eastAsia="宋体" w:hAnsi="宋体" w:hint="eastAsia"/>
-          <w:sz w:val="24"/>
-        </w:rPr>
-      </w:pPr>
-      <w:bookmarkStart w:id="1" w:name="OLE_LINK4"/>
-      <w:r>
-        <w:rPr>
-          <w:rFonts w:ascii="宋体" w:eastAsia="宋体" w:hAnsi="宋体" w:hint="eastAsia"/>
-          <w:sz w:val="24"/>
-        </w:rPr>
-        <w:t>任务A（构建图谱数据）：</w:t>
+        <w:t>任务B（构建向量库数据）</w:t>
       </w:r>
     </w:p>
     <w:p>
@@ -282,7 +428,7 @@
           <w:rFonts w:ascii="宋体" w:eastAsia="宋体" w:hAnsi="宋体" w:hint="eastAsia"/>
           <w:sz w:val="24"/>
         </w:rPr>
-        <w:t>打开《管控清单》Excel。</w:t>
+        <w:t>将法律全文复制为TXT文档。</w:t>
       </w:r>
     </w:p>
     <w:p>
@@ -301,49 +447,7 @@
           <w:rFonts w:ascii="宋体" w:eastAsia="宋体" w:hAnsi="宋体" w:hint="eastAsia"/>
           <w:sz w:val="24"/>
         </w:rPr>
-        <w:t>手动筛选出三列：</w:t>
-      </w:r>
-      <w:r>
-        <w:rPr>
-          <w:rFonts w:ascii="宋体" w:eastAsia="宋体" w:hAnsi="宋体"/>
-          <w:sz w:val="24"/>
-        </w:rPr>
-        <w:t>管控单元名称</w:t>
-      </w:r>
-      <w:r>
-        <w:rPr>
-          <w:rFonts w:ascii="宋体" w:eastAsia="宋体" w:hAnsi="宋体" w:hint="eastAsia"/>
-          <w:sz w:val="24"/>
-        </w:rPr>
-        <w:t>（如：三江源保护区）、</w:t>
-      </w:r>
-      <w:r>
-        <w:rPr>
-          <w:rFonts w:ascii="宋体" w:eastAsia="宋体" w:hAnsi="宋体"/>
-          <w:sz w:val="24"/>
-        </w:rPr>
-        <w:t>涉及产业</w:t>
-      </w:r>
-      <w:r>
-        <w:rPr>
-          <w:rFonts w:ascii="宋体" w:eastAsia="宋体" w:hAnsi="宋体" w:hint="eastAsia"/>
-          <w:sz w:val="24"/>
-        </w:rPr>
-        <w:t>（如：采矿）、</w:t>
-      </w:r>
-      <w:r>
-        <w:rPr>
-          <w:rFonts w:ascii="宋体" w:eastAsia="宋体" w:hAnsi="宋体"/>
-          <w:sz w:val="24"/>
-        </w:rPr>
-        <w:t>管控要求</w:t>
-      </w:r>
-      <w:r>
-        <w:rPr>
-          <w:rFonts w:ascii="宋体" w:eastAsia="宋体" w:hAnsi="宋体" w:hint="eastAsia"/>
-          <w:sz w:val="24"/>
-        </w:rPr>
-        <w:t>（如：禁止）。</w:t>
+        <w:t>按“条”进行切分（例如：“第一条...”、“第二条...”）。</w:t>
       </w:r>
     </w:p>
     <w:p>
@@ -364,97 +468,7 @@
         </w:rPr>
         <w:t>保存为 </w:t>
       </w:r>
-      <w:r>
-        <w:rPr>
-          <w:rFonts w:ascii="宋体" w:eastAsia="宋体" w:hAnsi="宋体"/>
-          <w:sz w:val="24"/>
-        </w:rPr>
-        <w:t>rules.csv</w:t>
-      </w:r>
-      <w:r>
-        <w:rPr>
-          <w:rFonts w:ascii="宋体" w:eastAsia="宋体" w:hAnsi="宋体" w:hint="eastAsia"/>
-          <w:sz w:val="24"/>
-        </w:rPr>
-        <w:t>。这就是你的图谱数据源。</w:t>
-      </w:r>
-    </w:p>
-    <w:bookmarkEnd w:id="1"/>
-    <w:p>
-      <w:pPr>
-        <w:numPr>
-          <w:ilvl w:val="1"/>
-          <w:numId w:val="2"/>
-        </w:numPr>
-        <w:rPr>
-          <w:rFonts w:ascii="宋体" w:eastAsia="宋体" w:hAnsi="宋体" w:hint="eastAsia"/>
-          <w:sz w:val="24"/>
-        </w:rPr>
-      </w:pPr>
-      <w:r>
-        <w:rPr>
-          <w:rFonts w:ascii="宋体" w:eastAsia="宋体" w:hAnsi="宋体" w:hint="eastAsia"/>
-          <w:sz w:val="24"/>
-        </w:rPr>
-        <w:t>任务B（构建向量库数据）</w:t>
-      </w:r>
-    </w:p>
-    <w:p>
-      <w:pPr>
-        <w:numPr>
-          <w:ilvl w:val="2"/>
-          <w:numId w:val="2"/>
-        </w:numPr>
-        <w:rPr>
-          <w:rFonts w:ascii="宋体" w:eastAsia="宋体" w:hAnsi="宋体" w:hint="eastAsia"/>
-          <w:sz w:val="24"/>
-        </w:rPr>
-      </w:pPr>
-      <w:r>
-        <w:rPr>
-          <w:rFonts w:ascii="宋体" w:eastAsia="宋体" w:hAnsi="宋体" w:hint="eastAsia"/>
-          <w:sz w:val="24"/>
-        </w:rPr>
-        <w:t>将法律全文复制为TXT文档。</w:t>
-      </w:r>
-    </w:p>
-    <w:p>
-      <w:pPr>
-        <w:numPr>
-          <w:ilvl w:val="2"/>
-          <w:numId w:val="2"/>
-        </w:numPr>
-        <w:rPr>
-          <w:rFonts w:ascii="宋体" w:eastAsia="宋体" w:hAnsi="宋体" w:hint="eastAsia"/>
-          <w:sz w:val="24"/>
-        </w:rPr>
-      </w:pPr>
-      <w:r>
-        <w:rPr>
-          <w:rFonts w:ascii="宋体" w:eastAsia="宋体" w:hAnsi="宋体" w:hint="eastAsia"/>
-          <w:sz w:val="24"/>
-        </w:rPr>
-        <w:t>按“条”进行切分（例如：“第一条...”、“第二条...”）。</w:t>
-      </w:r>
-    </w:p>
-    <w:p>
-      <w:pPr>
-        <w:numPr>
-          <w:ilvl w:val="2"/>
-          <w:numId w:val="2"/>
-        </w:numPr>
-        <w:rPr>
-          <w:rFonts w:ascii="宋体" w:eastAsia="宋体" w:hAnsi="宋体" w:hint="eastAsia"/>
-          <w:sz w:val="24"/>
-        </w:rPr>
-      </w:pPr>
-      <w:r>
-        <w:rPr>
-          <w:rFonts w:ascii="宋体" w:eastAsia="宋体" w:hAnsi="宋体" w:hint="eastAsia"/>
-          <w:sz w:val="24"/>
-        </w:rPr>
-        <w:t>保存为 </w:t>
-      </w:r>
+      <w:proofErr w:type="spellStart"/>
       <w:r>
         <w:rPr>
           <w:rFonts w:ascii="宋体" w:eastAsia="宋体" w:hAnsi="宋体"/>
@@ -462,6 +476,7 @@
         </w:rPr>
         <w:t>laws.jsonl</w:t>
       </w:r>
+      <w:proofErr w:type="spellEnd"/>
       <w:r>
         <w:rPr>
           <w:rFonts w:ascii="宋体" w:eastAsia="宋体" w:hAnsi="宋体" w:hint="eastAsia"/>
@@ -517,7 +532,6 @@
           <w:iCs/>
           <w:sz w:val="24"/>
         </w:rPr>
-        <w:lastRenderedPageBreak/>
         <w:t>目标：解决“明确禁止/允许”的秒级查询。</w:t>
       </w:r>
     </w:p>
@@ -608,6 +622,7 @@
           <w:rFonts w:ascii="宋体" w:eastAsia="宋体" w:hAnsi="宋体" w:hint="eastAsia"/>
           <w:sz w:val="24"/>
         </w:rPr>
+        <w:lastRenderedPageBreak/>
         <w:t>节点：</w:t>
       </w:r>
       <w:r>
@@ -740,10 +755,25 @@
     </w:p>
     <w:p>
       <w:pPr>
-        <w:numPr>
-          <w:ilvl w:val="1"/>
-          <w:numId w:val="3"/>
-        </w:numPr>
+        <w:rPr>
+          <w:rFonts w:ascii="宋体" w:eastAsia="宋体" w:hAnsi="宋体" w:hint="eastAsia"/>
+          <w:b/>
+          <w:bCs/>
+          <w:sz w:val="24"/>
+        </w:rPr>
+      </w:pPr>
+      <w:r>
+        <w:rPr>
+          <w:rFonts w:ascii="宋体" w:eastAsia="宋体" w:hAnsi="宋体" w:hint="eastAsia"/>
+          <w:b/>
+          <w:bCs/>
+          <w:sz w:val="24"/>
+        </w:rPr>
+        <w:t>第三步：混合检索系统（核心代码）</w:t>
+      </w:r>
+    </w:p>
+    <w:p>
+      <w:pPr>
         <w:rPr>
           <w:rFonts w:ascii="宋体" w:eastAsia="宋体" w:hAnsi="宋体" w:hint="eastAsia"/>
           <w:sz w:val="24"/>
@@ -756,26 +786,1435 @@
           <w:iCs/>
           <w:sz w:val="24"/>
         </w:rPr>
-        <w:t>注：这一步只需做一次，除非政策更新。</w:t>
-      </w:r>
-    </w:p>
-    <w:p>
-      <w:pPr>
-        <w:rPr>
-          <w:rFonts w:ascii="宋体" w:eastAsia="宋体" w:hAnsi="宋体" w:hint="eastAsia"/>
-          <w:b/>
-          <w:bCs/>
-          <w:sz w:val="24"/>
-        </w:rPr>
-      </w:pPr>
-      <w:r>
-        <w:rPr>
-          <w:rFonts w:ascii="宋体" w:eastAsia="宋体" w:hAnsi="宋体" w:hint="eastAsia"/>
-          <w:b/>
-          <w:bCs/>
-          <w:sz w:val="24"/>
-        </w:rPr>
-        <w:t>第三步：混合检索系统（核心代码）</w:t>
+        <w:t>目标：用户提问 -&gt; 系统找答案。</w:t>
+      </w:r>
+    </w:p>
+    <w:p>
+      <w:pPr>
+        <w:numPr>
+          <w:ilvl w:val="0"/>
+          <w:numId w:val="4"/>
+        </w:numPr>
+        <w:rPr>
+          <w:rFonts w:ascii="宋体" w:eastAsia="宋体" w:hAnsi="宋体" w:hint="eastAsia"/>
+          <w:sz w:val="24"/>
+        </w:rPr>
+      </w:pPr>
+      <w:bookmarkStart w:id="2" w:name="OLE_LINK3"/>
+      <w:r>
+        <w:rPr>
+          <w:rFonts w:ascii="宋体" w:eastAsia="宋体" w:hAnsi="宋体" w:hint="eastAsia"/>
+          <w:sz w:val="24"/>
+        </w:rPr>
+        <w:t>实体对齐（预处理）：</w:t>
+      </w:r>
+      <w:r>
+        <w:rPr>
+          <w:rFonts w:ascii="宋体" w:eastAsia="宋体" w:hAnsi="宋体" w:hint="eastAsia"/>
+          <w:b/>
+          <w:bCs/>
+          <w:color w:val="EE0000"/>
+          <w:sz w:val="24"/>
+        </w:rPr>
+        <w:t>//</w:t>
+      </w:r>
+      <w:r>
+        <w:rPr>
+          <w:rFonts w:ascii="宋体" w:eastAsia="宋体" w:hAnsi="宋体" w:hint="eastAsia"/>
+          <w:b/>
+          <w:bCs/>
+          <w:color w:val="EE0000"/>
+          <w:sz w:val="24"/>
+        </w:rPr>
+        <w:t>把用户说的非标准术语转为数据库里存的标准术语</w:t>
+      </w:r>
+      <w:r>
+        <w:rPr>
+          <w:rFonts w:ascii="宋体" w:eastAsia="宋体" w:hAnsi="宋体" w:hint="eastAsia"/>
+          <w:b/>
+          <w:bCs/>
+          <w:color w:val="EE0000"/>
+          <w:sz w:val="24"/>
+        </w:rPr>
+        <w:t>（</w:t>
+      </w:r>
+      <w:r>
+        <w:rPr>
+          <w:rFonts w:ascii="宋体" w:eastAsia="宋体" w:hAnsi="宋体" w:hint="eastAsia"/>
+          <w:b/>
+          <w:bCs/>
+          <w:color w:val="EE0000"/>
+          <w:sz w:val="24"/>
+        </w:rPr>
+        <w:t>映射字典中</w:t>
+      </w:r>
+      <w:r>
+        <w:rPr>
+          <w:rFonts w:ascii="宋体" w:eastAsia="宋体" w:hAnsi="宋体" w:hint="eastAsia"/>
+          <w:b/>
+          <w:bCs/>
+          <w:color w:val="EE0000"/>
+          <w:sz w:val="24"/>
+        </w:rPr>
+        <w:t>）</w:t>
+      </w:r>
+    </w:p>
+    <w:p>
+      <w:pPr>
+        <w:ind w:left="360"/>
+        <w:rPr>
+          <w:rFonts w:ascii="宋体" w:eastAsia="宋体" w:hAnsi="宋体" w:hint="eastAsia"/>
+          <w:sz w:val="24"/>
+        </w:rPr>
+      </w:pPr>
+      <w:r>
+        <w:rPr>
+          <w:rFonts w:ascii="宋体" w:eastAsia="宋体" w:hAnsi="宋体" w:hint="eastAsia"/>
+          <w:b/>
+          <w:bCs/>
+          <w:color w:val="EE0000"/>
+          <w:sz w:val="24"/>
+        </w:rPr>
+        <w:t>（</w:t>
+      </w:r>
+      <w:r>
+        <w:rPr>
+          <w:rFonts w:ascii="宋体" w:eastAsia="宋体" w:hAnsi="宋体"/>
+          <w:b/>
+          <w:bCs/>
+          <w:color w:val="C45911" w:themeColor="accent2" w:themeShade="BF"/>
+          <w:sz w:val="24"/>
+        </w:rPr>
+        <w:t>如果用户说了字典里没有的词</w:t>
+      </w:r>
+      <w:r>
+        <w:rPr>
+          <w:rFonts w:ascii="宋体" w:eastAsia="宋体" w:hAnsi="宋体" w:hint="eastAsia"/>
+          <w:b/>
+          <w:bCs/>
+          <w:color w:val="C45911" w:themeColor="accent2" w:themeShade="BF"/>
+          <w:sz w:val="24"/>
+        </w:rPr>
+        <w:t>，</w:t>
+      </w:r>
+      <w:r>
+        <w:rPr>
+          <w:rFonts w:ascii="宋体" w:eastAsia="宋体" w:hAnsi="宋体" w:hint="eastAsia"/>
+          <w:b/>
+          <w:bCs/>
+          <w:color w:val="C45911" w:themeColor="accent2" w:themeShade="BF"/>
+          <w:sz w:val="24"/>
+        </w:rPr>
+        <w:t>直接</w:t>
+      </w:r>
+      <w:r>
+        <w:rPr>
+          <w:rFonts w:ascii="宋体" w:eastAsia="宋体" w:hAnsi="宋体" w:hint="eastAsia"/>
+          <w:b/>
+          <w:bCs/>
+          <w:color w:val="C45911" w:themeColor="accent2" w:themeShade="BF"/>
+          <w:sz w:val="24"/>
+        </w:rPr>
+        <w:t>告诉用户“</w:t>
+      </w:r>
+      <w:r>
+        <w:rPr>
+          <w:rFonts w:ascii="宋体" w:eastAsia="宋体" w:hAnsi="宋体"/>
+          <w:b/>
+          <w:bCs/>
+          <w:color w:val="C45911" w:themeColor="accent2" w:themeShade="BF"/>
+          <w:sz w:val="24"/>
+        </w:rPr>
+        <w:t>未能在您的提问中识别到标准术语（如：战略性矿产, 三江源国家公园, 风力发电设施 等）。 为了确保回答的准确性，请您使用标准术语重新提问。</w:t>
+      </w:r>
+      <w:r>
+        <w:rPr>
+          <w:rFonts w:ascii="宋体" w:eastAsia="宋体" w:hAnsi="宋体" w:hint="eastAsia"/>
+          <w:b/>
+          <w:bCs/>
+          <w:color w:val="C45911" w:themeColor="accent2" w:themeShade="BF"/>
+          <w:sz w:val="24"/>
+        </w:rPr>
+        <w:t>”</w:t>
+      </w:r>
+      <w:r>
+        <w:rPr>
+          <w:rFonts w:ascii="宋体" w:eastAsia="宋体" w:hAnsi="宋体" w:hint="eastAsia"/>
+          <w:b/>
+          <w:bCs/>
+          <w:color w:val="C45911" w:themeColor="accent2" w:themeShade="BF"/>
+          <w:sz w:val="24"/>
+        </w:rPr>
+        <w:t>如果用户说正确了再继续执行下面的操作</w:t>
+      </w:r>
+      <w:r>
+        <w:rPr>
+          <w:rFonts w:ascii="宋体" w:eastAsia="宋体" w:hAnsi="宋体"/>
+          <w:b/>
+          <w:bCs/>
+          <w:color w:val="C45911" w:themeColor="accent2" w:themeShade="BF"/>
+          <w:sz w:val="24"/>
+        </w:rPr>
+        <w:t>。</w:t>
+      </w:r>
+      <w:r>
+        <w:rPr>
+          <w:rFonts w:ascii="宋体" w:eastAsia="宋体" w:hAnsi="宋体" w:hint="eastAsia"/>
+          <w:b/>
+          <w:bCs/>
+          <w:color w:val="EE0000"/>
+          <w:sz w:val="24"/>
+        </w:rPr>
+        <w:t>）</w:t>
+      </w:r>
+    </w:p>
+    <w:p>
+      <w:pPr>
+        <w:numPr>
+          <w:ilvl w:val="1"/>
+          <w:numId w:val="4"/>
+        </w:numPr>
+        <w:rPr>
+          <w:rFonts w:ascii="宋体" w:eastAsia="宋体" w:hAnsi="宋体" w:hint="eastAsia"/>
+          <w:sz w:val="24"/>
+        </w:rPr>
+      </w:pPr>
+      <w:r>
+        <w:rPr>
+          <w:rFonts w:ascii="宋体" w:eastAsia="宋体" w:hAnsi="宋体" w:hint="eastAsia"/>
+          <w:sz w:val="24"/>
+        </w:rPr>
+        <w:t>建立一个简单的 </w:t>
+      </w:r>
+      <w:proofErr w:type="spellStart"/>
+      <w:r>
+        <w:rPr>
+          <w:rFonts w:ascii="宋体" w:eastAsia="宋体" w:hAnsi="宋体"/>
+          <w:sz w:val="24"/>
+        </w:rPr>
+        <w:t>synonyms.json</w:t>
+      </w:r>
+      <w:proofErr w:type="spellEnd"/>
+      <w:r>
+        <w:rPr>
+          <w:rFonts w:ascii="宋体" w:eastAsia="宋体" w:hAnsi="宋体" w:hint="eastAsia"/>
+          <w:sz w:val="24"/>
+        </w:rPr>
+        <w:t> 字典。</w:t>
+      </w:r>
+    </w:p>
+    <w:p>
+      <w:pPr>
+        <w:numPr>
+          <w:ilvl w:val="1"/>
+          <w:numId w:val="4"/>
+        </w:numPr>
+        <w:rPr>
+          <w:rFonts w:ascii="宋体" w:eastAsia="宋体" w:hAnsi="宋体" w:hint="eastAsia"/>
+          <w:sz w:val="24"/>
+        </w:rPr>
+      </w:pPr>
+      <w:r>
+        <w:rPr>
+          <w:rFonts w:ascii="宋体" w:eastAsia="宋体" w:hAnsi="宋体" w:hint="eastAsia"/>
+          <w:sz w:val="24"/>
+        </w:rPr>
+        <w:t>Shitiduiqi.py</w:t>
+      </w:r>
+      <w:r>
+        <w:rPr>
+          <w:rFonts w:ascii="宋体" w:eastAsia="宋体" w:hAnsi="宋体" w:hint="eastAsia"/>
+          <w:sz w:val="24"/>
+        </w:rPr>
+        <w:t xml:space="preserve">代码逻辑：查字典 -&gt; </w:t>
+      </w:r>
+      <w:r>
+        <w:rPr>
+          <w:rFonts w:ascii="宋体" w:eastAsia="宋体" w:hAnsi="宋体" w:hint="eastAsia"/>
+          <w:sz w:val="24"/>
+        </w:rPr>
+        <w:t>找到则通过</w:t>
+      </w:r>
+      <w:proofErr w:type="spellStart"/>
+      <w:r>
+        <w:rPr>
+          <w:rFonts w:ascii="宋体" w:eastAsia="宋体" w:hAnsi="宋体"/>
+          <w:sz w:val="24"/>
+        </w:rPr>
+        <w:t>expanded_query</w:t>
+      </w:r>
+      <w:proofErr w:type="spellEnd"/>
+      <w:r>
+        <w:rPr>
+          <w:rFonts w:ascii="宋体" w:eastAsia="宋体" w:hAnsi="宋体" w:hint="eastAsia"/>
+          <w:sz w:val="24"/>
+        </w:rPr>
+        <w:t>将找到的标准词补充提问后面，找不到则拦截后面流程</w:t>
+      </w:r>
+      <w:r>
+        <w:rPr>
+          <w:rFonts w:ascii="宋体" w:eastAsia="宋体" w:hAnsi="宋体" w:hint="eastAsia"/>
+          <w:sz w:val="24"/>
+        </w:rPr>
+        <w:t>，返回给用户的回答里，通过模糊匹配算法给出用户可能想说的标准术语，让用户重新输入提问</w:t>
+      </w:r>
+      <w:r>
+        <w:rPr>
+          <w:rFonts w:ascii="宋体" w:eastAsia="宋体" w:hAnsi="宋体" w:hint="eastAsia"/>
+          <w:sz w:val="24"/>
+        </w:rPr>
+        <w:t>。</w:t>
+      </w:r>
+    </w:p>
+    <w:p>
+      <w:pPr>
+        <w:numPr>
+          <w:ilvl w:val="0"/>
+          <w:numId w:val="4"/>
+        </w:numPr>
+        <w:rPr>
+          <w:rFonts w:ascii="宋体" w:eastAsia="宋体" w:hAnsi="宋体" w:hint="eastAsia"/>
+          <w:sz w:val="24"/>
+        </w:rPr>
+      </w:pPr>
+      <w:bookmarkStart w:id="3" w:name="OLE_LINK1"/>
+      <w:bookmarkEnd w:id="2"/>
+      <w:r>
+        <w:rPr>
+          <w:rFonts w:ascii="宋体" w:eastAsia="宋体" w:hAnsi="宋体" w:hint="eastAsia"/>
+          <w:sz w:val="24"/>
+        </w:rPr>
+        <w:t>双路检索：</w:t>
+      </w:r>
+    </w:p>
+    <w:p>
+      <w:pPr>
+        <w:numPr>
+          <w:ilvl w:val="1"/>
+          <w:numId w:val="4"/>
+        </w:numPr>
+        <w:rPr>
+          <w:rFonts w:ascii="宋体" w:eastAsia="宋体" w:hAnsi="宋体" w:hint="eastAsia"/>
+          <w:sz w:val="24"/>
+        </w:rPr>
+      </w:pPr>
+      <w:r>
+        <w:rPr>
+          <w:rFonts w:ascii="宋体" w:eastAsia="宋体" w:hAnsi="宋体" w:hint="eastAsia"/>
+          <w:sz w:val="24"/>
+        </w:rPr>
+        <w:t>路径A（图谱查询）：</w:t>
+      </w:r>
+      <w:r>
+        <w:rPr>
+          <w:rFonts w:ascii="宋体" w:eastAsia="宋体" w:hAnsi="宋体" w:hint="eastAsia"/>
+          <w:b/>
+          <w:bCs/>
+          <w:color w:val="EE0000"/>
+          <w:sz w:val="24"/>
+        </w:rPr>
+        <w:t>//向量</w:t>
+      </w:r>
+      <w:r>
+        <w:rPr>
+          <w:rFonts w:ascii="宋体" w:eastAsia="宋体" w:hAnsi="宋体" w:hint="eastAsia"/>
+          <w:b/>
+          <w:bCs/>
+          <w:color w:val="EE0000"/>
+          <w:sz w:val="24"/>
+        </w:rPr>
+        <w:t>检索</w:t>
+      </w:r>
+      <w:r>
+        <w:rPr>
+          <w:rFonts w:ascii="宋体" w:eastAsia="宋体" w:hAnsi="宋体" w:hint="eastAsia"/>
+          <w:b/>
+          <w:bCs/>
+          <w:color w:val="EE0000"/>
+          <w:sz w:val="24"/>
+        </w:rPr>
+        <w:t>，关键词匹配</w:t>
+      </w:r>
+      <w:r>
+        <w:rPr>
+          <w:rFonts w:ascii="宋体" w:eastAsia="宋体" w:hAnsi="宋体" w:hint="eastAsia"/>
+          <w:b/>
+          <w:bCs/>
+          <w:color w:val="EE0000"/>
+          <w:sz w:val="24"/>
+        </w:rPr>
+        <w:t>可能</w:t>
+      </w:r>
+      <w:r>
+        <w:rPr>
+          <w:rFonts w:ascii="宋体" w:eastAsia="宋体" w:hAnsi="宋体" w:hint="eastAsia"/>
+          <w:b/>
+          <w:bCs/>
+          <w:color w:val="EE0000"/>
+          <w:sz w:val="24"/>
+        </w:rPr>
+        <w:t>更好</w:t>
+      </w:r>
+      <w:r>
+        <w:rPr>
+          <w:rFonts w:ascii="宋体" w:eastAsia="宋体" w:hAnsi="宋体" w:hint="eastAsia"/>
+          <w:b/>
+          <w:bCs/>
+          <w:color w:val="EE0000"/>
+          <w:sz w:val="24"/>
+        </w:rPr>
+        <w:t>？</w:t>
+      </w:r>
+    </w:p>
+    <w:p>
+      <w:pPr>
+        <w:ind w:left="1080"/>
+        <w:rPr>
+          <w:rFonts w:ascii="宋体" w:eastAsia="宋体" w:hAnsi="宋体" w:hint="eastAsia"/>
+          <w:sz w:val="24"/>
+        </w:rPr>
+      </w:pPr>
+      <w:r>
+        <w:rPr>
+          <w:rFonts w:ascii="宋体" w:eastAsia="宋体" w:hAnsi="宋体" w:hint="eastAsia"/>
+          <w:b/>
+          <w:bCs/>
+          <w:color w:val="EE0000"/>
+          <w:sz w:val="24"/>
+        </w:rPr>
+        <w:t>（</w:t>
+      </w:r>
+      <w:r>
+        <w:rPr>
+          <w:rFonts w:ascii="宋体" w:eastAsia="宋体" w:hAnsi="宋体" w:hint="eastAsia"/>
+          <w:b/>
+          <w:bCs/>
+          <w:color w:val="C45911" w:themeColor="accent2" w:themeShade="BF"/>
+          <w:sz w:val="24"/>
+        </w:rPr>
+        <w:t>不仅仅是判断建设项目是否被禁止，</w:t>
+      </w:r>
+      <w:r>
+        <w:rPr>
+          <w:rFonts w:ascii="宋体" w:eastAsia="宋体" w:hAnsi="宋体" w:hint="eastAsia"/>
+          <w:b/>
+          <w:bCs/>
+          <w:color w:val="C45911" w:themeColor="accent2" w:themeShade="BF"/>
+          <w:sz w:val="24"/>
+        </w:rPr>
+        <w:t>图谱的作用是在最终的回答里给出“禁止”“允许”“限制”等关系词，而给出的这个答案</w:t>
+      </w:r>
+      <w:r>
+        <w:rPr>
+          <w:rFonts w:ascii="宋体" w:eastAsia="宋体" w:hAnsi="宋体" w:hint="eastAsia"/>
+          <w:b/>
+          <w:bCs/>
+          <w:color w:val="C45911" w:themeColor="accent2" w:themeShade="BF"/>
+          <w:sz w:val="24"/>
+        </w:rPr>
+        <w:t>，</w:t>
+      </w:r>
+      <w:r>
+        <w:rPr>
+          <w:rFonts w:ascii="宋体" w:eastAsia="宋体" w:hAnsi="宋体" w:hint="eastAsia"/>
+          <w:b/>
+          <w:bCs/>
+          <w:color w:val="C45911" w:themeColor="accent2" w:themeShade="BF"/>
+          <w:sz w:val="24"/>
+        </w:rPr>
+        <w:t>是通过有逻辑的查找</w:t>
+      </w:r>
+      <w:r>
+        <w:rPr>
+          <w:rFonts w:ascii="宋体" w:eastAsia="宋体" w:hAnsi="宋体" w:hint="eastAsia"/>
+          <w:b/>
+          <w:bCs/>
+          <w:color w:val="C45911" w:themeColor="accent2" w:themeShade="BF"/>
+          <w:sz w:val="24"/>
+        </w:rPr>
+        <w:t>用户给出的建设项目与法律条文的关系得到的。</w:t>
+      </w:r>
+      <w:r>
+        <w:rPr>
+          <w:rFonts w:ascii="宋体" w:eastAsia="宋体" w:hAnsi="宋体" w:hint="eastAsia"/>
+          <w:b/>
+          <w:bCs/>
+          <w:color w:val="C45911" w:themeColor="accent2" w:themeShade="BF"/>
+          <w:sz w:val="24"/>
+        </w:rPr>
+        <w:t>向量检索和关键词匹配不能直接锁定这两者之间的逻辑关系</w:t>
+      </w:r>
+      <w:r>
+        <w:rPr>
+          <w:rFonts w:ascii="宋体" w:eastAsia="宋体" w:hAnsi="宋体" w:hint="eastAsia"/>
+          <w:b/>
+          <w:bCs/>
+          <w:color w:val="EE0000"/>
+          <w:sz w:val="24"/>
+        </w:rPr>
+        <w:t>）</w:t>
+      </w:r>
+    </w:p>
+    <w:p>
+      <w:pPr>
+        <w:numPr>
+          <w:ilvl w:val="2"/>
+          <w:numId w:val="4"/>
+        </w:numPr>
+        <w:rPr>
+          <w:rFonts w:ascii="宋体" w:eastAsia="宋体" w:hAnsi="宋体" w:hint="eastAsia"/>
+          <w:sz w:val="24"/>
+        </w:rPr>
+      </w:pPr>
+      <w:r>
+        <w:rPr>
+          <w:rFonts w:ascii="宋体" w:eastAsia="宋体" w:hAnsi="宋体" w:hint="eastAsia"/>
+          <w:sz w:val="24"/>
+        </w:rPr>
+        <w:t>用标准词去Neo4j查：</w:t>
+      </w:r>
+      <w:r>
+        <w:rPr>
+          <w:rFonts w:ascii="宋体" w:eastAsia="宋体" w:hAnsi="宋体"/>
+          <w:sz w:val="24"/>
+        </w:rPr>
+        <w:t>MATCH (</w:t>
+      </w:r>
+      <w:proofErr w:type="spellStart"/>
+      <w:r>
+        <w:rPr>
+          <w:rFonts w:ascii="宋体" w:eastAsia="宋体" w:hAnsi="宋体"/>
+          <w:sz w:val="24"/>
+        </w:rPr>
+        <w:t>u:Unit</w:t>
+      </w:r>
+      <w:proofErr w:type="spellEnd"/>
+      <w:r>
+        <w:rPr>
+          <w:rFonts w:ascii="宋体" w:eastAsia="宋体" w:hAnsi="宋体"/>
+          <w:sz w:val="24"/>
+        </w:rPr>
+        <w:t>)-[r]-(</w:t>
+      </w:r>
+      <w:proofErr w:type="spellStart"/>
+      <w:r>
+        <w:rPr>
+          <w:rFonts w:ascii="宋体" w:eastAsia="宋体" w:hAnsi="宋体"/>
+          <w:sz w:val="24"/>
+        </w:rPr>
+        <w:t>p:Project</w:t>
+      </w:r>
+      <w:proofErr w:type="spellEnd"/>
+      <w:r>
+        <w:rPr>
+          <w:rFonts w:ascii="宋体" w:eastAsia="宋体" w:hAnsi="宋体"/>
+          <w:sz w:val="24"/>
+        </w:rPr>
+        <w:t>) WHERE u.name='...' AND p.name='...' RETURN r</w:t>
+      </w:r>
+      <w:r>
+        <w:rPr>
+          <w:rFonts w:ascii="宋体" w:eastAsia="宋体" w:hAnsi="宋体" w:hint="eastAsia"/>
+          <w:sz w:val="24"/>
+        </w:rPr>
+        <w:t>。</w:t>
+      </w:r>
+    </w:p>
+    <w:p>
+      <w:pPr>
+        <w:numPr>
+          <w:ilvl w:val="2"/>
+          <w:numId w:val="4"/>
+        </w:numPr>
+        <w:rPr>
+          <w:rFonts w:ascii="宋体" w:eastAsia="宋体" w:hAnsi="宋体" w:hint="eastAsia"/>
+          <w:sz w:val="24"/>
+        </w:rPr>
+      </w:pPr>
+      <w:r>
+        <w:rPr>
+          <w:rFonts w:ascii="宋体" w:eastAsia="宋体" w:hAnsi="宋体" w:hint="eastAsia"/>
+          <w:sz w:val="24"/>
+        </w:rPr>
+        <w:t>结果：直接得到结论（如：</w:t>
+      </w:r>
+      <w:r>
+        <w:rPr>
+          <w:rFonts w:ascii="Segoe UI Emoji" w:eastAsia="宋体" w:hAnsi="Segoe UI Emoji" w:cs="Segoe UI Emoji"/>
+          <w:sz w:val="24"/>
+        </w:rPr>
+        <w:t>🔴</w:t>
+      </w:r>
+      <w:r>
+        <w:rPr>
+          <w:rFonts w:ascii="宋体" w:eastAsia="宋体" w:hAnsi="宋体" w:hint="eastAsia"/>
+          <w:sz w:val="24"/>
+        </w:rPr>
+        <w:t>禁止）。标记 </w:t>
+      </w:r>
+      <w:proofErr w:type="spellStart"/>
+      <w:r>
+        <w:rPr>
+          <w:rFonts w:ascii="宋体" w:eastAsia="宋体" w:hAnsi="宋体"/>
+          <w:sz w:val="24"/>
+        </w:rPr>
+        <w:t>has_kg_result</w:t>
+      </w:r>
+      <w:proofErr w:type="spellEnd"/>
+      <w:r>
+        <w:rPr>
+          <w:rFonts w:ascii="宋体" w:eastAsia="宋体" w:hAnsi="宋体"/>
+          <w:sz w:val="24"/>
+        </w:rPr>
+        <w:t xml:space="preserve"> = True</w:t>
+      </w:r>
+      <w:r>
+        <w:rPr>
+          <w:rFonts w:ascii="宋体" w:eastAsia="宋体" w:hAnsi="宋体" w:hint="eastAsia"/>
+          <w:sz w:val="24"/>
+        </w:rPr>
+        <w:t>。</w:t>
+      </w:r>
+    </w:p>
+    <w:p>
+      <w:pPr>
+        <w:numPr>
+          <w:ilvl w:val="1"/>
+          <w:numId w:val="4"/>
+        </w:numPr>
+        <w:rPr>
+          <w:rFonts w:ascii="宋体" w:eastAsia="宋体" w:hAnsi="宋体" w:hint="eastAsia"/>
+          <w:sz w:val="24"/>
+        </w:rPr>
+      </w:pPr>
+      <w:bookmarkStart w:id="4" w:name="OLE_LINK10"/>
+      <w:r>
+        <w:rPr>
+          <w:rFonts w:ascii="宋体" w:eastAsia="宋体" w:hAnsi="宋体" w:hint="eastAsia"/>
+          <w:sz w:val="24"/>
+        </w:rPr>
+        <w:t>路径B（向量检索）：</w:t>
+      </w:r>
+    </w:p>
+    <w:p>
+      <w:pPr>
+        <w:numPr>
+          <w:ilvl w:val="2"/>
+          <w:numId w:val="4"/>
+        </w:numPr>
+        <w:rPr>
+          <w:rFonts w:ascii="宋体" w:eastAsia="宋体" w:hAnsi="宋体" w:hint="eastAsia"/>
+          <w:sz w:val="24"/>
+        </w:rPr>
+      </w:pPr>
+      <w:r>
+        <w:rPr>
+          <w:rFonts w:ascii="宋体" w:eastAsia="宋体" w:hAnsi="宋体" w:hint="eastAsia"/>
+          <w:sz w:val="24"/>
+        </w:rPr>
+        <w:lastRenderedPageBreak/>
+        <w:t>使用 </w:t>
+      </w:r>
+      <w:proofErr w:type="spellStart"/>
+      <w:r>
+        <w:rPr>
+          <w:rFonts w:ascii="宋体" w:eastAsia="宋体" w:hAnsi="宋体" w:hint="eastAsia"/>
+          <w:sz w:val="24"/>
+        </w:rPr>
+        <w:t>LangChain</w:t>
+      </w:r>
+      <w:proofErr w:type="spellEnd"/>
+      <w:r>
+        <w:rPr>
+          <w:rFonts w:ascii="宋体" w:eastAsia="宋体" w:hAnsi="宋体" w:hint="eastAsia"/>
+          <w:sz w:val="24"/>
+        </w:rPr>
+        <w:t> 框架 + FAISS 向量库。</w:t>
+      </w:r>
+    </w:p>
+    <w:p>
+      <w:pPr>
+        <w:numPr>
+          <w:ilvl w:val="2"/>
+          <w:numId w:val="4"/>
+        </w:numPr>
+        <w:rPr>
+          <w:rFonts w:ascii="宋体" w:eastAsia="宋体" w:hAnsi="宋体" w:hint="eastAsia"/>
+          <w:sz w:val="24"/>
+        </w:rPr>
+      </w:pPr>
+      <w:r>
+        <w:rPr>
+          <w:rFonts w:ascii="宋体" w:eastAsia="宋体" w:hAnsi="宋体" w:hint="eastAsia"/>
+          <w:sz w:val="24"/>
+        </w:rPr>
+        <w:t>将用户问题向量化，在 </w:t>
+      </w:r>
+      <w:proofErr w:type="spellStart"/>
+      <w:r>
+        <w:rPr>
+          <w:rFonts w:ascii="宋体" w:eastAsia="宋体" w:hAnsi="宋体"/>
+          <w:sz w:val="24"/>
+        </w:rPr>
+        <w:t>laws.jsonl</w:t>
+      </w:r>
+      <w:proofErr w:type="spellEnd"/>
+      <w:r>
+        <w:rPr>
+          <w:rFonts w:ascii="宋体" w:eastAsia="宋体" w:hAnsi="宋体" w:hint="eastAsia"/>
+          <w:sz w:val="24"/>
+        </w:rPr>
+        <w:t> 中找最相似的Top-</w:t>
+      </w:r>
+      <w:r>
+        <w:rPr>
+          <w:rFonts w:ascii="宋体" w:eastAsia="宋体" w:hAnsi="宋体" w:hint="eastAsia"/>
+          <w:sz w:val="24"/>
+        </w:rPr>
+        <w:t>5</w:t>
+      </w:r>
+      <w:r>
+        <w:rPr>
+          <w:rFonts w:ascii="宋体" w:eastAsia="宋体" w:hAnsi="宋体" w:hint="eastAsia"/>
+          <w:sz w:val="24"/>
+        </w:rPr>
+        <w:t>条款。</w:t>
+      </w:r>
+    </w:p>
+    <w:p>
+      <w:pPr>
+        <w:numPr>
+          <w:ilvl w:val="2"/>
+          <w:numId w:val="4"/>
+        </w:numPr>
+        <w:rPr>
+          <w:rFonts w:ascii="宋体" w:eastAsia="宋体" w:hAnsi="宋体"/>
+          <w:sz w:val="24"/>
+        </w:rPr>
+      </w:pPr>
+      <w:r>
+        <w:rPr>
+          <w:rFonts w:ascii="宋体" w:eastAsia="宋体" w:hAnsi="宋体" w:hint="eastAsia"/>
+          <w:sz w:val="24"/>
+        </w:rPr>
+        <w:t>结果：得到</w:t>
+      </w:r>
+      <w:r>
+        <w:rPr>
+          <w:rFonts w:ascii="宋体" w:eastAsia="宋体" w:hAnsi="宋体" w:hint="eastAsia"/>
+          <w:sz w:val="24"/>
+        </w:rPr>
+        <w:t>5</w:t>
+      </w:r>
+      <w:r>
+        <w:rPr>
+          <w:rFonts w:ascii="宋体" w:eastAsia="宋体" w:hAnsi="宋体" w:hint="eastAsia"/>
+          <w:sz w:val="24"/>
+        </w:rPr>
+        <w:t>条相关的法律原文。</w:t>
+      </w:r>
+    </w:p>
+    <w:p>
+      <w:pPr>
+        <w:rPr>
+          <w:rFonts w:ascii="宋体" w:eastAsia="宋体" w:hAnsi="宋体" w:hint="eastAsia"/>
+          <w:b/>
+          <w:bCs/>
+          <w:color w:val="EE0000"/>
+          <w:sz w:val="24"/>
+        </w:rPr>
+      </w:pPr>
+      <w:r>
+        <w:rPr>
+          <w:rFonts w:ascii="宋体" w:eastAsia="宋体" w:hAnsi="宋体" w:hint="eastAsia"/>
+          <w:sz w:val="24"/>
+        </w:rPr>
+        <w:t>3.</w:t>
+      </w:r>
+      <w:r>
+        <w:rPr>
+          <w:rFonts w:ascii="宋体" w:eastAsia="宋体" w:hAnsi="宋体" w:hint="eastAsia"/>
+          <w:b/>
+          <w:bCs/>
+          <w:color w:val="EE0000"/>
+          <w:sz w:val="24"/>
+        </w:rPr>
+        <w:t xml:space="preserve"> </w:t>
+      </w:r>
+      <w:r>
+        <w:rPr>
+          <w:rFonts w:ascii="宋体" w:eastAsia="宋体" w:hAnsi="宋体" w:hint="eastAsia"/>
+          <w:b/>
+          <w:bCs/>
+          <w:color w:val="EE0000"/>
+          <w:sz w:val="24"/>
+        </w:rPr>
+        <w:t>分析当前监管风向：</w:t>
+      </w:r>
+    </w:p>
+    <w:p>
+      <w:pPr>
+        <w:ind w:left="420" w:firstLine="420"/>
+        <w:rPr>
+          <w:rFonts w:ascii="宋体" w:eastAsia="宋体" w:hAnsi="宋体" w:hint="eastAsia"/>
+          <w:b/>
+          <w:bCs/>
+          <w:sz w:val="24"/>
+        </w:rPr>
+      </w:pPr>
+      <w:r>
+        <w:rPr>
+          <w:rFonts w:ascii="宋体" w:eastAsia="宋体" w:hAnsi="宋体"/>
+          <w:b/>
+          <w:bCs/>
+          <w:sz w:val="24"/>
+        </w:rPr>
+        <w:t>第一步：数据准备</w:t>
+      </w:r>
+    </w:p>
+    <w:p>
+      <w:pPr>
+        <w:ind w:left="300" w:firstLine="420"/>
+        <w:rPr>
+          <w:rFonts w:ascii="宋体" w:eastAsia="宋体" w:hAnsi="宋体" w:hint="eastAsia"/>
+          <w:b/>
+          <w:bCs/>
+          <w:sz w:val="24"/>
+        </w:rPr>
+      </w:pPr>
+      <w:r>
+        <w:rPr>
+          <w:rFonts w:ascii="宋体" w:eastAsia="宋体" w:hAnsi="宋体" w:hint="eastAsia"/>
+          <w:b/>
+          <w:bCs/>
+          <w:sz w:val="24"/>
+        </w:rPr>
+        <w:t>给</w:t>
+      </w:r>
+      <w:proofErr w:type="spellStart"/>
+      <w:r>
+        <w:rPr>
+          <w:rFonts w:ascii="宋体" w:eastAsia="宋体" w:hAnsi="宋体" w:hint="eastAsia"/>
+          <w:b/>
+          <w:bCs/>
+          <w:sz w:val="24"/>
+        </w:rPr>
+        <w:t>l</w:t>
+      </w:r>
+      <w:r>
+        <w:rPr>
+          <w:rFonts w:ascii="宋体" w:eastAsia="宋体" w:hAnsi="宋体"/>
+          <w:b/>
+          <w:bCs/>
+          <w:sz w:val="24"/>
+        </w:rPr>
+        <w:t>aws.jsonl</w:t>
+      </w:r>
+      <w:proofErr w:type="spellEnd"/>
+      <w:r>
+        <w:rPr>
+          <w:rFonts w:ascii="宋体" w:eastAsia="宋体" w:hAnsi="宋体" w:hint="eastAsia"/>
+          <w:b/>
+          <w:bCs/>
+          <w:sz w:val="24"/>
+        </w:rPr>
+        <w:t>里的</w:t>
+      </w:r>
+      <w:r>
+        <w:rPr>
+          <w:rFonts w:ascii="宋体" w:eastAsia="宋体" w:hAnsi="宋体"/>
+          <w:b/>
+          <w:bCs/>
+          <w:sz w:val="24"/>
+        </w:rPr>
+        <w:t>每条数据打上两个“信号标签”：</w:t>
+      </w:r>
+    </w:p>
+    <w:p>
+      <w:pPr>
+        <w:numPr>
+          <w:ilvl w:val="0"/>
+          <w:numId w:val="8"/>
+        </w:numPr>
+        <w:rPr>
+          <w:rFonts w:ascii="宋体" w:eastAsia="宋体" w:hAnsi="宋体" w:hint="eastAsia"/>
+          <w:b/>
+          <w:bCs/>
+          <w:sz w:val="18"/>
+          <w:szCs w:val="18"/>
+        </w:rPr>
+      </w:pPr>
+      <w:r>
+        <w:rPr>
+          <w:rFonts w:ascii="宋体" w:eastAsia="宋体" w:hAnsi="宋体"/>
+          <w:b/>
+          <w:bCs/>
+          <w:sz w:val="18"/>
+          <w:szCs w:val="18"/>
+        </w:rPr>
+        <w:t>信号强度：</w:t>
+      </w:r>
+    </w:p>
+    <w:p>
+      <w:pPr>
+        <w:numPr>
+          <w:ilvl w:val="1"/>
+          <w:numId w:val="8"/>
+        </w:numPr>
+        <w:rPr>
+          <w:rFonts w:ascii="宋体" w:eastAsia="宋体" w:hAnsi="宋体" w:hint="eastAsia"/>
+          <w:b/>
+          <w:bCs/>
+          <w:sz w:val="18"/>
+          <w:szCs w:val="18"/>
+        </w:rPr>
+      </w:pPr>
+      <w:r>
+        <w:rPr>
+          <w:rFonts w:ascii="宋体" w:eastAsia="宋体" w:hAnsi="宋体"/>
+          <w:b/>
+          <w:bCs/>
+          <w:sz w:val="18"/>
+          <w:szCs w:val="18"/>
+        </w:rPr>
+        <w:t>强信号：法律名称包含“法”、“纲要”、“规划”、“决定”（通常代表国家大方向）。</w:t>
+      </w:r>
+    </w:p>
+    <w:p>
+      <w:pPr>
+        <w:numPr>
+          <w:ilvl w:val="1"/>
+          <w:numId w:val="8"/>
+        </w:numPr>
+        <w:rPr>
+          <w:rFonts w:ascii="宋体" w:eastAsia="宋体" w:hAnsi="宋体" w:hint="eastAsia"/>
+          <w:b/>
+          <w:bCs/>
+          <w:sz w:val="18"/>
+          <w:szCs w:val="18"/>
+        </w:rPr>
+      </w:pPr>
+      <w:r>
+        <w:rPr>
+          <w:rFonts w:ascii="宋体" w:eastAsia="宋体" w:hAnsi="宋体"/>
+          <w:b/>
+          <w:bCs/>
+          <w:sz w:val="18"/>
+          <w:szCs w:val="18"/>
+        </w:rPr>
+        <w:t>弱信号：法律名称包含“通知”、“办法”、“细则”（通常代表执行层面）。</w:t>
+      </w:r>
+    </w:p>
+    <w:p>
+      <w:pPr>
+        <w:numPr>
+          <w:ilvl w:val="0"/>
+          <w:numId w:val="8"/>
+        </w:numPr>
+        <w:rPr>
+          <w:rFonts w:ascii="宋体" w:eastAsia="宋体" w:hAnsi="宋体" w:hint="eastAsia"/>
+          <w:b/>
+          <w:bCs/>
+          <w:sz w:val="18"/>
+          <w:szCs w:val="18"/>
+        </w:rPr>
+      </w:pPr>
+      <w:r>
+        <w:rPr>
+          <w:rFonts w:ascii="宋体" w:eastAsia="宋体" w:hAnsi="宋体"/>
+          <w:b/>
+          <w:bCs/>
+          <w:sz w:val="18"/>
+          <w:szCs w:val="18"/>
+        </w:rPr>
+        <w:t>情感极性：</w:t>
+      </w:r>
+    </w:p>
+    <w:p>
+      <w:pPr>
+        <w:numPr>
+          <w:ilvl w:val="1"/>
+          <w:numId w:val="8"/>
+        </w:numPr>
+        <w:rPr>
+          <w:rFonts w:ascii="宋体" w:eastAsia="宋体" w:hAnsi="宋体" w:hint="eastAsia"/>
+          <w:b/>
+          <w:bCs/>
+          <w:sz w:val="18"/>
+          <w:szCs w:val="18"/>
+        </w:rPr>
+      </w:pPr>
+      <w:r>
+        <w:rPr>
+          <w:rFonts w:ascii="宋体" w:eastAsia="宋体" w:hAnsi="宋体"/>
+          <w:b/>
+          <w:bCs/>
+          <w:sz w:val="18"/>
+          <w:szCs w:val="18"/>
+        </w:rPr>
+        <w:t>收紧/禁止：包含“严禁”、“禁止”、“关停”、“红线”、“一票否决”。</w:t>
+      </w:r>
+    </w:p>
+    <w:p>
+      <w:pPr>
+        <w:numPr>
+          <w:ilvl w:val="1"/>
+          <w:numId w:val="8"/>
+        </w:numPr>
+        <w:rPr>
+          <w:rFonts w:ascii="宋体" w:eastAsia="宋体" w:hAnsi="宋体" w:hint="eastAsia"/>
+          <w:b/>
+          <w:bCs/>
+          <w:sz w:val="18"/>
+          <w:szCs w:val="18"/>
+        </w:rPr>
+      </w:pPr>
+      <w:r>
+        <w:rPr>
+          <w:rFonts w:ascii="宋体" w:eastAsia="宋体" w:hAnsi="宋体"/>
+          <w:b/>
+          <w:bCs/>
+          <w:sz w:val="18"/>
+          <w:szCs w:val="18"/>
+        </w:rPr>
+        <w:t>鼓励/支持：包含“鼓励”、“支持”、“试点”、“补贴”、“大力发展”。</w:t>
+      </w:r>
+    </w:p>
+    <w:p>
+      <w:pPr>
+        <w:ind w:left="420" w:firstLine="420"/>
+        <w:rPr>
+          <w:rFonts w:ascii="宋体" w:eastAsia="宋体" w:hAnsi="宋体" w:hint="eastAsia"/>
+          <w:b/>
+          <w:bCs/>
+          <w:sz w:val="24"/>
+        </w:rPr>
+      </w:pPr>
+      <w:bookmarkStart w:id="5" w:name="OLE_LINK2"/>
+      <w:r>
+        <w:rPr>
+          <w:rFonts w:ascii="宋体" w:eastAsia="宋体" w:hAnsi="宋体"/>
+          <w:b/>
+          <w:bCs/>
+          <w:sz w:val="24"/>
+        </w:rPr>
+        <w:t>第二步：独立模块逻辑</w:t>
+      </w:r>
+    </w:p>
+    <w:p>
+      <w:pPr>
+        <w:ind w:left="300" w:firstLine="420"/>
+        <w:rPr>
+          <w:rFonts w:ascii="宋体" w:eastAsia="宋体" w:hAnsi="宋体" w:hint="eastAsia"/>
+          <w:b/>
+          <w:bCs/>
+          <w:sz w:val="18"/>
+          <w:szCs w:val="18"/>
+        </w:rPr>
+      </w:pPr>
+      <w:bookmarkStart w:id="6" w:name="OLE_LINK5"/>
+      <w:r>
+        <w:rPr>
+          <w:rFonts w:ascii="宋体" w:eastAsia="宋体" w:hAnsi="宋体"/>
+          <w:b/>
+          <w:bCs/>
+          <w:sz w:val="18"/>
+          <w:szCs w:val="18"/>
+        </w:rPr>
+        <w:t>当用户提问“在三江源能不能采矿”时，</w:t>
+      </w:r>
+      <w:r>
+        <w:rPr>
+          <w:rFonts w:ascii="宋体" w:eastAsia="宋体" w:hAnsi="宋体" w:hint="eastAsia"/>
+          <w:b/>
+          <w:bCs/>
+          <w:sz w:val="18"/>
+          <w:szCs w:val="18"/>
+        </w:rPr>
+        <w:t>会在这个独立模块里进行检索</w:t>
+      </w:r>
+      <w:r>
+        <w:rPr>
+          <w:rFonts w:ascii="宋体" w:eastAsia="宋体" w:hAnsi="宋体"/>
+          <w:b/>
+          <w:bCs/>
+          <w:sz w:val="18"/>
+          <w:szCs w:val="18"/>
+        </w:rPr>
+        <w:t>：</w:t>
+      </w:r>
+    </w:p>
+    <w:p>
+      <w:pPr>
+        <w:numPr>
+          <w:ilvl w:val="0"/>
+          <w:numId w:val="9"/>
+        </w:numPr>
+        <w:rPr>
+          <w:rFonts w:ascii="宋体" w:eastAsia="宋体" w:hAnsi="宋体" w:hint="eastAsia"/>
+          <w:b/>
+          <w:bCs/>
+          <w:sz w:val="18"/>
+          <w:szCs w:val="18"/>
+        </w:rPr>
+      </w:pPr>
+      <w:r>
+        <w:rPr>
+          <w:rFonts w:ascii="宋体" w:eastAsia="宋体" w:hAnsi="宋体"/>
+          <w:b/>
+          <w:bCs/>
+          <w:sz w:val="18"/>
+          <w:szCs w:val="18"/>
+        </w:rPr>
+        <w:t>提取关键词：从用户问题中提取核心词（如“采矿”、“三江源”）。</w:t>
+      </w:r>
+    </w:p>
+    <w:p>
+      <w:pPr>
+        <w:numPr>
+          <w:ilvl w:val="0"/>
+          <w:numId w:val="9"/>
+        </w:numPr>
+        <w:rPr>
+          <w:rFonts w:ascii="宋体" w:eastAsia="宋体" w:hAnsi="宋体" w:hint="eastAsia"/>
+          <w:b/>
+          <w:bCs/>
+          <w:sz w:val="18"/>
+          <w:szCs w:val="18"/>
+        </w:rPr>
+      </w:pPr>
+      <w:r>
+        <w:rPr>
+          <w:rFonts w:ascii="宋体" w:eastAsia="宋体" w:hAnsi="宋体"/>
+          <w:b/>
+          <w:bCs/>
+          <w:sz w:val="18"/>
+          <w:szCs w:val="18"/>
+        </w:rPr>
+        <w:t>时间窗口扫描：</w:t>
+      </w:r>
+    </w:p>
+    <w:p>
+      <w:pPr>
+        <w:numPr>
+          <w:ilvl w:val="1"/>
+          <w:numId w:val="9"/>
+        </w:numPr>
+        <w:rPr>
+          <w:rFonts w:ascii="宋体" w:eastAsia="宋体" w:hAnsi="宋体" w:hint="eastAsia"/>
+          <w:b/>
+          <w:bCs/>
+          <w:sz w:val="18"/>
+          <w:szCs w:val="18"/>
+        </w:rPr>
+      </w:pPr>
+      <w:r>
+        <w:rPr>
+          <w:rFonts w:ascii="宋体" w:eastAsia="宋体" w:hAnsi="宋体"/>
+          <w:b/>
+          <w:bCs/>
+          <w:sz w:val="18"/>
+          <w:szCs w:val="18"/>
+        </w:rPr>
+        <w:t>统计20</w:t>
+      </w:r>
+      <w:r>
+        <w:rPr>
+          <w:rFonts w:ascii="宋体" w:eastAsia="宋体" w:hAnsi="宋体" w:hint="eastAsia"/>
+          <w:b/>
+          <w:bCs/>
+          <w:sz w:val="18"/>
+          <w:szCs w:val="18"/>
+        </w:rPr>
+        <w:t>17</w:t>
+      </w:r>
+      <w:r>
+        <w:rPr>
+          <w:rFonts w:ascii="宋体" w:eastAsia="宋体" w:hAnsi="宋体"/>
+          <w:b/>
+          <w:bCs/>
+          <w:sz w:val="18"/>
+          <w:szCs w:val="18"/>
+        </w:rPr>
+        <w:t>-20</w:t>
+      </w:r>
+      <w:r>
+        <w:rPr>
+          <w:rFonts w:ascii="宋体" w:eastAsia="宋体" w:hAnsi="宋体" w:hint="eastAsia"/>
+          <w:b/>
+          <w:bCs/>
+          <w:sz w:val="18"/>
+          <w:szCs w:val="18"/>
+        </w:rPr>
+        <w:t>24</w:t>
+      </w:r>
+      <w:r>
+        <w:rPr>
+          <w:rFonts w:ascii="宋体" w:eastAsia="宋体" w:hAnsi="宋体"/>
+          <w:b/>
+          <w:bCs/>
+          <w:sz w:val="18"/>
+          <w:szCs w:val="18"/>
+        </w:rPr>
+        <w:t>涉及这些关键词的法律法规数量。</w:t>
+      </w:r>
+    </w:p>
+    <w:p>
+      <w:pPr>
+        <w:numPr>
+          <w:ilvl w:val="1"/>
+          <w:numId w:val="9"/>
+        </w:numPr>
+        <w:rPr>
+          <w:rFonts w:ascii="宋体" w:eastAsia="宋体" w:hAnsi="宋体" w:hint="eastAsia"/>
+          <w:b/>
+          <w:bCs/>
+          <w:sz w:val="18"/>
+          <w:szCs w:val="18"/>
+        </w:rPr>
+      </w:pPr>
+      <w:r>
+        <w:rPr>
+          <w:rFonts w:ascii="宋体" w:eastAsia="宋体" w:hAnsi="宋体"/>
+          <w:b/>
+          <w:bCs/>
+          <w:sz w:val="18"/>
+          <w:szCs w:val="18"/>
+        </w:rPr>
+        <w:t>统计2</w:t>
+      </w:r>
+      <w:r>
+        <w:rPr>
+          <w:rFonts w:ascii="宋体" w:eastAsia="宋体" w:hAnsi="宋体" w:hint="eastAsia"/>
+          <w:b/>
+          <w:bCs/>
+          <w:sz w:val="18"/>
+          <w:szCs w:val="18"/>
+        </w:rPr>
+        <w:t>014</w:t>
+      </w:r>
+      <w:r>
+        <w:rPr>
+          <w:rFonts w:ascii="宋体" w:eastAsia="宋体" w:hAnsi="宋体"/>
+          <w:b/>
+          <w:bCs/>
+          <w:sz w:val="18"/>
+          <w:szCs w:val="18"/>
+        </w:rPr>
+        <w:t>的数量。</w:t>
+      </w:r>
+    </w:p>
+    <w:p>
+      <w:pPr>
+        <w:numPr>
+          <w:ilvl w:val="0"/>
+          <w:numId w:val="9"/>
+        </w:numPr>
+        <w:rPr>
+          <w:rFonts w:ascii="宋体" w:eastAsia="宋体" w:hAnsi="宋体" w:hint="eastAsia"/>
+          <w:b/>
+          <w:bCs/>
+          <w:sz w:val="18"/>
+          <w:szCs w:val="18"/>
+        </w:rPr>
+      </w:pPr>
+      <w:r>
+        <w:rPr>
+          <w:rFonts w:ascii="宋体" w:eastAsia="宋体" w:hAnsi="宋体"/>
+          <w:b/>
+          <w:bCs/>
+          <w:sz w:val="18"/>
+          <w:szCs w:val="18"/>
+        </w:rPr>
+        <w:t>计算趋势指数：</w:t>
+      </w:r>
+    </w:p>
+    <w:p>
+      <w:pPr>
+        <w:numPr>
+          <w:ilvl w:val="1"/>
+          <w:numId w:val="9"/>
+        </w:numPr>
+        <w:rPr>
+          <w:rFonts w:ascii="宋体" w:eastAsia="宋体" w:hAnsi="宋体" w:hint="eastAsia"/>
+          <w:b/>
+          <w:bCs/>
+          <w:sz w:val="18"/>
+          <w:szCs w:val="18"/>
+        </w:rPr>
+      </w:pPr>
+      <w:r>
+        <w:rPr>
+          <w:rFonts w:ascii="宋体" w:eastAsia="宋体" w:hAnsi="宋体"/>
+          <w:b/>
+          <w:bCs/>
+          <w:sz w:val="18"/>
+          <w:szCs w:val="18"/>
+        </w:rPr>
+        <w:t>如果 近期数量 &gt; 过去数量 且 近期“收紧”词汇占比高 = 监管剧烈收紧（红色预警）。</w:t>
+      </w:r>
+    </w:p>
+    <w:p>
+      <w:pPr>
+        <w:numPr>
+          <w:ilvl w:val="1"/>
+          <w:numId w:val="9"/>
+        </w:numPr>
+        <w:rPr>
+          <w:rFonts w:ascii="宋体" w:eastAsia="宋体" w:hAnsi="宋体" w:hint="eastAsia"/>
+          <w:b/>
+          <w:bCs/>
+          <w:sz w:val="18"/>
+          <w:szCs w:val="18"/>
+        </w:rPr>
+      </w:pPr>
+      <w:r>
+        <w:rPr>
+          <w:rFonts w:ascii="宋体" w:eastAsia="宋体" w:hAnsi="宋体"/>
+          <w:b/>
+          <w:bCs/>
+          <w:sz w:val="18"/>
+          <w:szCs w:val="18"/>
+        </w:rPr>
+        <w:t>如果 近期数量 &gt; 过去数量 且 近期“鼓励”词汇占比高 = 政策红利期（绿色机会）。</w:t>
+      </w:r>
+    </w:p>
+    <w:p>
+      <w:pPr>
+        <w:numPr>
+          <w:ilvl w:val="1"/>
+          <w:numId w:val="9"/>
+        </w:numPr>
+        <w:rPr>
+          <w:rFonts w:ascii="宋体" w:eastAsia="宋体" w:hAnsi="宋体" w:hint="eastAsia"/>
+          <w:b/>
+          <w:bCs/>
+          <w:sz w:val="18"/>
+          <w:szCs w:val="18"/>
+        </w:rPr>
+      </w:pPr>
+      <w:r>
+        <w:rPr>
+          <w:rFonts w:ascii="宋体" w:eastAsia="宋体" w:hAnsi="宋体"/>
+          <w:b/>
+          <w:bCs/>
+          <w:sz w:val="18"/>
+          <w:szCs w:val="18"/>
+        </w:rPr>
+        <w:t>如果 数量持平 = 常态化监管。</w:t>
+      </w:r>
+    </w:p>
+    <w:bookmarkEnd w:id="5"/>
+    <w:bookmarkEnd w:id="6"/>
+    <w:p>
+      <w:pPr>
+        <w:ind w:left="420" w:firstLine="420"/>
+        <w:rPr>
+          <w:rFonts w:ascii="宋体" w:eastAsia="宋体" w:hAnsi="宋体" w:hint="eastAsia"/>
+          <w:b/>
+          <w:bCs/>
+          <w:sz w:val="24"/>
+        </w:rPr>
+      </w:pPr>
+      <w:r>
+        <w:rPr>
+          <w:rFonts w:ascii="宋体" w:eastAsia="宋体" w:hAnsi="宋体"/>
+          <w:b/>
+          <w:bCs/>
+          <w:sz w:val="24"/>
+        </w:rPr>
+        <w:lastRenderedPageBreak/>
+        <w:t>第三步：融合进最终回答</w:t>
+      </w:r>
+    </w:p>
+    <w:p>
+      <w:pPr>
+        <w:ind w:left="420"/>
+        <w:rPr>
+          <w:rFonts w:ascii="宋体" w:eastAsia="宋体" w:hAnsi="宋体" w:hint="eastAsia"/>
+          <w:sz w:val="24"/>
+        </w:rPr>
+      </w:pPr>
+    </w:p>
+    <w:bookmarkEnd w:id="3"/>
+    <w:bookmarkEnd w:id="4"/>
+    <w:p>
+      <w:pPr>
+        <w:rPr>
+          <w:rFonts w:ascii="宋体" w:eastAsia="宋体" w:hAnsi="宋体" w:hint="eastAsia"/>
+          <w:b/>
+          <w:bCs/>
+          <w:sz w:val="24"/>
+        </w:rPr>
+      </w:pPr>
+      <w:r>
+        <w:rPr>
+          <w:rFonts w:ascii="宋体" w:eastAsia="宋体" w:hAnsi="宋体" w:hint="eastAsia"/>
+          <w:b/>
+          <w:bCs/>
+          <w:sz w:val="24"/>
+        </w:rPr>
+        <w:t>第四步：提示词工程</w:t>
+      </w:r>
+      <w:r>
+        <w:rPr>
+          <w:rFonts w:ascii="宋体" w:eastAsia="宋体" w:hAnsi="宋体" w:hint="eastAsia"/>
+          <w:b/>
+          <w:bCs/>
+          <w:color w:val="EE0000"/>
+          <w:sz w:val="24"/>
+        </w:rPr>
+        <w:t>//预测未来</w:t>
+      </w:r>
+      <w:r>
+        <w:rPr>
+          <w:rFonts w:ascii="宋体" w:eastAsia="宋体" w:hAnsi="宋体" w:hint="eastAsia"/>
+          <w:b/>
+          <w:bCs/>
+          <w:color w:val="EE0000"/>
+          <w:sz w:val="24"/>
+        </w:rPr>
+        <w:t>，独立模块看政策的变化，再引入。(与检索联系在一起</w:t>
+      </w:r>
+      <w:r>
+        <w:rPr>
+          <w:rFonts w:ascii="宋体" w:eastAsia="宋体" w:hAnsi="宋体" w:hint="eastAsia"/>
+          <w:b/>
+          <w:bCs/>
+          <w:color w:val="EE0000"/>
+          <w:sz w:val="24"/>
+        </w:rPr>
+        <w:t>，新政策</w:t>
+      </w:r>
+      <w:r>
+        <w:rPr>
+          <w:rFonts w:ascii="宋体" w:eastAsia="宋体" w:hAnsi="宋体" w:hint="eastAsia"/>
+          <w:b/>
+          <w:bCs/>
+          <w:color w:val="EE0000"/>
+          <w:sz w:val="24"/>
+        </w:rPr>
+        <w:t>，</w:t>
+      </w:r>
+      <w:r>
+        <w:rPr>
+          <w:rFonts w:ascii="宋体" w:eastAsia="宋体" w:hAnsi="宋体" w:hint="eastAsia"/>
+          <w:b/>
+          <w:bCs/>
+          <w:color w:val="EE0000"/>
+          <w:sz w:val="24"/>
+        </w:rPr>
+        <w:t>旧政策分别看它的趋势</w:t>
+      </w:r>
+      <w:r>
+        <w:rPr>
+          <w:rFonts w:ascii="宋体" w:eastAsia="宋体" w:hAnsi="宋体" w:hint="eastAsia"/>
+          <w:b/>
+          <w:bCs/>
+          <w:color w:val="EE0000"/>
+          <w:sz w:val="24"/>
+        </w:rPr>
+        <w:t>)</w:t>
       </w:r>
     </w:p>
     <w:p>
@@ -792,762 +2231,6 @@
           <w:iCs/>
           <w:sz w:val="24"/>
         </w:rPr>
-        <w:t>目标：用户提问 -&gt; 系统找答案。</w:t>
-      </w:r>
-    </w:p>
-    <w:p>
-      <w:pPr>
-        <w:numPr>
-          <w:ilvl w:val="0"/>
-          <w:numId w:val="4"/>
-        </w:numPr>
-        <w:rPr>
-          <w:rFonts w:ascii="宋体" w:eastAsia="宋体" w:hAnsi="宋体" w:hint="eastAsia"/>
-          <w:sz w:val="24"/>
-        </w:rPr>
-      </w:pPr>
-      <w:bookmarkStart w:id="2" w:name="OLE_LINK3"/>
-      <w:r>
-        <w:rPr>
-          <w:rFonts w:ascii="宋体" w:eastAsia="宋体" w:hAnsi="宋体" w:hint="eastAsia"/>
-          <w:sz w:val="24"/>
-        </w:rPr>
-        <w:t>实体对齐（预处理）：</w:t>
-      </w:r>
-      <w:r>
-        <w:rPr>
-          <w:rFonts w:ascii="宋体" w:eastAsia="宋体" w:hAnsi="宋体" w:hint="eastAsia"/>
-          <w:b/>
-          <w:bCs/>
-          <w:color w:val="EE0000"/>
-          <w:sz w:val="24"/>
-        </w:rPr>
-        <w:t>//</w:t>
-      </w:r>
-      <w:r>
-        <w:rPr>
-          <w:rFonts w:ascii="宋体" w:eastAsia="宋体" w:hAnsi="宋体" w:hint="eastAsia"/>
-          <w:b/>
-          <w:bCs/>
-          <w:color w:val="EE0000"/>
-          <w:sz w:val="24"/>
-        </w:rPr>
-        <w:t>把用户说的非标准术语转为数据库里存的标准术语</w:t>
-      </w:r>
-      <w:r>
-        <w:rPr>
-          <w:rFonts w:ascii="宋体" w:eastAsia="宋体" w:hAnsi="宋体" w:hint="eastAsia"/>
-          <w:b/>
-          <w:bCs/>
-          <w:color w:val="EE0000"/>
-          <w:sz w:val="24"/>
-        </w:rPr>
-        <w:t>（</w:t>
-      </w:r>
-      <w:r>
-        <w:rPr>
-          <w:rFonts w:ascii="宋体" w:eastAsia="宋体" w:hAnsi="宋体" w:hint="eastAsia"/>
-          <w:b/>
-          <w:bCs/>
-          <w:color w:val="EE0000"/>
-          <w:sz w:val="24"/>
-        </w:rPr>
-        <w:t>映射字典中</w:t>
-      </w:r>
-      <w:r>
-        <w:rPr>
-          <w:rFonts w:ascii="宋体" w:eastAsia="宋体" w:hAnsi="宋体" w:hint="eastAsia"/>
-          <w:b/>
-          <w:bCs/>
-          <w:color w:val="EE0000"/>
-          <w:sz w:val="24"/>
-        </w:rPr>
-        <w:t>）</w:t>
-      </w:r>
-    </w:p>
-    <w:p>
-      <w:pPr>
-        <w:ind w:left="360"/>
-        <w:rPr>
-          <w:rFonts w:ascii="宋体" w:eastAsia="宋体" w:hAnsi="宋体" w:hint="eastAsia"/>
-          <w:sz w:val="24"/>
-        </w:rPr>
-      </w:pPr>
-      <w:r>
-        <w:rPr>
-          <w:rFonts w:ascii="宋体" w:eastAsia="宋体" w:hAnsi="宋体" w:hint="eastAsia"/>
-          <w:b/>
-          <w:bCs/>
-          <w:color w:val="EE0000"/>
-          <w:sz w:val="24"/>
-        </w:rPr>
-        <w:t>（</w:t>
-      </w:r>
-      <w:r>
-        <w:rPr>
-          <w:rFonts w:ascii="宋体" w:eastAsia="宋体" w:hAnsi="宋体"/>
-          <w:b/>
-          <w:bCs/>
-          <w:color w:val="C45911" w:themeColor="accent2" w:themeShade="BF"/>
-          <w:sz w:val="24"/>
-        </w:rPr>
-        <w:t>如果用户说了字典里没有的词</w:t>
-      </w:r>
-      <w:r>
-        <w:rPr>
-          <w:rFonts w:ascii="宋体" w:eastAsia="宋体" w:hAnsi="宋体" w:hint="eastAsia"/>
-          <w:b/>
-          <w:bCs/>
-          <w:color w:val="C45911" w:themeColor="accent2" w:themeShade="BF"/>
-          <w:sz w:val="24"/>
-        </w:rPr>
-        <w:t>，</w:t>
-      </w:r>
-      <w:r>
-        <w:rPr>
-          <w:rFonts w:ascii="宋体" w:eastAsia="宋体" w:hAnsi="宋体" w:hint="eastAsia"/>
-          <w:b/>
-          <w:bCs/>
-          <w:color w:val="C45911" w:themeColor="accent2" w:themeShade="BF"/>
-          <w:sz w:val="24"/>
-        </w:rPr>
-        <w:t>直接</w:t>
-      </w:r>
-      <w:r>
-        <w:rPr>
-          <w:rFonts w:ascii="宋体" w:eastAsia="宋体" w:hAnsi="宋体" w:hint="eastAsia"/>
-          <w:b/>
-          <w:bCs/>
-          <w:color w:val="C45911" w:themeColor="accent2" w:themeShade="BF"/>
-          <w:sz w:val="24"/>
-        </w:rPr>
-        <w:t>告诉用户“</w:t>
-      </w:r>
-      <w:r>
-        <w:rPr>
-          <w:rFonts w:ascii="宋体" w:eastAsia="宋体" w:hAnsi="宋体"/>
-          <w:b/>
-          <w:bCs/>
-          <w:color w:val="C45911" w:themeColor="accent2" w:themeShade="BF"/>
-          <w:sz w:val="24"/>
-        </w:rPr>
-        <w:t>未能在您的提问中识别到标准术语（如：战略性矿产, 三江源国家公园, 风力发电设施 等）。 为了确保回答的准确性，请您使用标准术语重新提问。</w:t>
-      </w:r>
-      <w:r>
-        <w:rPr>
-          <w:rFonts w:ascii="宋体" w:eastAsia="宋体" w:hAnsi="宋体" w:hint="eastAsia"/>
-          <w:b/>
-          <w:bCs/>
-          <w:color w:val="C45911" w:themeColor="accent2" w:themeShade="BF"/>
-          <w:sz w:val="24"/>
-        </w:rPr>
-        <w:t>”</w:t>
-      </w:r>
-      <w:r>
-        <w:rPr>
-          <w:rFonts w:ascii="宋体" w:eastAsia="宋体" w:hAnsi="宋体" w:hint="eastAsia"/>
-          <w:b/>
-          <w:bCs/>
-          <w:color w:val="C45911" w:themeColor="accent2" w:themeShade="BF"/>
-          <w:sz w:val="24"/>
-        </w:rPr>
-        <w:t>如果用户说正确了再继续执行下面的操作</w:t>
-      </w:r>
-      <w:r>
-        <w:rPr>
-          <w:rFonts w:ascii="宋体" w:eastAsia="宋体" w:hAnsi="宋体"/>
-          <w:b/>
-          <w:bCs/>
-          <w:color w:val="C45911" w:themeColor="accent2" w:themeShade="BF"/>
-          <w:sz w:val="24"/>
-        </w:rPr>
-        <w:t>。</w:t>
-      </w:r>
-      <w:r>
-        <w:rPr>
-          <w:rFonts w:ascii="宋体" w:eastAsia="宋体" w:hAnsi="宋体" w:hint="eastAsia"/>
-          <w:b/>
-          <w:bCs/>
-          <w:color w:val="EE0000"/>
-          <w:sz w:val="24"/>
-        </w:rPr>
-        <w:t>）</w:t>
-      </w:r>
-    </w:p>
-    <w:p>
-      <w:pPr>
-        <w:numPr>
-          <w:ilvl w:val="1"/>
-          <w:numId w:val="4"/>
-        </w:numPr>
-        <w:rPr>
-          <w:rFonts w:ascii="宋体" w:eastAsia="宋体" w:hAnsi="宋体" w:hint="eastAsia"/>
-          <w:sz w:val="24"/>
-        </w:rPr>
-      </w:pPr>
-      <w:r>
-        <w:rPr>
-          <w:rFonts w:ascii="宋体" w:eastAsia="宋体" w:hAnsi="宋体" w:hint="eastAsia"/>
-          <w:sz w:val="24"/>
-        </w:rPr>
-        <w:t>建立一个简单的 </w:t>
-      </w:r>
-      <w:r>
-        <w:rPr>
-          <w:rFonts w:ascii="宋体" w:eastAsia="宋体" w:hAnsi="宋体"/>
-          <w:sz w:val="24"/>
-        </w:rPr>
-        <w:t>synonyms.json</w:t>
-      </w:r>
-      <w:r>
-        <w:rPr>
-          <w:rFonts w:ascii="宋体" w:eastAsia="宋体" w:hAnsi="宋体" w:hint="eastAsia"/>
-          <w:sz w:val="24"/>
-        </w:rPr>
-        <w:t> 字典。</w:t>
-      </w:r>
-    </w:p>
-    <w:p>
-      <w:pPr>
-        <w:numPr>
-          <w:ilvl w:val="1"/>
-          <w:numId w:val="4"/>
-        </w:numPr>
-        <w:rPr>
-          <w:rFonts w:ascii="宋体" w:eastAsia="宋体" w:hAnsi="宋体" w:hint="eastAsia"/>
-          <w:sz w:val="24"/>
-        </w:rPr>
-      </w:pPr>
-      <w:r>
-        <w:rPr>
-          <w:rFonts w:ascii="宋体" w:eastAsia="宋体" w:hAnsi="宋体" w:hint="eastAsia"/>
-          <w:sz w:val="24"/>
-        </w:rPr>
-        <w:t>例如：</w:t>
-      </w:r>
-      <w:r>
-        <w:rPr>
-          <w:rFonts w:ascii="宋体" w:eastAsia="宋体" w:hAnsi="宋体"/>
-          <w:sz w:val="24"/>
-        </w:rPr>
-        <w:t>{"风电": "风力发电", "玉树": "玉树市"}</w:t>
-      </w:r>
-      <w:r>
-        <w:rPr>
-          <w:rFonts w:ascii="宋体" w:eastAsia="宋体" w:hAnsi="宋体" w:hint="eastAsia"/>
-          <w:sz w:val="24"/>
-        </w:rPr>
-        <w:t>。</w:t>
-      </w:r>
-    </w:p>
-    <w:p>
-      <w:pPr>
-        <w:numPr>
-          <w:ilvl w:val="1"/>
-          <w:numId w:val="4"/>
-        </w:numPr>
-        <w:rPr>
-          <w:rFonts w:ascii="宋体" w:eastAsia="宋体" w:hAnsi="宋体" w:hint="eastAsia"/>
-          <w:sz w:val="24"/>
-        </w:rPr>
-      </w:pPr>
-      <w:r>
-        <w:rPr>
-          <w:rFonts w:ascii="宋体" w:eastAsia="宋体" w:hAnsi="宋体" w:hint="eastAsia"/>
-          <w:sz w:val="24"/>
-        </w:rPr>
-        <w:t>代码逻辑：用户输入 -&gt; 查字典 -&gt; 替换为标准词。</w:t>
-      </w:r>
-    </w:p>
-    <w:p>
-      <w:pPr>
-        <w:numPr>
-          <w:ilvl w:val="0"/>
-          <w:numId w:val="4"/>
-        </w:numPr>
-        <w:rPr>
-          <w:rFonts w:ascii="宋体" w:eastAsia="宋体" w:hAnsi="宋体" w:hint="eastAsia"/>
-          <w:sz w:val="24"/>
-        </w:rPr>
-      </w:pPr>
-      <w:bookmarkStart w:id="3" w:name="OLE_LINK1"/>
-      <w:bookmarkEnd w:id="2"/>
-      <w:r>
-        <w:rPr>
-          <w:rFonts w:ascii="宋体" w:eastAsia="宋体" w:hAnsi="宋体" w:hint="eastAsia"/>
-          <w:sz w:val="24"/>
-        </w:rPr>
-        <w:t>双路检索：</w:t>
-      </w:r>
-    </w:p>
-    <w:p>
-      <w:pPr>
-        <w:numPr>
-          <w:ilvl w:val="1"/>
-          <w:numId w:val="4"/>
-        </w:numPr>
-        <w:rPr>
-          <w:rFonts w:ascii="宋体" w:eastAsia="宋体" w:hAnsi="宋体" w:hint="eastAsia"/>
-          <w:sz w:val="24"/>
-        </w:rPr>
-      </w:pPr>
-      <w:r>
-        <w:rPr>
-          <w:rFonts w:ascii="宋体" w:eastAsia="宋体" w:hAnsi="宋体" w:hint="eastAsia"/>
-          <w:sz w:val="24"/>
-        </w:rPr>
-        <w:t>路径A（图谱查询）：</w:t>
-      </w:r>
-      <w:r>
-        <w:rPr>
-          <w:rFonts w:ascii="宋体" w:eastAsia="宋体" w:hAnsi="宋体" w:hint="eastAsia"/>
-          <w:b/>
-          <w:bCs/>
-          <w:color w:val="EE0000"/>
-          <w:sz w:val="24"/>
-        </w:rPr>
-        <w:t>//向量</w:t>
-      </w:r>
-      <w:r>
-        <w:rPr>
-          <w:rFonts w:ascii="宋体" w:eastAsia="宋体" w:hAnsi="宋体" w:hint="eastAsia"/>
-          <w:b/>
-          <w:bCs/>
-          <w:color w:val="EE0000"/>
-          <w:sz w:val="24"/>
-        </w:rPr>
-        <w:t>检索</w:t>
-      </w:r>
-      <w:r>
-        <w:rPr>
-          <w:rFonts w:ascii="宋体" w:eastAsia="宋体" w:hAnsi="宋体" w:hint="eastAsia"/>
-          <w:b/>
-          <w:bCs/>
-          <w:color w:val="EE0000"/>
-          <w:sz w:val="24"/>
-        </w:rPr>
-        <w:t>，关键词匹配</w:t>
-      </w:r>
-      <w:r>
-        <w:rPr>
-          <w:rFonts w:ascii="宋体" w:eastAsia="宋体" w:hAnsi="宋体" w:hint="eastAsia"/>
-          <w:b/>
-          <w:bCs/>
-          <w:color w:val="EE0000"/>
-          <w:sz w:val="24"/>
-        </w:rPr>
-        <w:t>可能</w:t>
-      </w:r>
-      <w:r>
-        <w:rPr>
-          <w:rFonts w:ascii="宋体" w:eastAsia="宋体" w:hAnsi="宋体" w:hint="eastAsia"/>
-          <w:b/>
-          <w:bCs/>
-          <w:color w:val="EE0000"/>
-          <w:sz w:val="24"/>
-        </w:rPr>
-        <w:t>更好</w:t>
-      </w:r>
-      <w:r>
-        <w:rPr>
-          <w:rFonts w:ascii="宋体" w:eastAsia="宋体" w:hAnsi="宋体" w:hint="eastAsia"/>
-          <w:b/>
-          <w:bCs/>
-          <w:color w:val="EE0000"/>
-          <w:sz w:val="24"/>
-        </w:rPr>
-        <w:t>？</w:t>
-      </w:r>
-    </w:p>
-    <w:p>
-      <w:pPr>
-        <w:ind w:left="1080"/>
-        <w:rPr>
-          <w:rFonts w:ascii="宋体" w:eastAsia="宋体" w:hAnsi="宋体" w:hint="eastAsia"/>
-          <w:sz w:val="24"/>
-        </w:rPr>
-      </w:pPr>
-      <w:r>
-        <w:rPr>
-          <w:rFonts w:ascii="宋体" w:eastAsia="宋体" w:hAnsi="宋体" w:hint="eastAsia"/>
-          <w:b/>
-          <w:bCs/>
-          <w:color w:val="EE0000"/>
-          <w:sz w:val="24"/>
-        </w:rPr>
-        <w:t>（</w:t>
-      </w:r>
-      <w:r>
-        <w:rPr>
-          <w:rFonts w:ascii="宋体" w:eastAsia="宋体" w:hAnsi="宋体" w:hint="eastAsia"/>
-          <w:b/>
-          <w:bCs/>
-          <w:color w:val="C45911" w:themeColor="accent2" w:themeShade="BF"/>
-          <w:sz w:val="24"/>
-        </w:rPr>
-        <w:t>不仅仅是判断建设项目是否被禁止，</w:t>
-      </w:r>
-      <w:r>
-        <w:rPr>
-          <w:rFonts w:ascii="宋体" w:eastAsia="宋体" w:hAnsi="宋体" w:hint="eastAsia"/>
-          <w:b/>
-          <w:bCs/>
-          <w:color w:val="C45911" w:themeColor="accent2" w:themeShade="BF"/>
-          <w:sz w:val="24"/>
-        </w:rPr>
-        <w:t>图谱的作用是在最终的回答里给出“禁止”“允许”“限制”等关系词，而给出的这个答案</w:t>
-      </w:r>
-      <w:r>
-        <w:rPr>
-          <w:rFonts w:ascii="宋体" w:eastAsia="宋体" w:hAnsi="宋体" w:hint="eastAsia"/>
-          <w:b/>
-          <w:bCs/>
-          <w:color w:val="C45911" w:themeColor="accent2" w:themeShade="BF"/>
-          <w:sz w:val="24"/>
-        </w:rPr>
-        <w:t>，</w:t>
-      </w:r>
-      <w:r>
-        <w:rPr>
-          <w:rFonts w:ascii="宋体" w:eastAsia="宋体" w:hAnsi="宋体" w:hint="eastAsia"/>
-          <w:b/>
-          <w:bCs/>
-          <w:color w:val="C45911" w:themeColor="accent2" w:themeShade="BF"/>
-          <w:sz w:val="24"/>
-        </w:rPr>
-        <w:t>是通过有逻辑的查找</w:t>
-      </w:r>
-      <w:r>
-        <w:rPr>
-          <w:rFonts w:ascii="宋体" w:eastAsia="宋体" w:hAnsi="宋体" w:hint="eastAsia"/>
-          <w:b/>
-          <w:bCs/>
-          <w:color w:val="C45911" w:themeColor="accent2" w:themeShade="BF"/>
-          <w:sz w:val="24"/>
-        </w:rPr>
-        <w:t>用户给出的建设项目与法律条文的关系得到的。</w:t>
-      </w:r>
-      <w:r>
-        <w:rPr>
-          <w:rFonts w:ascii="宋体" w:eastAsia="宋体" w:hAnsi="宋体" w:hint="eastAsia"/>
-          <w:b/>
-          <w:bCs/>
-          <w:color w:val="C45911" w:themeColor="accent2" w:themeShade="BF"/>
-          <w:sz w:val="24"/>
-        </w:rPr>
-        <w:t>向量检索和关键词匹配不能直接锁定这两者之间的逻辑关系</w:t>
-      </w:r>
-      <w:r>
-        <w:rPr>
-          <w:rFonts w:ascii="宋体" w:eastAsia="宋体" w:hAnsi="宋体" w:hint="eastAsia"/>
-          <w:b/>
-          <w:bCs/>
-          <w:color w:val="EE0000"/>
-          <w:sz w:val="24"/>
-        </w:rPr>
-        <w:t>）</w:t>
-      </w:r>
-    </w:p>
-    <w:p>
-      <w:pPr>
-        <w:numPr>
-          <w:ilvl w:val="2"/>
-          <w:numId w:val="4"/>
-        </w:numPr>
-        <w:rPr>
-          <w:rFonts w:ascii="宋体" w:eastAsia="宋体" w:hAnsi="宋体" w:hint="eastAsia"/>
-          <w:sz w:val="24"/>
-        </w:rPr>
-      </w:pPr>
-      <w:r>
-        <w:rPr>
-          <w:rFonts w:ascii="宋体" w:eastAsia="宋体" w:hAnsi="宋体" w:hint="eastAsia"/>
-          <w:sz w:val="24"/>
-        </w:rPr>
-        <w:t>用标准词去Neo4j查：</w:t>
-      </w:r>
-      <w:r>
-        <w:rPr>
-          <w:rFonts w:ascii="宋体" w:eastAsia="宋体" w:hAnsi="宋体"/>
-          <w:sz w:val="24"/>
-        </w:rPr>
-        <w:t xml:space="preserve">MATCH (u:Unit)-[r]-(p:Project) </w:t>
-      </w:r>
-      <w:r>
-        <w:rPr>
-          <w:rFonts w:ascii="宋体" w:eastAsia="宋体" w:hAnsi="宋体"/>
-          <w:sz w:val="24"/>
-        </w:rPr>
-        <w:lastRenderedPageBreak/>
-        <w:t>WHERE u.name='...' AND p.name='...' RETURN r</w:t>
-      </w:r>
-      <w:r>
-        <w:rPr>
-          <w:rFonts w:ascii="宋体" w:eastAsia="宋体" w:hAnsi="宋体" w:hint="eastAsia"/>
-          <w:sz w:val="24"/>
-        </w:rPr>
-        <w:t>。</w:t>
-      </w:r>
-    </w:p>
-    <w:p>
-      <w:pPr>
-        <w:numPr>
-          <w:ilvl w:val="2"/>
-          <w:numId w:val="4"/>
-        </w:numPr>
-        <w:rPr>
-          <w:rFonts w:ascii="宋体" w:eastAsia="宋体" w:hAnsi="宋体" w:hint="eastAsia"/>
-          <w:sz w:val="24"/>
-        </w:rPr>
-      </w:pPr>
-      <w:r>
-        <w:rPr>
-          <w:rFonts w:ascii="宋体" w:eastAsia="宋体" w:hAnsi="宋体" w:hint="eastAsia"/>
-          <w:sz w:val="24"/>
-        </w:rPr>
-        <w:t>结果：如果有，直接得到结论（如：</w:t>
-      </w:r>
-      <w:r>
-        <w:rPr>
-          <w:rFonts w:ascii="Segoe UI Emoji" w:eastAsia="宋体" w:hAnsi="Segoe UI Emoji" w:cs="Segoe UI Emoji"/>
-          <w:sz w:val="24"/>
-        </w:rPr>
-        <w:t>🔴</w:t>
-      </w:r>
-      <w:r>
-        <w:rPr>
-          <w:rFonts w:ascii="宋体" w:eastAsia="宋体" w:hAnsi="宋体" w:hint="eastAsia"/>
-          <w:sz w:val="24"/>
-        </w:rPr>
-        <w:t>禁止）。标记 </w:t>
-      </w:r>
-      <w:r>
-        <w:rPr>
-          <w:rFonts w:ascii="宋体" w:eastAsia="宋体" w:hAnsi="宋体"/>
-          <w:sz w:val="24"/>
-        </w:rPr>
-        <w:t>has_kg_result = True</w:t>
-      </w:r>
-      <w:r>
-        <w:rPr>
-          <w:rFonts w:ascii="宋体" w:eastAsia="宋体" w:hAnsi="宋体" w:hint="eastAsia"/>
-          <w:sz w:val="24"/>
-        </w:rPr>
-        <w:t>。</w:t>
-      </w:r>
-    </w:p>
-    <w:p>
-      <w:pPr>
-        <w:numPr>
-          <w:ilvl w:val="1"/>
-          <w:numId w:val="4"/>
-        </w:numPr>
-        <w:rPr>
-          <w:rFonts w:ascii="宋体" w:eastAsia="宋体" w:hAnsi="宋体" w:hint="eastAsia"/>
-          <w:sz w:val="24"/>
-        </w:rPr>
-      </w:pPr>
-      <w:r>
-        <w:rPr>
-          <w:rFonts w:ascii="宋体" w:eastAsia="宋体" w:hAnsi="宋体" w:hint="eastAsia"/>
-          <w:sz w:val="24"/>
-        </w:rPr>
-        <w:t>路径B（向量检索）：</w:t>
-      </w:r>
-    </w:p>
-    <w:p>
-      <w:pPr>
-        <w:numPr>
-          <w:ilvl w:val="2"/>
-          <w:numId w:val="4"/>
-        </w:numPr>
-        <w:rPr>
-          <w:rFonts w:ascii="宋体" w:eastAsia="宋体" w:hAnsi="宋体" w:hint="eastAsia"/>
-          <w:sz w:val="24"/>
-        </w:rPr>
-      </w:pPr>
-      <w:r>
-        <w:rPr>
-          <w:rFonts w:ascii="宋体" w:eastAsia="宋体" w:hAnsi="宋体" w:hint="eastAsia"/>
-          <w:sz w:val="24"/>
-        </w:rPr>
-        <w:t>使用 LangChain 框架 + FAISS 向量库。</w:t>
-      </w:r>
-    </w:p>
-    <w:p>
-      <w:pPr>
-        <w:numPr>
-          <w:ilvl w:val="2"/>
-          <w:numId w:val="4"/>
-        </w:numPr>
-        <w:rPr>
-          <w:rFonts w:ascii="宋体" w:eastAsia="宋体" w:hAnsi="宋体" w:hint="eastAsia"/>
-          <w:sz w:val="24"/>
-        </w:rPr>
-      </w:pPr>
-      <w:r>
-        <w:rPr>
-          <w:rFonts w:ascii="宋体" w:eastAsia="宋体" w:hAnsi="宋体" w:hint="eastAsia"/>
-          <w:sz w:val="24"/>
-        </w:rPr>
-        <w:t>将用户问题向量化，在 </w:t>
-      </w:r>
-      <w:r>
-        <w:rPr>
-          <w:rFonts w:ascii="宋体" w:eastAsia="宋体" w:hAnsi="宋体"/>
-          <w:sz w:val="24"/>
-        </w:rPr>
-        <w:t>laws.jsonl</w:t>
-      </w:r>
-      <w:r>
-        <w:rPr>
-          <w:rFonts w:ascii="宋体" w:eastAsia="宋体" w:hAnsi="宋体" w:hint="eastAsia"/>
-          <w:sz w:val="24"/>
-        </w:rPr>
-        <w:t> 中找最相似的Top-</w:t>
-      </w:r>
-      <w:r>
-        <w:rPr>
-          <w:rFonts w:ascii="宋体" w:eastAsia="宋体" w:hAnsi="宋体" w:hint="eastAsia"/>
-          <w:sz w:val="24"/>
-        </w:rPr>
-        <w:t>5</w:t>
-      </w:r>
-      <w:r>
-        <w:rPr>
-          <w:rFonts w:ascii="宋体" w:eastAsia="宋体" w:hAnsi="宋体" w:hint="eastAsia"/>
-          <w:sz w:val="24"/>
-        </w:rPr>
-        <w:t>条款。</w:t>
-      </w:r>
-    </w:p>
-    <w:p>
-      <w:pPr>
-        <w:numPr>
-          <w:ilvl w:val="2"/>
-          <w:numId w:val="4"/>
-        </w:numPr>
-        <w:rPr>
-          <w:rFonts w:ascii="宋体" w:eastAsia="宋体" w:hAnsi="宋体" w:hint="eastAsia"/>
-          <w:sz w:val="24"/>
-        </w:rPr>
-      </w:pPr>
-      <w:r>
-        <w:rPr>
-          <w:rFonts w:ascii="宋体" w:eastAsia="宋体" w:hAnsi="宋体" w:hint="eastAsia"/>
-          <w:sz w:val="24"/>
-        </w:rPr>
-        <w:t>结果：得到</w:t>
-      </w:r>
-      <w:r>
-        <w:rPr>
-          <w:rFonts w:ascii="宋体" w:eastAsia="宋体" w:hAnsi="宋体" w:hint="eastAsia"/>
-          <w:sz w:val="24"/>
-        </w:rPr>
-        <w:t>5</w:t>
-      </w:r>
-      <w:r>
-        <w:rPr>
-          <w:rFonts w:ascii="宋体" w:eastAsia="宋体" w:hAnsi="宋体" w:hint="eastAsia"/>
-          <w:sz w:val="24"/>
-        </w:rPr>
-        <w:t>条相关的法律原文。</w:t>
-      </w:r>
-    </w:p>
-    <w:bookmarkEnd w:id="3"/>
-    <w:p>
-      <w:pPr>
-        <w:rPr>
-          <w:rFonts w:ascii="宋体" w:eastAsia="宋体" w:hAnsi="宋体" w:hint="eastAsia"/>
-          <w:b/>
-          <w:bCs/>
-          <w:sz w:val="24"/>
-        </w:rPr>
-      </w:pPr>
-      <w:r>
-        <w:rPr>
-          <w:rFonts w:ascii="宋体" w:eastAsia="宋体" w:hAnsi="宋体" w:hint="eastAsia"/>
-          <w:b/>
-          <w:bCs/>
-          <w:sz w:val="24"/>
-        </w:rPr>
-        <w:t>第四步：提示词工程</w:t>
-      </w:r>
-      <w:r>
-        <w:rPr>
-          <w:rFonts w:ascii="宋体" w:eastAsia="宋体" w:hAnsi="宋体" w:hint="eastAsia"/>
-          <w:b/>
-          <w:bCs/>
-          <w:color w:val="EE0000"/>
-          <w:sz w:val="24"/>
-        </w:rPr>
-        <w:t>//预测未来</w:t>
-      </w:r>
-      <w:r>
-        <w:rPr>
-          <w:rFonts w:ascii="宋体" w:eastAsia="宋体" w:hAnsi="宋体" w:hint="eastAsia"/>
-          <w:b/>
-          <w:bCs/>
-          <w:color w:val="EE0000"/>
-          <w:sz w:val="24"/>
-        </w:rPr>
-        <w:t>，独立模块看政策的变化，再引入。(与检索联系在一起</w:t>
-      </w:r>
-      <w:r>
-        <w:rPr>
-          <w:rFonts w:ascii="宋体" w:eastAsia="宋体" w:hAnsi="宋体" w:hint="eastAsia"/>
-          <w:b/>
-          <w:bCs/>
-          <w:color w:val="EE0000"/>
-          <w:sz w:val="24"/>
-        </w:rPr>
-        <w:t>，新政策</w:t>
-      </w:r>
-      <w:r>
-        <w:rPr>
-          <w:rFonts w:ascii="宋体" w:eastAsia="宋体" w:hAnsi="宋体" w:hint="eastAsia"/>
-          <w:b/>
-          <w:bCs/>
-          <w:color w:val="EE0000"/>
-          <w:sz w:val="24"/>
-        </w:rPr>
-        <w:t>，</w:t>
-      </w:r>
-      <w:r>
-        <w:rPr>
-          <w:rFonts w:ascii="宋体" w:eastAsia="宋体" w:hAnsi="宋体" w:hint="eastAsia"/>
-          <w:b/>
-          <w:bCs/>
-          <w:color w:val="EE0000"/>
-          <w:sz w:val="24"/>
-        </w:rPr>
-        <w:t>旧政策分别看它的趋势</w:t>
-      </w:r>
-      <w:r>
-        <w:rPr>
-          <w:rFonts w:ascii="宋体" w:eastAsia="宋体" w:hAnsi="宋体" w:hint="eastAsia"/>
-          <w:b/>
-          <w:bCs/>
-          <w:color w:val="EE0000"/>
-          <w:sz w:val="24"/>
-        </w:rPr>
-        <w:t>)</w:t>
-      </w:r>
-    </w:p>
-    <w:p>
-      <w:pPr>
-        <w:rPr>
-          <w:rFonts w:ascii="宋体" w:eastAsia="宋体" w:hAnsi="宋体" w:hint="eastAsia"/>
-          <w:sz w:val="24"/>
-        </w:rPr>
-      </w:pPr>
-      <w:r>
-        <w:rPr>
-          <w:rFonts w:ascii="宋体" w:eastAsia="宋体" w:hAnsi="宋体" w:hint="eastAsia"/>
-          <w:i/>
-          <w:iCs/>
-          <w:sz w:val="24"/>
-        </w:rPr>
         <w:t>目标：把检索到的碎片信息，组装成符合法律逻辑的回答。</w:t>
       </w:r>
     </w:p>
@@ -1558,7 +2241,7 @@
           <w:sz w:val="24"/>
         </w:rPr>
       </w:pPr>
-      <w:bookmarkStart w:id="4" w:name="OLE_LINK7"/>
+      <w:bookmarkStart w:id="7" w:name="OLE_LINK7"/>
       <w:r>
         <w:rPr>
           <w:rFonts w:ascii="宋体" w:eastAsia="宋体" w:hAnsi="宋体"/>
@@ -1685,6 +2368,7 @@
           <w:sz w:val="24"/>
         </w:rPr>
       </w:pPr>
+      <w:bookmarkStart w:id="8" w:name="OLE_LINK9"/>
       <w:r>
         <w:rPr>
           <w:rFonts w:ascii="宋体" w:eastAsia="宋体" w:hAnsi="宋体"/>
@@ -1727,7 +2411,7 @@
           <w:sz w:val="24"/>
         </w:rPr>
       </w:pPr>
-      <w:bookmarkStart w:id="5" w:name="OLE_LINK8"/>
+      <w:bookmarkStart w:id="9" w:name="OLE_LINK8"/>
       <w:r>
         <w:rPr>
           <w:rFonts w:ascii="宋体" w:eastAsia="宋体" w:hAnsi="宋体"/>
@@ -1785,8 +2469,9 @@
         <w:t>转型做生态旅游可能是更好的方向。</w:t>
       </w:r>
     </w:p>
-    <w:bookmarkEnd w:id="4"/>
-    <w:bookmarkEnd w:id="5"/>
+    <w:bookmarkEnd w:id="7"/>
+    <w:bookmarkEnd w:id="8"/>
+    <w:bookmarkEnd w:id="9"/>
     <w:p>
       <w:pPr>
         <w:rPr>
@@ -1832,16 +2517,153 @@
           <w:numId w:val="7"/>
         </w:numPr>
         <w:rPr>
-          <w:rFonts w:ascii="宋体" w:eastAsia="宋体" w:hAnsi="宋体" w:hint="eastAsia"/>
-          <w:sz w:val="24"/>
-        </w:rPr>
-      </w:pPr>
-      <w:r>
-        <w:rPr>
-          <w:rFonts w:ascii="宋体" w:eastAsia="宋体" w:hAnsi="宋体" w:hint="eastAsia"/>
-          <w:sz w:val="24"/>
-        </w:rPr>
-        <w:t>人工构造50个典型的“地点+项目”问答对。</w:t>
+          <w:rFonts w:ascii="宋体" w:eastAsia="宋体" w:hAnsi="宋体"/>
+          <w:color w:val="EE0000"/>
+          <w:sz w:val="24"/>
+        </w:rPr>
+      </w:pPr>
+      <w:r>
+        <w:rPr>
+          <w:rFonts w:ascii="宋体" w:eastAsia="宋体" w:hAnsi="宋体" w:hint="eastAsia"/>
+          <w:color w:val="EE0000"/>
+          <w:sz w:val="24"/>
+        </w:rPr>
+        <w:t>测试集：</w:t>
+      </w:r>
+    </w:p>
+    <w:p>
+      <w:pPr>
+        <w:ind w:left="1440"/>
+        <w:rPr>
+          <w:rFonts w:ascii="宋体" w:eastAsia="宋体" w:hAnsi="宋体" w:hint="eastAsia"/>
+          <w:sz w:val="24"/>
+        </w:rPr>
+      </w:pPr>
+      <w:r>
+        <w:rPr>
+          <w:rFonts w:ascii="宋体" w:eastAsia="宋体" w:hAnsi="宋体"/>
+          <w:sz w:val="24"/>
+        </w:rPr>
+        <w:t>构建包含 200-500 条样本的 </w:t>
+      </w:r>
+      <w:proofErr w:type="spellStart"/>
+      <w:r>
+        <w:rPr>
+          <w:rFonts w:ascii="宋体" w:eastAsia="宋体" w:hAnsi="宋体"/>
+          <w:sz w:val="24"/>
+        </w:rPr>
+        <w:t>test_set.json</w:t>
+      </w:r>
+      <w:proofErr w:type="spellEnd"/>
+      <w:r>
+        <w:rPr>
+          <w:rFonts w:ascii="宋体" w:eastAsia="宋体" w:hAnsi="宋体"/>
+          <w:sz w:val="24"/>
+        </w:rPr>
+        <w:t>，覆盖三种场景：</w:t>
+      </w:r>
+    </w:p>
+    <w:p>
+      <w:pPr>
+        <w:numPr>
+          <w:ilvl w:val="2"/>
+          <w:numId w:val="7"/>
+        </w:numPr>
+        <w:rPr>
+          <w:rFonts w:ascii="宋体" w:eastAsia="宋体" w:hAnsi="宋体" w:hint="eastAsia"/>
+          <w:b/>
+          <w:bCs/>
+          <w:sz w:val="24"/>
+        </w:rPr>
+      </w:pPr>
+      <w:r>
+        <w:rPr>
+          <w:rFonts w:ascii="宋体" w:eastAsia="宋体" w:hAnsi="宋体" w:hint="eastAsia"/>
+          <w:b/>
+          <w:bCs/>
+          <w:sz w:val="24"/>
+        </w:rPr>
+        <w:t>字典中存在的标准术语</w:t>
+      </w:r>
+      <w:r>
+        <w:rPr>
+          <w:rFonts w:ascii="宋体" w:eastAsia="宋体" w:hAnsi="宋体"/>
+          <w:b/>
+          <w:bCs/>
+          <w:sz w:val="24"/>
+        </w:rPr>
+        <w:t>（图谱可直接查询匹配）。</w:t>
+      </w:r>
+      <w:r>
+        <w:rPr>
+          <w:rFonts w:ascii="宋体" w:eastAsia="宋体" w:hAnsi="宋体" w:hint="eastAsia"/>
+          <w:b/>
+          <w:bCs/>
+          <w:color w:val="EE0000"/>
+          <w:sz w:val="24"/>
+        </w:rPr>
+        <w:t>（时间）</w:t>
+      </w:r>
+    </w:p>
+    <w:p>
+      <w:pPr>
+        <w:numPr>
+          <w:ilvl w:val="2"/>
+          <w:numId w:val="7"/>
+        </w:numPr>
+        <w:rPr>
+          <w:rFonts w:ascii="宋体" w:eastAsia="宋体" w:hAnsi="宋体"/>
+          <w:b/>
+          <w:bCs/>
+          <w:sz w:val="24"/>
+        </w:rPr>
+      </w:pPr>
+      <w:r>
+        <w:rPr>
+          <w:rFonts w:ascii="宋体" w:eastAsia="宋体" w:hAnsi="宋体" w:hint="eastAsia"/>
+          <w:b/>
+          <w:bCs/>
+          <w:sz w:val="24"/>
+        </w:rPr>
+        <w:t>字典中不存在的非标准术语</w:t>
+      </w:r>
+      <w:r>
+        <w:rPr>
+          <w:rFonts w:ascii="宋体" w:eastAsia="宋体" w:hAnsi="宋体"/>
+          <w:b/>
+          <w:bCs/>
+          <w:sz w:val="24"/>
+        </w:rPr>
+        <w:t>。</w:t>
+      </w:r>
+      <w:r>
+        <w:rPr>
+          <w:rFonts w:ascii="宋体" w:eastAsia="宋体" w:hAnsi="宋体" w:hint="eastAsia"/>
+          <w:b/>
+          <w:bCs/>
+          <w:color w:val="EE0000"/>
+          <w:sz w:val="24"/>
+        </w:rPr>
+        <w:t>（严谨）</w:t>
+      </w:r>
+    </w:p>
+    <w:p>
+      <w:pPr>
+        <w:numPr>
+          <w:ilvl w:val="2"/>
+          <w:numId w:val="7"/>
+        </w:numPr>
+        <w:rPr>
+          <w:rFonts w:ascii="宋体" w:eastAsia="宋体" w:hAnsi="宋体" w:hint="eastAsia"/>
+          <w:sz w:val="24"/>
+        </w:rPr>
+      </w:pPr>
+      <w:r>
+        <w:rPr>
+          <w:rFonts w:ascii="宋体" w:eastAsia="宋体" w:hAnsi="宋体"/>
+          <w:sz w:val="24"/>
+        </w:rPr>
+        <w:t>模糊地带（需语义推理，如“某类新型能源项目在缓冲区的限制”）。</w:t>
       </w:r>
     </w:p>
     <w:p>
@@ -1858,9 +2680,59 @@
       <w:r>
         <w:rPr>
           <w:rFonts w:ascii="宋体" w:eastAsia="宋体" w:hAnsi="宋体" w:hint="eastAsia"/>
-          <w:sz w:val="24"/>
-        </w:rPr>
-        <w:t>标注好标准答案（禁/限/允）。</w:t>
+          <w:color w:val="EE0000"/>
+          <w:sz w:val="24"/>
+        </w:rPr>
+        <w:t>标准答案集：</w:t>
+      </w:r>
+      <w:r>
+        <w:rPr>
+          <w:rFonts w:ascii="宋体" w:eastAsia="宋体" w:hAnsi="宋体"/>
+          <w:sz w:val="24"/>
+        </w:rPr>
+        <w:t>{</w:t>
+      </w:r>
+      <w:r>
+        <w:rPr>
+          <w:rFonts w:ascii="宋体" w:eastAsia="宋体" w:hAnsi="宋体"/>
+          <w:sz w:val="24"/>
+        </w:rPr>
+        <w:t>输入</w:t>
+      </w:r>
+      <w:r>
+        <w:rPr>
+          <w:rFonts w:ascii="宋体" w:eastAsia="宋体" w:hAnsi="宋体"/>
+          <w:sz w:val="24"/>
+        </w:rPr>
+        <w:t xml:space="preserve">, </w:t>
+      </w:r>
+      <w:r>
+        <w:rPr>
+          <w:rFonts w:ascii="宋体" w:eastAsia="宋体" w:hAnsi="宋体"/>
+          <w:sz w:val="24"/>
+        </w:rPr>
+        <w:t>标准答案</w:t>
+      </w:r>
+      <w:r>
+        <w:rPr>
+          <w:rFonts w:ascii="宋体" w:eastAsia="宋体" w:hAnsi="宋体"/>
+          <w:sz w:val="24"/>
+        </w:rPr>
+        <w:t xml:space="preserve">(禁/限/允), </w:t>
+      </w:r>
+      <w:r>
+        <w:rPr>
+          <w:rFonts w:ascii="宋体" w:eastAsia="宋体" w:hAnsi="宋体"/>
+          <w:sz w:val="24"/>
+        </w:rPr>
+        <w:t>标准依据</w:t>
+      </w:r>
+      <w:r>
+        <w:rPr>
+          <w:rFonts w:ascii="宋体" w:eastAsia="宋体" w:hAnsi="宋体"/>
+          <w:sz w:val="24"/>
+        </w:rPr>
+        <w:t>(标准法条号)}。</w:t>
       </w:r>
     </w:p>
     <w:p>
@@ -1976,596 +2848,6 @@
           <w:sz w:val="24"/>
         </w:rPr>
         <w:t>引用真实性：你引用的法条是不是编的？</w:t>
-      </w:r>
-    </w:p>
-    <w:p>
-      <w:pPr>
-        <w:rPr>
-          <w:rFonts w:ascii="宋体" w:eastAsia="宋体" w:hAnsi="宋体" w:hint="eastAsia"/>
-          <w:b/>
-          <w:bCs/>
-          <w:color w:val="EE0000"/>
-          <w:sz w:val="24"/>
-        </w:rPr>
-      </w:pPr>
-      <w:r>
-        <w:rPr>
-          <w:rFonts w:ascii="宋体" w:eastAsia="宋体" w:hAnsi="宋体" w:hint="eastAsia"/>
-          <w:b/>
-          <w:bCs/>
-          <w:color w:val="EE0000"/>
-          <w:sz w:val="24"/>
-        </w:rPr>
-        <w:t>分析当前</w:t>
-      </w:r>
-      <w:r>
-        <w:rPr>
-          <w:rFonts w:ascii="宋体" w:eastAsia="宋体" w:hAnsi="宋体" w:hint="eastAsia"/>
-          <w:b/>
-          <w:bCs/>
-          <w:color w:val="EE0000"/>
-          <w:sz w:val="24"/>
-        </w:rPr>
-        <w:t>监管风向：</w:t>
-      </w:r>
-    </w:p>
-    <w:p>
-      <w:pPr>
-        <w:rPr>
-          <w:rFonts w:ascii="宋体" w:eastAsia="宋体" w:hAnsi="宋体" w:hint="eastAsia"/>
-          <w:b/>
-          <w:bCs/>
-          <w:sz w:val="24"/>
-        </w:rPr>
-      </w:pPr>
-      <w:r>
-        <w:rPr>
-          <w:rFonts w:ascii="宋体" w:eastAsia="宋体" w:hAnsi="宋体"/>
-          <w:b/>
-          <w:bCs/>
-          <w:sz w:val="24"/>
-        </w:rPr>
-        <w:t>第一步：数据准备</w:t>
-      </w:r>
-    </w:p>
-    <w:p>
-      <w:pPr>
-        <w:rPr>
-          <w:rFonts w:ascii="宋体" w:eastAsia="宋体" w:hAnsi="宋体" w:hint="eastAsia"/>
-          <w:b/>
-          <w:bCs/>
-          <w:sz w:val="24"/>
-        </w:rPr>
-      </w:pPr>
-      <w:r>
-        <w:rPr>
-          <w:rFonts w:ascii="宋体" w:eastAsia="宋体" w:hAnsi="宋体" w:hint="eastAsia"/>
-          <w:b/>
-          <w:bCs/>
-          <w:sz w:val="24"/>
-        </w:rPr>
-        <w:t>给l</w:t>
-      </w:r>
-      <w:r>
-        <w:rPr>
-          <w:rFonts w:ascii="宋体" w:eastAsia="宋体" w:hAnsi="宋体"/>
-          <w:b/>
-          <w:bCs/>
-          <w:sz w:val="24"/>
-        </w:rPr>
-        <w:t>aws.jsonl</w:t>
-      </w:r>
-      <w:r>
-        <w:rPr>
-          <w:rFonts w:ascii="宋体" w:eastAsia="宋体" w:hAnsi="宋体" w:hint="eastAsia"/>
-          <w:b/>
-          <w:bCs/>
-          <w:sz w:val="24"/>
-        </w:rPr>
-        <w:t>里的</w:t>
-      </w:r>
-      <w:r>
-        <w:rPr>
-          <w:rFonts w:ascii="宋体" w:eastAsia="宋体" w:hAnsi="宋体"/>
-          <w:b/>
-          <w:bCs/>
-          <w:sz w:val="24"/>
-        </w:rPr>
-        <w:t>每条数据打上两个“信号标签”：</w:t>
-      </w:r>
-    </w:p>
-    <w:p>
-      <w:pPr>
-        <w:numPr>
-          <w:ilvl w:val="0"/>
-          <w:numId w:val="8"/>
-        </w:numPr>
-        <w:rPr>
-          <w:rFonts w:ascii="宋体" w:eastAsia="宋体" w:hAnsi="宋体" w:hint="eastAsia"/>
-          <w:b/>
-          <w:bCs/>
-          <w:sz w:val="18"/>
-          <w:szCs w:val="18"/>
-        </w:rPr>
-      </w:pPr>
-      <w:r>
-        <w:rPr>
-          <w:rFonts w:ascii="宋体" w:eastAsia="宋体" w:hAnsi="宋体"/>
-          <w:b/>
-          <w:bCs/>
-          <w:sz w:val="18"/>
-          <w:szCs w:val="18"/>
-        </w:rPr>
-        <w:t>信号强度：</w:t>
-      </w:r>
-    </w:p>
-    <w:p>
-      <w:pPr>
-        <w:numPr>
-          <w:ilvl w:val="1"/>
-          <w:numId w:val="8"/>
-        </w:numPr>
-        <w:rPr>
-          <w:rFonts w:ascii="宋体" w:eastAsia="宋体" w:hAnsi="宋体" w:hint="eastAsia"/>
-          <w:b/>
-          <w:bCs/>
-          <w:sz w:val="18"/>
-          <w:szCs w:val="18"/>
-        </w:rPr>
-      </w:pPr>
-      <w:r>
-        <w:rPr>
-          <w:rFonts w:ascii="宋体" w:eastAsia="宋体" w:hAnsi="宋体"/>
-          <w:b/>
-          <w:bCs/>
-          <w:sz w:val="18"/>
-          <w:szCs w:val="18"/>
-        </w:rPr>
-        <w:t>强信号：法律名称包含“法”、“纲要”、“规划”、“决定”（通常代表国家大方向）。</w:t>
-      </w:r>
-    </w:p>
-    <w:p>
-      <w:pPr>
-        <w:numPr>
-          <w:ilvl w:val="1"/>
-          <w:numId w:val="8"/>
-        </w:numPr>
-        <w:rPr>
-          <w:rFonts w:ascii="宋体" w:eastAsia="宋体" w:hAnsi="宋体" w:hint="eastAsia"/>
-          <w:b/>
-          <w:bCs/>
-          <w:sz w:val="18"/>
-          <w:szCs w:val="18"/>
-        </w:rPr>
-      </w:pPr>
-      <w:r>
-        <w:rPr>
-          <w:rFonts w:ascii="宋体" w:eastAsia="宋体" w:hAnsi="宋体"/>
-          <w:b/>
-          <w:bCs/>
-          <w:sz w:val="18"/>
-          <w:szCs w:val="18"/>
-        </w:rPr>
-        <w:t>弱信号：法律名称包含“通知”、“办法”、“细则”（通常代表执行层面）。</w:t>
-      </w:r>
-    </w:p>
-    <w:p>
-      <w:pPr>
-        <w:numPr>
-          <w:ilvl w:val="0"/>
-          <w:numId w:val="8"/>
-        </w:numPr>
-        <w:rPr>
-          <w:rFonts w:ascii="宋体" w:eastAsia="宋体" w:hAnsi="宋体" w:hint="eastAsia"/>
-          <w:b/>
-          <w:bCs/>
-          <w:sz w:val="18"/>
-          <w:szCs w:val="18"/>
-        </w:rPr>
-      </w:pPr>
-      <w:r>
-        <w:rPr>
-          <w:rFonts w:ascii="宋体" w:eastAsia="宋体" w:hAnsi="宋体"/>
-          <w:b/>
-          <w:bCs/>
-          <w:sz w:val="18"/>
-          <w:szCs w:val="18"/>
-        </w:rPr>
-        <w:t>情感极性：</w:t>
-      </w:r>
-    </w:p>
-    <w:p>
-      <w:pPr>
-        <w:numPr>
-          <w:ilvl w:val="1"/>
-          <w:numId w:val="8"/>
-        </w:numPr>
-        <w:rPr>
-          <w:rFonts w:ascii="宋体" w:eastAsia="宋体" w:hAnsi="宋体" w:hint="eastAsia"/>
-          <w:b/>
-          <w:bCs/>
-          <w:sz w:val="18"/>
-          <w:szCs w:val="18"/>
-        </w:rPr>
-      </w:pPr>
-      <w:r>
-        <w:rPr>
-          <w:rFonts w:ascii="宋体" w:eastAsia="宋体" w:hAnsi="宋体"/>
-          <w:b/>
-          <w:bCs/>
-          <w:sz w:val="18"/>
-          <w:szCs w:val="18"/>
-        </w:rPr>
-        <w:t>收紧/禁止：包含“严禁”、“禁止”、“关停”、“红线”、“一票否决”。</w:t>
-      </w:r>
-    </w:p>
-    <w:p>
-      <w:pPr>
-        <w:numPr>
-          <w:ilvl w:val="1"/>
-          <w:numId w:val="8"/>
-        </w:numPr>
-        <w:rPr>
-          <w:rFonts w:ascii="宋体" w:eastAsia="宋体" w:hAnsi="宋体" w:hint="eastAsia"/>
-          <w:b/>
-          <w:bCs/>
-          <w:sz w:val="18"/>
-          <w:szCs w:val="18"/>
-        </w:rPr>
-      </w:pPr>
-      <w:r>
-        <w:rPr>
-          <w:rFonts w:ascii="宋体" w:eastAsia="宋体" w:hAnsi="宋体"/>
-          <w:b/>
-          <w:bCs/>
-          <w:sz w:val="18"/>
-          <w:szCs w:val="18"/>
-        </w:rPr>
-        <w:t>鼓励/支持：包含“鼓励”、“支持”、“试点”、“补贴”、“大力发展”。</w:t>
-      </w:r>
-    </w:p>
-    <w:p>
-      <w:pPr>
-        <w:rPr>
-          <w:rFonts w:ascii="宋体" w:eastAsia="宋体" w:hAnsi="宋体" w:hint="eastAsia"/>
-          <w:b/>
-          <w:bCs/>
-          <w:sz w:val="24"/>
-        </w:rPr>
-      </w:pPr>
-      <w:bookmarkStart w:id="6" w:name="OLE_LINK2"/>
-      <w:r>
-        <w:rPr>
-          <w:rFonts w:ascii="宋体" w:eastAsia="宋体" w:hAnsi="宋体"/>
-          <w:b/>
-          <w:bCs/>
-          <w:sz w:val="24"/>
-        </w:rPr>
-        <w:t>第二步：独立模块逻辑</w:t>
-      </w:r>
-    </w:p>
-    <w:p>
-      <w:pPr>
-        <w:rPr>
-          <w:rFonts w:ascii="宋体" w:eastAsia="宋体" w:hAnsi="宋体" w:hint="eastAsia"/>
-          <w:b/>
-          <w:bCs/>
-          <w:sz w:val="18"/>
-          <w:szCs w:val="18"/>
-        </w:rPr>
-      </w:pPr>
-      <w:bookmarkStart w:id="7" w:name="OLE_LINK5"/>
-      <w:r>
-        <w:rPr>
-          <w:rFonts w:ascii="宋体" w:eastAsia="宋体" w:hAnsi="宋体"/>
-          <w:b/>
-          <w:bCs/>
-          <w:sz w:val="18"/>
-          <w:szCs w:val="18"/>
-        </w:rPr>
-        <w:t>当用户提问“在三江源能不能采矿”时，</w:t>
-      </w:r>
-      <w:r>
-        <w:rPr>
-          <w:rFonts w:ascii="宋体" w:eastAsia="宋体" w:hAnsi="宋体" w:hint="eastAsia"/>
-          <w:b/>
-          <w:bCs/>
-          <w:sz w:val="18"/>
-          <w:szCs w:val="18"/>
-        </w:rPr>
-        <w:t>会在这个独立模块里进行检索</w:t>
-      </w:r>
-      <w:r>
-        <w:rPr>
-          <w:rFonts w:ascii="宋体" w:eastAsia="宋体" w:hAnsi="宋体"/>
-          <w:b/>
-          <w:bCs/>
-          <w:sz w:val="18"/>
-          <w:szCs w:val="18"/>
-        </w:rPr>
-        <w:t>：</w:t>
-      </w:r>
-    </w:p>
-    <w:p>
-      <w:pPr>
-        <w:numPr>
-          <w:ilvl w:val="0"/>
-          <w:numId w:val="9"/>
-        </w:numPr>
-        <w:rPr>
-          <w:rFonts w:ascii="宋体" w:eastAsia="宋体" w:hAnsi="宋体" w:hint="eastAsia"/>
-          <w:b/>
-          <w:bCs/>
-          <w:sz w:val="18"/>
-          <w:szCs w:val="18"/>
-        </w:rPr>
-      </w:pPr>
-      <w:r>
-        <w:rPr>
-          <w:rFonts w:ascii="宋体" w:eastAsia="宋体" w:hAnsi="宋体"/>
-          <w:b/>
-          <w:bCs/>
-          <w:sz w:val="18"/>
-          <w:szCs w:val="18"/>
-        </w:rPr>
-        <w:t>提取关键词：从用户问题中提取核心词（如“采矿”、“三江源”）。</w:t>
-      </w:r>
-    </w:p>
-    <w:p>
-      <w:pPr>
-        <w:numPr>
-          <w:ilvl w:val="0"/>
-          <w:numId w:val="9"/>
-        </w:numPr>
-        <w:rPr>
-          <w:rFonts w:ascii="宋体" w:eastAsia="宋体" w:hAnsi="宋体" w:hint="eastAsia"/>
-          <w:b/>
-          <w:bCs/>
-          <w:sz w:val="18"/>
-          <w:szCs w:val="18"/>
-        </w:rPr>
-      </w:pPr>
-      <w:r>
-        <w:rPr>
-          <w:rFonts w:ascii="宋体" w:eastAsia="宋体" w:hAnsi="宋体"/>
-          <w:b/>
-          <w:bCs/>
-          <w:sz w:val="18"/>
-          <w:szCs w:val="18"/>
-        </w:rPr>
-        <w:t>时间窗口扫描：</w:t>
-      </w:r>
-    </w:p>
-    <w:p>
-      <w:pPr>
-        <w:numPr>
-          <w:ilvl w:val="1"/>
-          <w:numId w:val="9"/>
-        </w:numPr>
-        <w:rPr>
-          <w:rFonts w:ascii="宋体" w:eastAsia="宋体" w:hAnsi="宋体" w:hint="eastAsia"/>
-          <w:b/>
-          <w:bCs/>
-          <w:sz w:val="18"/>
-          <w:szCs w:val="18"/>
-        </w:rPr>
-      </w:pPr>
-      <w:r>
-        <w:rPr>
-          <w:rFonts w:ascii="宋体" w:eastAsia="宋体" w:hAnsi="宋体"/>
-          <w:b/>
-          <w:bCs/>
-          <w:sz w:val="18"/>
-          <w:szCs w:val="18"/>
-        </w:rPr>
-        <w:t>统计20</w:t>
-      </w:r>
-      <w:r>
-        <w:rPr>
-          <w:rFonts w:ascii="宋体" w:eastAsia="宋体" w:hAnsi="宋体" w:hint="eastAsia"/>
-          <w:b/>
-          <w:bCs/>
-          <w:sz w:val="18"/>
-          <w:szCs w:val="18"/>
-        </w:rPr>
-        <w:t>17</w:t>
-      </w:r>
-      <w:r>
-        <w:rPr>
-          <w:rFonts w:ascii="宋体" w:eastAsia="宋体" w:hAnsi="宋体"/>
-          <w:b/>
-          <w:bCs/>
-          <w:sz w:val="18"/>
-          <w:szCs w:val="18"/>
-        </w:rPr>
-        <w:t>-20</w:t>
-      </w:r>
-      <w:r>
-        <w:rPr>
-          <w:rFonts w:ascii="宋体" w:eastAsia="宋体" w:hAnsi="宋体" w:hint="eastAsia"/>
-          <w:b/>
-          <w:bCs/>
-          <w:sz w:val="18"/>
-          <w:szCs w:val="18"/>
-        </w:rPr>
-        <w:t>24</w:t>
-      </w:r>
-      <w:r>
-        <w:rPr>
-          <w:rFonts w:ascii="宋体" w:eastAsia="宋体" w:hAnsi="宋体"/>
-          <w:b/>
-          <w:bCs/>
-          <w:sz w:val="18"/>
-          <w:szCs w:val="18"/>
-        </w:rPr>
-        <w:t>涉及这些关键词的法律法规数量。</w:t>
-      </w:r>
-    </w:p>
-    <w:p>
-      <w:pPr>
-        <w:numPr>
-          <w:ilvl w:val="1"/>
-          <w:numId w:val="9"/>
-        </w:numPr>
-        <w:rPr>
-          <w:rFonts w:ascii="宋体" w:eastAsia="宋体" w:hAnsi="宋体" w:hint="eastAsia"/>
-          <w:b/>
-          <w:bCs/>
-          <w:sz w:val="18"/>
-          <w:szCs w:val="18"/>
-        </w:rPr>
-      </w:pPr>
-      <w:r>
-        <w:rPr>
-          <w:rFonts w:ascii="宋体" w:eastAsia="宋体" w:hAnsi="宋体"/>
-          <w:b/>
-          <w:bCs/>
-          <w:sz w:val="18"/>
-          <w:szCs w:val="18"/>
-        </w:rPr>
-        <w:t>统计2</w:t>
-      </w:r>
-      <w:r>
-        <w:rPr>
-          <w:rFonts w:ascii="宋体" w:eastAsia="宋体" w:hAnsi="宋体" w:hint="eastAsia"/>
-          <w:b/>
-          <w:bCs/>
-          <w:sz w:val="18"/>
-          <w:szCs w:val="18"/>
-        </w:rPr>
-        <w:t>014</w:t>
-      </w:r>
-      <w:r>
-        <w:rPr>
-          <w:rFonts w:ascii="宋体" w:eastAsia="宋体" w:hAnsi="宋体"/>
-          <w:b/>
-          <w:bCs/>
-          <w:sz w:val="18"/>
-          <w:szCs w:val="18"/>
-        </w:rPr>
-        <w:t>的数量。</w:t>
-      </w:r>
-    </w:p>
-    <w:p>
-      <w:pPr>
-        <w:numPr>
-          <w:ilvl w:val="0"/>
-          <w:numId w:val="9"/>
-        </w:numPr>
-        <w:rPr>
-          <w:rFonts w:ascii="宋体" w:eastAsia="宋体" w:hAnsi="宋体" w:hint="eastAsia"/>
-          <w:b/>
-          <w:bCs/>
-          <w:sz w:val="18"/>
-          <w:szCs w:val="18"/>
-        </w:rPr>
-      </w:pPr>
-      <w:r>
-        <w:rPr>
-          <w:rFonts w:ascii="宋体" w:eastAsia="宋体" w:hAnsi="宋体"/>
-          <w:b/>
-          <w:bCs/>
-          <w:sz w:val="18"/>
-          <w:szCs w:val="18"/>
-        </w:rPr>
-        <w:t>计算趋势指数：</w:t>
-      </w:r>
-    </w:p>
-    <w:p>
-      <w:pPr>
-        <w:numPr>
-          <w:ilvl w:val="1"/>
-          <w:numId w:val="9"/>
-        </w:numPr>
-        <w:rPr>
-          <w:rFonts w:ascii="宋体" w:eastAsia="宋体" w:hAnsi="宋体" w:hint="eastAsia"/>
-          <w:b/>
-          <w:bCs/>
-          <w:sz w:val="18"/>
-          <w:szCs w:val="18"/>
-        </w:rPr>
-      </w:pPr>
-      <w:r>
-        <w:rPr>
-          <w:rFonts w:ascii="宋体" w:eastAsia="宋体" w:hAnsi="宋体"/>
-          <w:b/>
-          <w:bCs/>
-          <w:sz w:val="18"/>
-          <w:szCs w:val="18"/>
-        </w:rPr>
-        <w:t>如果 近期数量 &gt; 过去数量 且 近期“收紧”词汇占比高 = 监管剧烈收紧（红色预警）。</w:t>
-      </w:r>
-    </w:p>
-    <w:p>
-      <w:pPr>
-        <w:numPr>
-          <w:ilvl w:val="1"/>
-          <w:numId w:val="9"/>
-        </w:numPr>
-        <w:rPr>
-          <w:rFonts w:ascii="宋体" w:eastAsia="宋体" w:hAnsi="宋体" w:hint="eastAsia"/>
-          <w:b/>
-          <w:bCs/>
-          <w:sz w:val="18"/>
-          <w:szCs w:val="18"/>
-        </w:rPr>
-      </w:pPr>
-      <w:r>
-        <w:rPr>
-          <w:rFonts w:ascii="宋体" w:eastAsia="宋体" w:hAnsi="宋体"/>
-          <w:b/>
-          <w:bCs/>
-          <w:sz w:val="18"/>
-          <w:szCs w:val="18"/>
-        </w:rPr>
-        <w:t>如果 近期数量 &gt; 过去数量 且 近期“鼓励”词汇占比高 = 政策红利期（绿色机会）。</w:t>
-      </w:r>
-    </w:p>
-    <w:p>
-      <w:pPr>
-        <w:numPr>
-          <w:ilvl w:val="1"/>
-          <w:numId w:val="9"/>
-        </w:numPr>
-        <w:rPr>
-          <w:rFonts w:ascii="宋体" w:eastAsia="宋体" w:hAnsi="宋体" w:hint="eastAsia"/>
-          <w:b/>
-          <w:bCs/>
-          <w:sz w:val="18"/>
-          <w:szCs w:val="18"/>
-        </w:rPr>
-      </w:pPr>
-      <w:r>
-        <w:rPr>
-          <w:rFonts w:ascii="宋体" w:eastAsia="宋体" w:hAnsi="宋体"/>
-          <w:b/>
-          <w:bCs/>
-          <w:sz w:val="18"/>
-          <w:szCs w:val="18"/>
-        </w:rPr>
-        <w:t>如果 数量持平 = 常态化监管。</w:t>
-      </w:r>
-    </w:p>
-    <w:bookmarkEnd w:id="6"/>
-    <w:bookmarkEnd w:id="7"/>
-    <w:p>
-      <w:pPr>
-        <w:rPr>
-          <w:rFonts w:ascii="宋体" w:eastAsia="宋体" w:hAnsi="宋体" w:hint="eastAsia"/>
-          <w:b/>
-          <w:bCs/>
-          <w:sz w:val="24"/>
-        </w:rPr>
-      </w:pPr>
-      <w:r>
-        <w:rPr>
-          <w:rFonts w:ascii="宋体" w:eastAsia="宋体" w:hAnsi="宋体"/>
-          <w:b/>
-          <w:bCs/>
-          <w:sz w:val="24"/>
-        </w:rPr>
-        <w:lastRenderedPageBreak/>
-        <w:t>第三步：融合进最终回答</w:t>
       </w:r>
     </w:p>
     <w:p>
@@ -2750,9 +3032,9 @@
       <w:lvlJc w:val="left"/>
       <w:pPr>
         <w:tabs>
-          <w:tab w:val="num" w:pos="720"/>
-        </w:tabs>
-        <w:ind w:left="720" w:hanging="360"/>
+          <w:tab w:val="num" w:pos="1620"/>
+        </w:tabs>
+        <w:ind w:left="1620" w:hanging="360"/>
       </w:pPr>
     </w:lvl>
     <w:lvl w:ilvl="1">
@@ -2762,9 +3044,9 @@
       <w:lvlJc w:val="left"/>
       <w:pPr>
         <w:tabs>
-          <w:tab w:val="num" w:pos="1440"/>
-        </w:tabs>
-        <w:ind w:left="1440" w:hanging="360"/>
+          <w:tab w:val="num" w:pos="2340"/>
+        </w:tabs>
+        <w:ind w:left="2340" w:hanging="360"/>
       </w:pPr>
       <w:rPr>
         <w:rFonts w:ascii="Courier New" w:hAnsi="Courier New" w:hint="default"/>
@@ -2778,9 +3060,9 @@
       <w:lvlJc w:val="left"/>
       <w:pPr>
         <w:tabs>
-          <w:tab w:val="num" w:pos="2160"/>
-        </w:tabs>
-        <w:ind w:left="2160" w:hanging="360"/>
+          <w:tab w:val="num" w:pos="3060"/>
+        </w:tabs>
+        <w:ind w:left="3060" w:hanging="360"/>
       </w:pPr>
     </w:lvl>
     <w:lvl w:ilvl="3" w:tentative="1">
@@ -2790,9 +3072,9 @@
       <w:lvlJc w:val="left"/>
       <w:pPr>
         <w:tabs>
-          <w:tab w:val="num" w:pos="2880"/>
-        </w:tabs>
-        <w:ind w:left="2880" w:hanging="360"/>
+          <w:tab w:val="num" w:pos="3780"/>
+        </w:tabs>
+        <w:ind w:left="3780" w:hanging="360"/>
       </w:pPr>
     </w:lvl>
     <w:lvl w:ilvl="4" w:tentative="1">
@@ -2802,9 +3084,9 @@
       <w:lvlJc w:val="left"/>
       <w:pPr>
         <w:tabs>
-          <w:tab w:val="num" w:pos="3600"/>
-        </w:tabs>
-        <w:ind w:left="3600" w:hanging="360"/>
+          <w:tab w:val="num" w:pos="4500"/>
+        </w:tabs>
+        <w:ind w:left="4500" w:hanging="360"/>
       </w:pPr>
     </w:lvl>
     <w:lvl w:ilvl="5" w:tentative="1">
@@ -2814,9 +3096,9 @@
       <w:lvlJc w:val="left"/>
       <w:pPr>
         <w:tabs>
-          <w:tab w:val="num" w:pos="4320"/>
-        </w:tabs>
-        <w:ind w:left="4320" w:hanging="360"/>
+          <w:tab w:val="num" w:pos="5220"/>
+        </w:tabs>
+        <w:ind w:left="5220" w:hanging="360"/>
       </w:pPr>
     </w:lvl>
     <w:lvl w:ilvl="6" w:tentative="1">
@@ -2826,9 +3108,9 @@
       <w:lvlJc w:val="left"/>
       <w:pPr>
         <w:tabs>
-          <w:tab w:val="num" w:pos="5040"/>
-        </w:tabs>
-        <w:ind w:left="5040" w:hanging="360"/>
+          <w:tab w:val="num" w:pos="5940"/>
+        </w:tabs>
+        <w:ind w:left="5940" w:hanging="360"/>
       </w:pPr>
     </w:lvl>
     <w:lvl w:ilvl="7" w:tentative="1">
@@ -2838,9 +3120,9 @@
       <w:lvlJc w:val="left"/>
       <w:pPr>
         <w:tabs>
-          <w:tab w:val="num" w:pos="5760"/>
-        </w:tabs>
-        <w:ind w:left="5760" w:hanging="360"/>
+          <w:tab w:val="num" w:pos="6660"/>
+        </w:tabs>
+        <w:ind w:left="6660" w:hanging="360"/>
       </w:pPr>
     </w:lvl>
     <w:lvl w:ilvl="8" w:tentative="1">
@@ -2850,13 +3132,158 @@
       <w:lvlJc w:val="left"/>
       <w:pPr>
         <w:tabs>
-          <w:tab w:val="num" w:pos="6480"/>
-        </w:tabs>
-        <w:ind w:left="6480" w:hanging="360"/>
+          <w:tab w:val="num" w:pos="7380"/>
+        </w:tabs>
+        <w:ind w:left="7380" w:hanging="360"/>
       </w:pPr>
     </w:lvl>
   </w:abstractNum>
   <w:abstractNum w:abstractNumId="1" w15:restartNumberingAfterBreak="0">
+    <w:nsid w:val="0F90349C"/>
+    <w:multiLevelType w:val="multilevel"/>
+    <w:tmpl w:val="0124029A"/>
+    <w:lvl w:ilvl="0">
+      <w:start w:val="1"/>
+      <w:numFmt w:val="bullet"/>
+      <w:lvlText w:val=""/>
+      <w:lvlJc w:val="left"/>
+      <w:pPr>
+        <w:tabs>
+          <w:tab w:val="num" w:pos="720"/>
+        </w:tabs>
+        <w:ind w:left="720" w:hanging="360"/>
+      </w:pPr>
+      <w:rPr>
+        <w:rFonts w:ascii="Symbol" w:hAnsi="Symbol" w:hint="default"/>
+        <w:sz w:val="20"/>
+      </w:rPr>
+    </w:lvl>
+    <w:lvl w:ilvl="1">
+      <w:start w:val="1"/>
+      <w:numFmt w:val="bullet"/>
+      <w:lvlText w:val="o"/>
+      <w:lvlJc w:val="left"/>
+      <w:pPr>
+        <w:tabs>
+          <w:tab w:val="num" w:pos="1440"/>
+        </w:tabs>
+        <w:ind w:left="1440" w:hanging="360"/>
+      </w:pPr>
+      <w:rPr>
+        <w:rFonts w:ascii="Courier New" w:hAnsi="Courier New" w:hint="default"/>
+        <w:sz w:val="20"/>
+      </w:rPr>
+    </w:lvl>
+    <w:lvl w:ilvl="2">
+      <w:start w:val="1"/>
+      <w:numFmt w:val="decimal"/>
+      <w:lvlText w:val="%3."/>
+      <w:lvlJc w:val="left"/>
+      <w:pPr>
+        <w:tabs>
+          <w:tab w:val="num" w:pos="2160"/>
+        </w:tabs>
+        <w:ind w:left="2160" w:hanging="360"/>
+      </w:pPr>
+    </w:lvl>
+    <w:lvl w:ilvl="3" w:tentative="1">
+      <w:start w:val="1"/>
+      <w:numFmt w:val="bullet"/>
+      <w:lvlText w:val=""/>
+      <w:lvlJc w:val="left"/>
+      <w:pPr>
+        <w:tabs>
+          <w:tab w:val="num" w:pos="2880"/>
+        </w:tabs>
+        <w:ind w:left="2880" w:hanging="360"/>
+      </w:pPr>
+      <w:rPr>
+        <w:rFonts w:ascii="Wingdings" w:hAnsi="Wingdings" w:hint="default"/>
+        <w:sz w:val="20"/>
+      </w:rPr>
+    </w:lvl>
+    <w:lvl w:ilvl="4" w:tentative="1">
+      <w:start w:val="1"/>
+      <w:numFmt w:val="bullet"/>
+      <w:lvlText w:val=""/>
+      <w:lvlJc w:val="left"/>
+      <w:pPr>
+        <w:tabs>
+          <w:tab w:val="num" w:pos="3600"/>
+        </w:tabs>
+        <w:ind w:left="3600" w:hanging="360"/>
+      </w:pPr>
+      <w:rPr>
+        <w:rFonts w:ascii="Wingdings" w:hAnsi="Wingdings" w:hint="default"/>
+        <w:sz w:val="20"/>
+      </w:rPr>
+    </w:lvl>
+    <w:lvl w:ilvl="5" w:tentative="1">
+      <w:start w:val="1"/>
+      <w:numFmt w:val="bullet"/>
+      <w:lvlText w:val=""/>
+      <w:lvlJc w:val="left"/>
+      <w:pPr>
+        <w:tabs>
+          <w:tab w:val="num" w:pos="4320"/>
+        </w:tabs>
+        <w:ind w:left="4320" w:hanging="360"/>
+      </w:pPr>
+      <w:rPr>
+        <w:rFonts w:ascii="Wingdings" w:hAnsi="Wingdings" w:hint="default"/>
+        <w:sz w:val="20"/>
+      </w:rPr>
+    </w:lvl>
+    <w:lvl w:ilvl="6" w:tentative="1">
+      <w:start w:val="1"/>
+      <w:numFmt w:val="bullet"/>
+      <w:lvlText w:val=""/>
+      <w:lvlJc w:val="left"/>
+      <w:pPr>
+        <w:tabs>
+          <w:tab w:val="num" w:pos="5040"/>
+        </w:tabs>
+        <w:ind w:left="5040" w:hanging="360"/>
+      </w:pPr>
+      <w:rPr>
+        <w:rFonts w:ascii="Wingdings" w:hAnsi="Wingdings" w:hint="default"/>
+        <w:sz w:val="20"/>
+      </w:rPr>
+    </w:lvl>
+    <w:lvl w:ilvl="7" w:tentative="1">
+      <w:start w:val="1"/>
+      <w:numFmt w:val="bullet"/>
+      <w:lvlText w:val=""/>
+      <w:lvlJc w:val="left"/>
+      <w:pPr>
+        <w:tabs>
+          <w:tab w:val="num" w:pos="5760"/>
+        </w:tabs>
+        <w:ind w:left="5760" w:hanging="360"/>
+      </w:pPr>
+      <w:rPr>
+        <w:rFonts w:ascii="Wingdings" w:hAnsi="Wingdings" w:hint="default"/>
+        <w:sz w:val="20"/>
+      </w:rPr>
+    </w:lvl>
+    <w:lvl w:ilvl="8" w:tentative="1">
+      <w:start w:val="1"/>
+      <w:numFmt w:val="bullet"/>
+      <w:lvlText w:val=""/>
+      <w:lvlJc w:val="left"/>
+      <w:pPr>
+        <w:tabs>
+          <w:tab w:val="num" w:pos="6480"/>
+        </w:tabs>
+        <w:ind w:left="6480" w:hanging="360"/>
+      </w:pPr>
+      <w:rPr>
+        <w:rFonts w:ascii="Wingdings" w:hAnsi="Wingdings" w:hint="default"/>
+        <w:sz w:val="20"/>
+      </w:rPr>
+    </w:lvl>
+  </w:abstractNum>
+  <w:abstractNum w:abstractNumId="2" w15:restartNumberingAfterBreak="0">
     <w:nsid w:val="10F941CE"/>
     <w:multiLevelType w:val="multilevel"/>
     <w:tmpl w:val="867827AA"/>
@@ -2969,7 +3396,7 @@
       </w:pPr>
     </w:lvl>
   </w:abstractNum>
-  <w:abstractNum w:abstractNumId="2" w15:restartNumberingAfterBreak="0">
+  <w:abstractNum w:abstractNumId="3" w15:restartNumberingAfterBreak="0">
     <w:nsid w:val="12F7505D"/>
     <w:multiLevelType w:val="multilevel"/>
     <w:tmpl w:val="6B42211C"/>
@@ -3082,7 +3509,7 @@
       </w:pPr>
     </w:lvl>
   </w:abstractNum>
-  <w:abstractNum w:abstractNumId="3" w15:restartNumberingAfterBreak="0">
+  <w:abstractNum w:abstractNumId="4" w15:restartNumberingAfterBreak="0">
     <w:nsid w:val="1D2005D8"/>
     <w:multiLevelType w:val="multilevel"/>
     <w:tmpl w:val="C9AAFA52"/>
@@ -3199,7 +3626,7 @@
       </w:pPr>
     </w:lvl>
   </w:abstractNum>
-  <w:abstractNum w:abstractNumId="4" w15:restartNumberingAfterBreak="0">
+  <w:abstractNum w:abstractNumId="5" w15:restartNumberingAfterBreak="0">
     <w:nsid w:val="29AE3992"/>
     <w:multiLevelType w:val="multilevel"/>
     <w:tmpl w:val="93162696"/>
@@ -3231,7 +3658,7 @@
         <w:sz w:val="20"/>
       </w:rPr>
     </w:lvl>
-    <w:lvl w:ilvl="2" w:tentative="1">
+    <w:lvl w:ilvl="2">
       <w:start w:val="1"/>
       <w:numFmt w:val="decimal"/>
       <w:lvlText w:val="%3."/>
@@ -3316,7 +3743,7 @@
       </w:pPr>
     </w:lvl>
   </w:abstractNum>
-  <w:abstractNum w:abstractNumId="5" w15:restartNumberingAfterBreak="0">
+  <w:abstractNum w:abstractNumId="6" w15:restartNumberingAfterBreak="0">
     <w:nsid w:val="32BD2EAE"/>
     <w:multiLevelType w:val="multilevel"/>
     <w:tmpl w:val="E7DA4D38"/>
@@ -3465,7 +3892,7 @@
       </w:rPr>
     </w:lvl>
   </w:abstractNum>
-  <w:abstractNum w:abstractNumId="6" w15:restartNumberingAfterBreak="0">
+  <w:abstractNum w:abstractNumId="7" w15:restartNumberingAfterBreak="0">
     <w:nsid w:val="3CF00A3D"/>
     <w:multiLevelType w:val="multilevel"/>
     <w:tmpl w:val="DC72ADBE"/>
@@ -3476,9 +3903,9 @@
       <w:lvlJc w:val="left"/>
       <w:pPr>
         <w:tabs>
-          <w:tab w:val="num" w:pos="720"/>
-        </w:tabs>
-        <w:ind w:left="720" w:hanging="360"/>
+          <w:tab w:val="num" w:pos="1620"/>
+        </w:tabs>
+        <w:ind w:left="1620" w:hanging="360"/>
       </w:pPr>
     </w:lvl>
     <w:lvl w:ilvl="1">
@@ -3488,9 +3915,9 @@
       <w:lvlJc w:val="left"/>
       <w:pPr>
         <w:tabs>
-          <w:tab w:val="num" w:pos="1440"/>
-        </w:tabs>
-        <w:ind w:left="1440" w:hanging="360"/>
+          <w:tab w:val="num" w:pos="2340"/>
+        </w:tabs>
+        <w:ind w:left="2340" w:hanging="360"/>
       </w:pPr>
       <w:rPr>
         <w:rFonts w:ascii="Courier New" w:hAnsi="Courier New" w:hint="default"/>
@@ -3504,9 +3931,9 @@
       <w:lvlJc w:val="left"/>
       <w:pPr>
         <w:tabs>
-          <w:tab w:val="num" w:pos="2160"/>
-        </w:tabs>
-        <w:ind w:left="2160" w:hanging="360"/>
+          <w:tab w:val="num" w:pos="3060"/>
+        </w:tabs>
+        <w:ind w:left="3060" w:hanging="360"/>
       </w:pPr>
     </w:lvl>
     <w:lvl w:ilvl="3" w:tentative="1">
@@ -3516,9 +3943,9 @@
       <w:lvlJc w:val="left"/>
       <w:pPr>
         <w:tabs>
-          <w:tab w:val="num" w:pos="2880"/>
-        </w:tabs>
-        <w:ind w:left="2880" w:hanging="360"/>
+          <w:tab w:val="num" w:pos="3780"/>
+        </w:tabs>
+        <w:ind w:left="3780" w:hanging="360"/>
       </w:pPr>
     </w:lvl>
     <w:lvl w:ilvl="4" w:tentative="1">
@@ -3528,9 +3955,9 @@
       <w:lvlJc w:val="left"/>
       <w:pPr>
         <w:tabs>
-          <w:tab w:val="num" w:pos="3600"/>
-        </w:tabs>
-        <w:ind w:left="3600" w:hanging="360"/>
+          <w:tab w:val="num" w:pos="4500"/>
+        </w:tabs>
+        <w:ind w:left="4500" w:hanging="360"/>
       </w:pPr>
     </w:lvl>
     <w:lvl w:ilvl="5" w:tentative="1">
@@ -3540,9 +3967,9 @@
       <w:lvlJc w:val="left"/>
       <w:pPr>
         <w:tabs>
-          <w:tab w:val="num" w:pos="4320"/>
-        </w:tabs>
-        <w:ind w:left="4320" w:hanging="360"/>
+          <w:tab w:val="num" w:pos="5220"/>
+        </w:tabs>
+        <w:ind w:left="5220" w:hanging="360"/>
       </w:pPr>
     </w:lvl>
     <w:lvl w:ilvl="6" w:tentative="1">
@@ -3552,9 +3979,9 @@
       <w:lvlJc w:val="left"/>
       <w:pPr>
         <w:tabs>
-          <w:tab w:val="num" w:pos="5040"/>
-        </w:tabs>
-        <w:ind w:left="5040" w:hanging="360"/>
+          <w:tab w:val="num" w:pos="5940"/>
+        </w:tabs>
+        <w:ind w:left="5940" w:hanging="360"/>
       </w:pPr>
     </w:lvl>
     <w:lvl w:ilvl="7" w:tentative="1">
@@ -3564,9 +3991,9 @@
       <w:lvlJc w:val="left"/>
       <w:pPr>
         <w:tabs>
-          <w:tab w:val="num" w:pos="5760"/>
-        </w:tabs>
-        <w:ind w:left="5760" w:hanging="360"/>
+          <w:tab w:val="num" w:pos="6660"/>
+        </w:tabs>
+        <w:ind w:left="6660" w:hanging="360"/>
       </w:pPr>
     </w:lvl>
     <w:lvl w:ilvl="8" w:tentative="1">
@@ -3576,13 +4003,13 @@
       <w:lvlJc w:val="left"/>
       <w:pPr>
         <w:tabs>
-          <w:tab w:val="num" w:pos="6480"/>
-        </w:tabs>
-        <w:ind w:left="6480" w:hanging="360"/>
+          <w:tab w:val="num" w:pos="7380"/>
+        </w:tabs>
+        <w:ind w:left="7380" w:hanging="360"/>
       </w:pPr>
     </w:lvl>
   </w:abstractNum>
-  <w:abstractNum w:abstractNumId="7" w15:restartNumberingAfterBreak="0">
+  <w:abstractNum w:abstractNumId="8" w15:restartNumberingAfterBreak="0">
     <w:nsid w:val="48F77079"/>
     <w:multiLevelType w:val="multilevel"/>
     <w:tmpl w:val="28EE885E"/>
@@ -3703,7 +4130,7 @@
       </w:pPr>
     </w:lvl>
   </w:abstractNum>
-  <w:abstractNum w:abstractNumId="8" w15:restartNumberingAfterBreak="0">
+  <w:abstractNum w:abstractNumId="9" w15:restartNumberingAfterBreak="0">
     <w:nsid w:val="4CB050F6"/>
     <w:multiLevelType w:val="multilevel"/>
     <w:tmpl w:val="68D07750"/>
@@ -3852,7 +4279,7 @@
       </w:rPr>
     </w:lvl>
   </w:abstractNum>
-  <w:abstractNum w:abstractNumId="9" w15:restartNumberingAfterBreak="0">
+  <w:abstractNum w:abstractNumId="10" w15:restartNumberingAfterBreak="0">
     <w:nsid w:val="4DD94468"/>
     <w:multiLevelType w:val="multilevel"/>
     <w:tmpl w:val="315025DC"/>
@@ -3965,7 +4392,7 @@
       </w:pPr>
     </w:lvl>
   </w:abstractNum>
-  <w:abstractNum w:abstractNumId="10" w15:restartNumberingAfterBreak="0">
+  <w:abstractNum w:abstractNumId="11" w15:restartNumberingAfterBreak="0">
     <w:nsid w:val="701B0931"/>
     <w:multiLevelType w:val="multilevel"/>
     <w:tmpl w:val="9B440A72"/>
@@ -4086,7 +4513,7 @@
       </w:pPr>
     </w:lvl>
   </w:abstractNum>
-  <w:abstractNum w:abstractNumId="11" w15:restartNumberingAfterBreak="0">
+  <w:abstractNum w:abstractNumId="12" w15:restartNumberingAfterBreak="0">
     <w:nsid w:val="7F3A2B9B"/>
     <w:multiLevelType w:val="multilevel"/>
     <w:tmpl w:val="43F45738"/>
@@ -4200,39 +4627,42 @@
     </w:lvl>
   </w:abstractNum>
   <w:num w:numId="1" w16cid:durableId="1887371589">
+    <w:abstractNumId w:val="10"/>
+  </w:num>
+  <w:num w:numId="2" w16cid:durableId="43792010">
+    <w:abstractNumId w:val="11"/>
+  </w:num>
+  <w:num w:numId="3" w16cid:durableId="1890804610">
+    <w:abstractNumId w:val="4"/>
+  </w:num>
+  <w:num w:numId="4" w16cid:durableId="2071224179">
+    <w:abstractNumId w:val="8"/>
+  </w:num>
+  <w:num w:numId="5" w16cid:durableId="1403218155">
+    <w:abstractNumId w:val="3"/>
+  </w:num>
+  <w:num w:numId="6" w16cid:durableId="1846164170">
     <w:abstractNumId w:val="9"/>
   </w:num>
-  <w:num w:numId="2" w16cid:durableId="43792010">
-    <w:abstractNumId w:val="10"/>
-  </w:num>
-  <w:num w:numId="3" w16cid:durableId="1890804610">
-    <w:abstractNumId w:val="3"/>
-  </w:num>
-  <w:num w:numId="4" w16cid:durableId="2071224179">
-    <w:abstractNumId w:val="7"/>
-  </w:num>
-  <w:num w:numId="5" w16cid:durableId="1403218155">
-    <w:abstractNumId w:val="2"/>
-  </w:num>
-  <w:num w:numId="6" w16cid:durableId="1846164170">
-    <w:abstractNumId w:val="8"/>
-  </w:num>
   <w:num w:numId="7" w16cid:durableId="1543858398">
-    <w:abstractNumId w:val="4"/>
+    <w:abstractNumId w:val="5"/>
   </w:num>
   <w:num w:numId="8" w16cid:durableId="1712068757">
     <w:abstractNumId w:val="0"/>
   </w:num>
   <w:num w:numId="9" w16cid:durableId="1729303969">
+    <w:abstractNumId w:val="7"/>
+  </w:num>
+  <w:num w:numId="10" w16cid:durableId="1186137785">
+    <w:abstractNumId w:val="12"/>
+  </w:num>
+  <w:num w:numId="11" w16cid:durableId="2022854101">
     <w:abstractNumId w:val="6"/>
   </w:num>
-  <w:num w:numId="10" w16cid:durableId="1186137785">
-    <w:abstractNumId w:val="11"/>
+  <w:num w:numId="12" w16cid:durableId="22481464">
+    <w:abstractNumId w:val="2"/>
   </w:num>
-  <w:num w:numId="11" w16cid:durableId="2022854101">
-    <w:abstractNumId w:val="5"/>
-  </w:num>
-  <w:num w:numId="12" w16cid:durableId="22481464">
+  <w:num w:numId="13" w16cid:durableId="506138420">
     <w:abstractNumId w:val="1"/>
   </w:num>
 </w:numbering>
@@ -4845,7 +5275,6 @@
   <w:style w:type="character" w:default="1" w:styleId="a0">
     <w:name w:val="Default Paragraph Font"/>
     <w:uiPriority w:val="1"/>
-    <w:semiHidden/>
     <w:unhideWhenUsed/>
   </w:style>
   <w:style w:type="table" w:default="1" w:styleId="a1">

--- a/(新)技术路线.docx
+++ b/(新)技术路线.docx
@@ -90,7 +90,39 @@
           <w:rFonts w:ascii="宋体" w:eastAsia="宋体" w:hAnsi="宋体" w:hint="eastAsia"/>
           <w:sz w:val="24"/>
         </w:rPr>
-        <w:t>检索层：图谱查硬规则，向量库查软条款</w:t>
+        <w:t>检索层：</w:t>
+      </w:r>
+      <w:proofErr w:type="gramStart"/>
+      <w:r>
+        <w:rPr>
+          <w:rFonts w:ascii="宋体" w:eastAsia="宋体" w:hAnsi="宋体" w:hint="eastAsia"/>
+          <w:sz w:val="24"/>
+        </w:rPr>
+        <w:t>图谱查硬规则</w:t>
+      </w:r>
+      <w:proofErr w:type="gramEnd"/>
+      <w:r>
+        <w:rPr>
+          <w:rFonts w:ascii="宋体" w:eastAsia="宋体" w:hAnsi="宋体" w:hint="eastAsia"/>
+          <w:sz w:val="24"/>
+        </w:rPr>
+        <w:t>，向量</w:t>
+      </w:r>
+      <w:proofErr w:type="gramStart"/>
+      <w:r>
+        <w:rPr>
+          <w:rFonts w:ascii="宋体" w:eastAsia="宋体" w:hAnsi="宋体" w:hint="eastAsia"/>
+          <w:sz w:val="24"/>
+        </w:rPr>
+        <w:t>库查软</w:t>
+      </w:r>
+      <w:proofErr w:type="gramEnd"/>
+      <w:r>
+        <w:rPr>
+          <w:rFonts w:ascii="宋体" w:eastAsia="宋体" w:hAnsi="宋体" w:hint="eastAsia"/>
+          <w:sz w:val="24"/>
+        </w:rPr>
+        <w:t>条款</w:t>
       </w:r>
       <w:r>
         <w:rPr>
@@ -159,7 +191,7 @@
           <w:bCs/>
           <w:sz w:val="24"/>
         </w:rPr>
-        <w:t>第一步：数据准备（最关键，但最可控）</w:t>
+        <w:t>第一步：数据准备</w:t>
       </w:r>
     </w:p>
     <w:p>
@@ -586,6 +618,27 @@
         </w:rPr>
         <w:t>图谱设计：</w:t>
       </w:r>
+      <w:r>
+        <w:rPr>
+          <w:rFonts w:ascii="宋体" w:eastAsia="宋体" w:hAnsi="宋体" w:hint="eastAsia"/>
+          <w:sz w:val="24"/>
+        </w:rPr>
+        <w:t>（</w:t>
+      </w:r>
+      <w:r>
+        <w:rPr>
+          <w:rFonts w:ascii="宋体" w:eastAsia="宋体" w:hAnsi="宋体"/>
+          <w:sz w:val="24"/>
+        </w:rPr>
+        <w:t>采用属性图模型存储生态政策规则，其中 Action 字段以自然语言形式作为关系属性保存，包括决策结果及附加约束条件。</w:t>
+      </w:r>
+      <w:r>
+        <w:rPr>
+          <w:rFonts w:ascii="宋体" w:eastAsia="宋体" w:hAnsi="宋体" w:hint="eastAsia"/>
+          <w:sz w:val="24"/>
+        </w:rPr>
+        <w:t>）</w:t>
+      </w:r>
     </w:p>
     <w:p>
       <w:pPr>
@@ -603,6 +656,7 @@
           <w:rFonts w:ascii="宋体" w:eastAsia="宋体" w:hAnsi="宋体" w:hint="eastAsia"/>
           <w:sz w:val="24"/>
         </w:rPr>
+        <w:lastRenderedPageBreak/>
         <w:t>直接建立规则节点。</w:t>
       </w:r>
     </w:p>
@@ -622,7 +676,6 @@
           <w:rFonts w:ascii="宋体" w:eastAsia="宋体" w:hAnsi="宋体" w:hint="eastAsia"/>
           <w:sz w:val="24"/>
         </w:rPr>
-        <w:lastRenderedPageBreak/>
         <w:t>节点：</w:t>
       </w:r>
       <w:r>
@@ -674,31 +727,10 @@
       </w:r>
       <w:r>
         <w:rPr>
-          <w:rFonts w:ascii="宋体" w:eastAsia="宋体" w:hAnsi="宋体"/>
-          <w:sz w:val="24"/>
-        </w:rPr>
-        <w:t>Unit -[FORBIDS]-&gt; Project</w:t>
-      </w:r>
-      <w:r>
-        <w:rPr>
-          <w:rFonts w:ascii="宋体" w:eastAsia="宋体" w:hAnsi="宋体" w:hint="eastAsia"/>
-          <w:sz w:val="24"/>
-        </w:rPr>
-        <w:t> 或 </w:t>
-      </w:r>
-      <w:r>
-        <w:rPr>
-          <w:rFonts w:ascii="宋体" w:eastAsia="宋体" w:hAnsi="宋体"/>
-          <w:sz w:val="24"/>
-        </w:rPr>
-        <w:t>Unit -[ALLOWS]-&gt; Project</w:t>
-      </w:r>
-      <w:r>
-        <w:rPr>
-          <w:rFonts w:ascii="宋体" w:eastAsia="宋体" w:hAnsi="宋体" w:hint="eastAsia"/>
-          <w:sz w:val="24"/>
-        </w:rPr>
-        <w:t>。</w:t>
+          <w:rFonts w:ascii="宋体" w:eastAsia="宋体" w:hAnsi="宋体" w:hint="eastAsia"/>
+          <w:sz w:val="24"/>
+        </w:rPr>
+        <w:t>(:Unit)-[:HAS_RULE {action:"限制（禁止扩大规模，到期需修复）"}]-&gt;(:Project)</w:t>
       </w:r>
     </w:p>
     <w:p>
@@ -757,6 +789,88 @@
       <w:pPr>
         <w:rPr>
           <w:rFonts w:ascii="宋体" w:eastAsia="宋体" w:hAnsi="宋体" w:hint="eastAsia"/>
+          <w:sz w:val="24"/>
+        </w:rPr>
+      </w:pPr>
+      <w:r>
+        <w:rPr>
+          <w:rFonts w:ascii="宋体" w:eastAsia="宋体" w:hAnsi="宋体" w:hint="eastAsia"/>
+          <w:b/>
+          <w:bCs/>
+          <w:sz w:val="24"/>
+        </w:rPr>
+        <w:t>向量库：</w:t>
+      </w:r>
+      <w:r>
+        <w:rPr>
+          <w:rFonts w:ascii="宋体" w:eastAsia="宋体" w:hAnsi="宋体" w:hint="eastAsia"/>
+          <w:sz w:val="24"/>
+        </w:rPr>
+        <w:t>将</w:t>
+      </w:r>
+      <w:r>
+        <w:rPr>
+          <w:rFonts w:ascii="宋体" w:eastAsia="宋体" w:hAnsi="宋体"/>
+          <w:sz w:val="24"/>
+        </w:rPr>
+        <w:t>文本切分</w:t>
+      </w:r>
+      <w:proofErr w:type="gramStart"/>
+      <w:r>
+        <w:rPr>
+          <w:rFonts w:ascii="宋体" w:eastAsia="宋体" w:hAnsi="宋体"/>
+          <w:sz w:val="24"/>
+        </w:rPr>
+        <w:t>为法条级知识</w:t>
+      </w:r>
+      <w:proofErr w:type="gramEnd"/>
+      <w:r>
+        <w:rPr>
+          <w:rFonts w:ascii="宋体" w:eastAsia="宋体" w:hAnsi="宋体"/>
+          <w:sz w:val="24"/>
+        </w:rPr>
+        <w:t>单元法条文本</w:t>
+      </w:r>
+      <w:r>
+        <w:rPr>
+          <w:rFonts w:ascii="宋体" w:eastAsia="宋体" w:hAnsi="宋体" w:hint="eastAsia"/>
+          <w:sz w:val="24"/>
+        </w:rPr>
+        <w:t>，每条数据包含</w:t>
+      </w:r>
+      <w:r>
+        <w:rPr>
+          <w:rFonts w:ascii="宋体" w:eastAsia="宋体" w:hAnsi="宋体"/>
+          <w:sz w:val="24"/>
+        </w:rPr>
+        <w:t>法律来源 日期 政策强度 政策倾向 条款层级 文件优先级</w:t>
+      </w:r>
+      <w:r>
+        <w:rPr>
+          <w:rFonts w:ascii="宋体" w:eastAsia="宋体" w:hAnsi="宋体" w:hint="eastAsia"/>
+          <w:sz w:val="24"/>
+        </w:rPr>
+        <w:t>。语义检索+结构化过滤的混合检索-&gt;</w:t>
+      </w:r>
+      <w:r>
+        <w:rPr>
+          <w:rFonts w:ascii="宋体" w:eastAsia="宋体" w:hAnsi="宋体"/>
+          <w:sz w:val="24"/>
+        </w:rPr>
+        <w:t>带法律标签的增强型 RAG</w:t>
+      </w:r>
+      <w:r>
+        <w:rPr>
+          <w:rFonts w:ascii="宋体" w:eastAsia="宋体" w:hAnsi="宋体" w:hint="eastAsia"/>
+          <w:sz w:val="24"/>
+        </w:rPr>
+        <w:t>.</w:t>
+      </w:r>
+    </w:p>
+    <w:p>
+      <w:pPr>
+        <w:rPr>
+          <w:rFonts w:ascii="宋体" w:eastAsia="宋体" w:hAnsi="宋体" w:hint="eastAsia"/>
           <w:b/>
           <w:bCs/>
           <w:sz w:val="24"/>
@@ -804,21 +918,29 @@
       <w:r>
         <w:rPr>
           <w:rFonts w:ascii="宋体" w:eastAsia="宋体" w:hAnsi="宋体" w:hint="eastAsia"/>
-          <w:sz w:val="24"/>
-        </w:rPr>
-        <w:t>实体对齐（预处理）：</w:t>
-      </w:r>
-      <w:r>
-        <w:rPr>
-          <w:rFonts w:ascii="宋体" w:eastAsia="宋体" w:hAnsi="宋体" w:hint="eastAsia"/>
-          <w:b/>
-          <w:bCs/>
           <w:color w:val="EE0000"/>
           <w:sz w:val="24"/>
         </w:rPr>
-        <w:t>//</w:t>
-      </w:r>
-      <w:r>
+        <w:t>用户意图识别</w:t>
+      </w:r>
+      <w:r>
+        <w:rPr>
+          <w:rFonts w:ascii="宋体" w:eastAsia="宋体" w:hAnsi="宋体" w:hint="eastAsia"/>
+          <w:sz w:val="24"/>
+        </w:rPr>
+        <w:t>：</w:t>
+      </w:r>
+      <w:r>
+        <w:rPr>
+          <w:rFonts w:ascii="宋体" w:eastAsia="宋体" w:hAnsi="宋体" w:hint="eastAsia"/>
+          <w:sz w:val="24"/>
+        </w:rPr>
+        <w:t xml:space="preserve"> </w:t>
+      </w:r>
+    </w:p>
+    <w:p>
+      <w:pPr>
+        <w:ind w:left="360"/>
         <w:rPr>
           <w:rFonts w:ascii="宋体" w:eastAsia="宋体" w:hAnsi="宋体" w:hint="eastAsia"/>
           <w:b/>
@@ -826,8 +948,7 @@
           <w:color w:val="EE0000"/>
           <w:sz w:val="24"/>
         </w:rPr>
-        <w:t>把用户说的非标准术语转为数据库里存的标准术语</w:t>
-      </w:r>
+      </w:pPr>
       <w:r>
         <w:rPr>
           <w:rFonts w:ascii="宋体" w:eastAsia="宋体" w:hAnsi="宋体" w:hint="eastAsia"/>
@@ -843,12 +964,105 @@
           <w:rFonts w:ascii="宋体" w:eastAsia="宋体" w:hAnsi="宋体" w:hint="eastAsia"/>
           <w:b/>
           <w:bCs/>
+          <w:color w:val="C45911" w:themeColor="accent2" w:themeShade="BF"/>
+          <w:sz w:val="24"/>
+        </w:rPr>
+        <w:t>原来：</w:t>
+      </w:r>
+      <w:r>
+        <w:rPr>
+          <w:rFonts w:ascii="宋体" w:eastAsia="宋体" w:hAnsi="宋体"/>
+          <w:b/>
+          <w:bCs/>
+          <w:color w:val="C45911" w:themeColor="accent2" w:themeShade="BF"/>
+          <w:sz w:val="24"/>
+        </w:rPr>
+        <w:t>如果用户说了字典里没有的词</w:t>
+      </w:r>
+      <w:r>
+        <w:rPr>
+          <w:rFonts w:ascii="宋体" w:eastAsia="宋体" w:hAnsi="宋体" w:hint="eastAsia"/>
+          <w:b/>
+          <w:bCs/>
+          <w:color w:val="C45911" w:themeColor="accent2" w:themeShade="BF"/>
+          <w:sz w:val="24"/>
+        </w:rPr>
+        <w:t>，</w:t>
+      </w:r>
+      <w:r>
+        <w:rPr>
+          <w:rFonts w:ascii="宋体" w:eastAsia="宋体" w:hAnsi="宋体" w:hint="eastAsia"/>
+          <w:b/>
+          <w:bCs/>
+          <w:color w:val="C45911" w:themeColor="accent2" w:themeShade="BF"/>
+          <w:sz w:val="24"/>
+        </w:rPr>
+        <w:t>直接</w:t>
+      </w:r>
+      <w:r>
+        <w:rPr>
+          <w:rFonts w:ascii="宋体" w:eastAsia="宋体" w:hAnsi="宋体" w:hint="eastAsia"/>
+          <w:b/>
+          <w:bCs/>
+          <w:color w:val="C45911" w:themeColor="accent2" w:themeShade="BF"/>
+          <w:sz w:val="24"/>
+        </w:rPr>
+        <w:t>告诉用户“</w:t>
+      </w:r>
+      <w:r>
+        <w:rPr>
+          <w:rFonts w:ascii="宋体" w:eastAsia="宋体" w:hAnsi="宋体"/>
+          <w:b/>
+          <w:bCs/>
+          <w:color w:val="C45911" w:themeColor="accent2" w:themeShade="BF"/>
+          <w:sz w:val="24"/>
+        </w:rPr>
+        <w:t>未能在您的提问中识别到标准术语（如：战略性矿产, 三江源国家公园, 风力发电设施 等）。 为了确保回答的准确性，请您使用标准术语重新提问。</w:t>
+      </w:r>
+      <w:r>
+        <w:rPr>
+          <w:rFonts w:ascii="宋体" w:eastAsia="宋体" w:hAnsi="宋体" w:hint="eastAsia"/>
+          <w:b/>
+          <w:bCs/>
+          <w:color w:val="C45911" w:themeColor="accent2" w:themeShade="BF"/>
+          <w:sz w:val="24"/>
+        </w:rPr>
+        <w:t>”</w:t>
+      </w:r>
+      <w:r>
+        <w:rPr>
+          <w:rFonts w:ascii="宋体" w:eastAsia="宋体" w:hAnsi="宋体" w:hint="eastAsia"/>
+          <w:b/>
+          <w:bCs/>
+          <w:color w:val="C45911" w:themeColor="accent2" w:themeShade="BF"/>
+          <w:sz w:val="24"/>
+        </w:rPr>
+        <w:t>如果用户说正确了再继续执行下面的操作</w:t>
+      </w:r>
+      <w:r>
+        <w:rPr>
+          <w:rFonts w:ascii="宋体" w:eastAsia="宋体" w:hAnsi="宋体"/>
+          <w:b/>
+          <w:bCs/>
+          <w:color w:val="C45911" w:themeColor="accent2" w:themeShade="BF"/>
+          <w:sz w:val="24"/>
+        </w:rPr>
+        <w:t>。</w:t>
+      </w:r>
+      <w:r>
+        <w:rPr>
+          <w:rFonts w:ascii="宋体" w:eastAsia="宋体" w:hAnsi="宋体" w:hint="eastAsia"/>
+          <w:b/>
+          <w:bCs/>
           <w:color w:val="EE0000"/>
           <w:sz w:val="24"/>
         </w:rPr>
-        <w:t>映射字典中</w:t>
-      </w:r>
-      <w:r>
+        <w:t>）</w:t>
+      </w:r>
+    </w:p>
+    <w:p>
+      <w:pPr>
+        <w:ind w:left="360"/>
         <w:rPr>
           <w:rFonts w:ascii="宋体" w:eastAsia="宋体" w:hAnsi="宋体" w:hint="eastAsia"/>
           <w:b/>
@@ -856,18 +1070,81 @@
           <w:color w:val="EE0000"/>
           <w:sz w:val="24"/>
         </w:rPr>
+      </w:pPr>
+      <w:r>
+        <w:rPr>
+          <w:rFonts w:ascii="宋体" w:eastAsia="宋体" w:hAnsi="宋体" w:hint="eastAsia"/>
+          <w:b/>
+          <w:bCs/>
+          <w:color w:val="EE0000"/>
+          <w:sz w:val="24"/>
+        </w:rPr>
+        <w:t>（现在：</w:t>
+      </w:r>
+      <w:r>
+        <w:rPr>
+          <w:rFonts w:ascii="宋体" w:eastAsia="宋体" w:hAnsi="宋体" w:hint="eastAsia"/>
+          <w:b/>
+          <w:bCs/>
+          <w:color w:val="EE0000"/>
+          <w:sz w:val="24"/>
+        </w:rPr>
+        <w:t>向量识别</w:t>
+      </w:r>
+      <w:r>
+        <w:rPr>
+          <w:rFonts w:ascii="宋体" w:eastAsia="宋体" w:hAnsi="宋体" w:hint="eastAsia"/>
+          <w:b/>
+          <w:bCs/>
+          <w:color w:val="EE0000"/>
+          <w:sz w:val="24"/>
+        </w:rPr>
+        <w:t>（</w:t>
+      </w:r>
+      <w:r>
+        <w:rPr>
+          <w:rFonts w:ascii="宋体" w:eastAsia="宋体" w:hAnsi="宋体" w:hint="eastAsia"/>
+          <w:b/>
+          <w:bCs/>
+          <w:color w:val="EE0000"/>
+          <w:sz w:val="24"/>
+        </w:rPr>
+        <w:t>解决</w:t>
+      </w:r>
+      <w:r>
+        <w:rPr>
+          <w:rFonts w:ascii="宋体" w:eastAsia="宋体" w:hAnsi="宋体" w:hint="eastAsia"/>
+          <w:b/>
+          <w:bCs/>
+          <w:color w:val="EE0000"/>
+          <w:sz w:val="24"/>
+        </w:rPr>
+        <w:t>语义</w:t>
+      </w:r>
+      <w:r>
+        <w:rPr>
+          <w:rFonts w:ascii="宋体" w:eastAsia="宋体" w:hAnsi="宋体" w:hint="eastAsia"/>
+          <w:b/>
+          <w:bCs/>
+          <w:color w:val="EE0000"/>
+          <w:sz w:val="24"/>
+        </w:rPr>
+        <w:t>问题</w:t>
+      </w:r>
+      <w:r>
+        <w:rPr>
+          <w:rFonts w:ascii="宋体" w:eastAsia="宋体" w:hAnsi="宋体" w:hint="eastAsia"/>
+          <w:b/>
+          <w:bCs/>
+          <w:color w:val="EE0000"/>
+          <w:sz w:val="24"/>
+        </w:rPr>
         <w:t>）</w:t>
       </w:r>
     </w:p>
     <w:p>
       <w:pPr>
-        <w:ind w:left="360"/>
-        <w:rPr>
-          <w:rFonts w:ascii="宋体" w:eastAsia="宋体" w:hAnsi="宋体" w:hint="eastAsia"/>
-          <w:sz w:val="24"/>
-        </w:rPr>
-      </w:pPr>
-      <w:r>
+        <w:ind w:left="1020" w:firstLine="240"/>
         <w:rPr>
           <w:rFonts w:ascii="宋体" w:eastAsia="宋体" w:hAnsi="宋体" w:hint="eastAsia"/>
           <w:b/>
@@ -875,87 +1152,155 @@
           <w:color w:val="EE0000"/>
           <w:sz w:val="24"/>
         </w:rPr>
+      </w:pPr>
+      <w:r>
+        <w:rPr>
+          <w:rFonts w:ascii="宋体" w:eastAsia="宋体" w:hAnsi="宋体" w:hint="eastAsia"/>
+          <w:b/>
+          <w:bCs/>
+          <w:color w:val="EE0000"/>
+          <w:sz w:val="24"/>
+        </w:rPr>
+        <w:t>-&gt;字典匹配</w:t>
+      </w:r>
+      <w:r>
+        <w:rPr>
+          <w:rFonts w:ascii="宋体" w:eastAsia="宋体" w:hAnsi="宋体" w:hint="eastAsia"/>
+          <w:b/>
+          <w:bCs/>
+          <w:color w:val="EE0000"/>
+          <w:sz w:val="24"/>
+        </w:rPr>
         <w:t>（</w:t>
       </w:r>
       <w:r>
         <w:rPr>
-          <w:rFonts w:ascii="宋体" w:eastAsia="宋体" w:hAnsi="宋体"/>
-          <w:b/>
-          <w:bCs/>
-          <w:color w:val="C45911" w:themeColor="accent2" w:themeShade="BF"/>
-          <w:sz w:val="24"/>
-        </w:rPr>
-        <w:t>如果用户说了字典里没有的词</w:t>
-      </w:r>
-      <w:r>
-        <w:rPr>
-          <w:rFonts w:ascii="宋体" w:eastAsia="宋体" w:hAnsi="宋体" w:hint="eastAsia"/>
-          <w:b/>
-          <w:bCs/>
-          <w:color w:val="C45911" w:themeColor="accent2" w:themeShade="BF"/>
-          <w:sz w:val="24"/>
-        </w:rPr>
-        <w:t>，</w:t>
-      </w:r>
-      <w:r>
-        <w:rPr>
-          <w:rFonts w:ascii="宋体" w:eastAsia="宋体" w:hAnsi="宋体" w:hint="eastAsia"/>
-          <w:b/>
-          <w:bCs/>
-          <w:color w:val="C45911" w:themeColor="accent2" w:themeShade="BF"/>
-          <w:sz w:val="24"/>
-        </w:rPr>
-        <w:t>直接</w:t>
-      </w:r>
-      <w:r>
-        <w:rPr>
-          <w:rFonts w:ascii="宋体" w:eastAsia="宋体" w:hAnsi="宋体" w:hint="eastAsia"/>
-          <w:b/>
-          <w:bCs/>
-          <w:color w:val="C45911" w:themeColor="accent2" w:themeShade="BF"/>
-          <w:sz w:val="24"/>
-        </w:rPr>
-        <w:t>告诉用户“</w:t>
-      </w:r>
-      <w:r>
-        <w:rPr>
-          <w:rFonts w:ascii="宋体" w:eastAsia="宋体" w:hAnsi="宋体"/>
-          <w:b/>
-          <w:bCs/>
-          <w:color w:val="C45911" w:themeColor="accent2" w:themeShade="BF"/>
-          <w:sz w:val="24"/>
-        </w:rPr>
-        <w:t>未能在您的提问中识别到标准术语（如：战略性矿产, 三江源国家公园, 风力发电设施 等）。 为了确保回答的准确性，请您使用标准术语重新提问。</w:t>
-      </w:r>
-      <w:r>
-        <w:rPr>
-          <w:rFonts w:ascii="宋体" w:eastAsia="宋体" w:hAnsi="宋体" w:hint="eastAsia"/>
-          <w:b/>
-          <w:bCs/>
-          <w:color w:val="C45911" w:themeColor="accent2" w:themeShade="BF"/>
-          <w:sz w:val="24"/>
-        </w:rPr>
-        <w:t>”</w:t>
-      </w:r>
-      <w:r>
-        <w:rPr>
-          <w:rFonts w:ascii="宋体" w:eastAsia="宋体" w:hAnsi="宋体" w:hint="eastAsia"/>
-          <w:b/>
-          <w:bCs/>
-          <w:color w:val="C45911" w:themeColor="accent2" w:themeShade="BF"/>
-          <w:sz w:val="24"/>
-        </w:rPr>
-        <w:t>如果用户说正确了再继续执行下面的操作</w:t>
-      </w:r>
-      <w:r>
-        <w:rPr>
-          <w:rFonts w:ascii="宋体" w:eastAsia="宋体" w:hAnsi="宋体"/>
-          <w:b/>
-          <w:bCs/>
-          <w:color w:val="C45911" w:themeColor="accent2" w:themeShade="BF"/>
-          <w:sz w:val="24"/>
-        </w:rPr>
-        <w:t>。</w:t>
+          <w:rFonts w:ascii="宋体" w:eastAsia="宋体" w:hAnsi="宋体" w:hint="eastAsia"/>
+          <w:b/>
+          <w:bCs/>
+          <w:color w:val="EE0000"/>
+          <w:sz w:val="24"/>
+        </w:rPr>
+        <w:t>解决</w:t>
+      </w:r>
+      <w:r>
+        <w:rPr>
+          <w:rFonts w:ascii="宋体" w:eastAsia="宋体" w:hAnsi="宋体" w:hint="eastAsia"/>
+          <w:b/>
+          <w:bCs/>
+          <w:color w:val="EE0000"/>
+          <w:sz w:val="24"/>
+        </w:rPr>
+        <w:t>口语化</w:t>
+      </w:r>
+      <w:r>
+        <w:rPr>
+          <w:rFonts w:ascii="宋体" w:eastAsia="宋体" w:hAnsi="宋体" w:hint="eastAsia"/>
+          <w:b/>
+          <w:bCs/>
+          <w:color w:val="EE0000"/>
+          <w:sz w:val="24"/>
+        </w:rPr>
+        <w:t>问题</w:t>
+      </w:r>
+      <w:r>
+        <w:rPr>
+          <w:rFonts w:ascii="宋体" w:eastAsia="宋体" w:hAnsi="宋体" w:hint="eastAsia"/>
+          <w:b/>
+          <w:bCs/>
+          <w:color w:val="EE0000"/>
+          <w:sz w:val="24"/>
+        </w:rPr>
+        <w:t>）</w:t>
+      </w:r>
+    </w:p>
+    <w:p>
+      <w:pPr>
+        <w:ind w:left="1020" w:firstLine="240"/>
+        <w:rPr>
+          <w:rFonts w:ascii="宋体" w:eastAsia="宋体" w:hAnsi="宋体" w:hint="eastAsia"/>
+          <w:sz w:val="24"/>
+        </w:rPr>
+      </w:pPr>
+      <w:r>
+        <w:rPr>
+          <w:rFonts w:ascii="宋体" w:eastAsia="宋体" w:hAnsi="宋体" w:hint="eastAsia"/>
+          <w:b/>
+          <w:bCs/>
+          <w:color w:val="EE0000"/>
+          <w:sz w:val="24"/>
+        </w:rPr>
+        <w:t>-&gt;模糊匹配</w:t>
+      </w:r>
+      <w:r>
+        <w:rPr>
+          <w:rFonts w:ascii="宋体" w:eastAsia="宋体" w:hAnsi="宋体" w:hint="eastAsia"/>
+          <w:b/>
+          <w:bCs/>
+          <w:color w:val="EE0000"/>
+          <w:sz w:val="24"/>
+        </w:rPr>
+        <w:t>算法</w:t>
+      </w:r>
+      <w:r>
+        <w:rPr>
+          <w:rFonts w:ascii="宋体" w:eastAsia="宋体" w:hAnsi="宋体" w:hint="eastAsia"/>
+          <w:b/>
+          <w:bCs/>
+          <w:color w:val="EE0000"/>
+          <w:sz w:val="24"/>
+        </w:rPr>
+        <w:t>，引导用户重新提问。</w:t>
+      </w:r>
+      <w:r>
+        <w:rPr>
+          <w:rFonts w:ascii="宋体" w:eastAsia="宋体" w:hAnsi="宋体" w:hint="eastAsia"/>
+          <w:b/>
+          <w:bCs/>
+          <w:color w:val="EE0000"/>
+          <w:sz w:val="24"/>
+        </w:rPr>
+        <w:t>（</w:t>
+      </w:r>
+      <w:r>
+        <w:rPr>
+          <w:rFonts w:ascii="宋体" w:eastAsia="宋体" w:hAnsi="宋体" w:hint="eastAsia"/>
+          <w:b/>
+          <w:bCs/>
+          <w:color w:val="EE0000"/>
+          <w:sz w:val="24"/>
+        </w:rPr>
+        <w:t>解决</w:t>
+      </w:r>
+      <w:r>
+        <w:rPr>
+          <w:rFonts w:ascii="宋体" w:eastAsia="宋体" w:hAnsi="宋体" w:hint="eastAsia"/>
+          <w:b/>
+          <w:bCs/>
+          <w:color w:val="EE0000"/>
+          <w:sz w:val="24"/>
+        </w:rPr>
+        <w:t>错别字</w:t>
+      </w:r>
+      <w:r>
+        <w:rPr>
+          <w:rFonts w:ascii="宋体" w:eastAsia="宋体" w:hAnsi="宋体" w:hint="eastAsia"/>
+          <w:b/>
+          <w:bCs/>
+          <w:color w:val="EE0000"/>
+          <w:sz w:val="24"/>
+        </w:rPr>
+        <w:t>问题</w:t>
+      </w:r>
+      <w:r>
+        <w:rPr>
+          <w:rFonts w:ascii="宋体" w:eastAsia="宋体" w:hAnsi="宋体" w:hint="eastAsia"/>
+          <w:b/>
+          <w:bCs/>
+          <w:color w:val="EE0000"/>
+          <w:sz w:val="24"/>
+        </w:rPr>
+        <w:t>）</w:t>
       </w:r>
       <w:r>
         <w:rPr>
@@ -976,6 +1321,7 @@
         </w:numPr>
         <w:rPr>
           <w:rFonts w:ascii="宋体" w:eastAsia="宋体" w:hAnsi="宋体" w:hint="eastAsia"/>
+          <w:color w:val="EE0000"/>
           <w:sz w:val="24"/>
         </w:rPr>
       </w:pPr>
@@ -1001,6 +1347,16 @@
           <w:sz w:val="24"/>
         </w:rPr>
         <w:t> 字典。</w:t>
+      </w:r>
+      <w:r>
+        <w:rPr>
+          <w:rFonts w:ascii="宋体" w:eastAsia="宋体" w:hAnsi="宋体" w:hint="eastAsia"/>
+          <w:b/>
+          <w:bCs/>
+          <w:color w:val="EE0000"/>
+          <w:sz w:val="24"/>
+        </w:rPr>
+        <w:t>//用户意图识别</w:t>
       </w:r>
     </w:p>
     <w:p>
@@ -1063,6 +1419,27 @@
           <w:rFonts w:ascii="宋体" w:eastAsia="宋体" w:hAnsi="宋体" w:hint="eastAsia"/>
           <w:sz w:val="24"/>
         </w:rPr>
+        <w:t>（</w:t>
+      </w:r>
+      <w:r>
+        <w:rPr>
+          <w:rFonts w:ascii="宋体" w:eastAsia="宋体" w:hAnsi="宋体"/>
+          <w:sz w:val="24"/>
+        </w:rPr>
+        <w:t>领域词典 + 滑动窗口扫描的规则型实体识别与实体标准化</w:t>
+      </w:r>
+      <w:r>
+        <w:rPr>
+          <w:rFonts w:ascii="宋体" w:eastAsia="宋体" w:hAnsi="宋体" w:hint="eastAsia"/>
+          <w:sz w:val="24"/>
+        </w:rPr>
+        <w:t>）</w:t>
+      </w:r>
+      <w:r>
+        <w:rPr>
+          <w:rFonts w:ascii="宋体" w:eastAsia="宋体" w:hAnsi="宋体" w:hint="eastAsia"/>
+          <w:sz w:val="24"/>
+        </w:rPr>
         <w:t>。</w:t>
       </w:r>
     </w:p>
@@ -1086,6 +1463,158 @@
         </w:rPr>
         <w:t>双路检索：</w:t>
       </w:r>
+      <w:r>
+        <w:rPr>
+          <w:rFonts w:ascii="宋体" w:eastAsia="宋体" w:hAnsi="宋体" w:hint="eastAsia"/>
+          <w:b/>
+          <w:bCs/>
+          <w:color w:val="EE0000"/>
+          <w:sz w:val="24"/>
+        </w:rPr>
+        <w:t>//</w:t>
+      </w:r>
+      <w:r>
+        <w:rPr>
+          <w:rFonts w:ascii="宋体" w:eastAsia="宋体" w:hAnsi="宋体" w:hint="eastAsia"/>
+          <w:b/>
+          <w:bCs/>
+          <w:color w:val="EE0000"/>
+          <w:sz w:val="24"/>
+        </w:rPr>
+        <w:t>创新点的梳理</w:t>
+      </w:r>
+    </w:p>
+    <w:p>
+      <w:pPr>
+        <w:ind w:left="720"/>
+        <w:rPr>
+          <w:rFonts w:ascii="宋体" w:eastAsia="宋体" w:hAnsi="宋体" w:hint="eastAsia"/>
+          <w:b/>
+          <w:bCs/>
+          <w:color w:val="EE0000"/>
+          <w:sz w:val="24"/>
+        </w:rPr>
+      </w:pPr>
+      <w:r>
+        <w:rPr>
+          <w:rFonts w:ascii="宋体" w:eastAsia="宋体" w:hAnsi="宋体" w:hint="eastAsia"/>
+          <w:b/>
+          <w:bCs/>
+          <w:color w:val="EE0000"/>
+          <w:sz w:val="24"/>
+        </w:rPr>
+        <w:t>（</w:t>
+      </w:r>
+      <w:r>
+        <w:rPr>
+          <w:rFonts w:ascii="宋体" w:eastAsia="宋体" w:hAnsi="宋体"/>
+          <w:b/>
+          <w:bCs/>
+          <w:color w:val="EE0000"/>
+          <w:sz w:val="24"/>
+        </w:rPr>
+        <w:t>只有通过</w:t>
+      </w:r>
+      <w:r>
+        <w:rPr>
+          <w:rFonts w:ascii="宋体" w:eastAsia="宋体" w:hAnsi="宋体" w:hint="eastAsia"/>
+          <w:b/>
+          <w:bCs/>
+          <w:color w:val="EE0000"/>
+          <w:sz w:val="24"/>
+        </w:rPr>
+        <w:t>用户意图识别</w:t>
+      </w:r>
+      <w:r>
+        <w:rPr>
+          <w:rFonts w:ascii="宋体" w:eastAsia="宋体" w:hAnsi="宋体"/>
+          <w:b/>
+          <w:bCs/>
+          <w:color w:val="EE0000"/>
+          <w:sz w:val="24"/>
+        </w:rPr>
+        <w:t>，才会进入</w:t>
+      </w:r>
+      <w:r>
+        <w:rPr>
+          <w:rFonts w:ascii="宋体" w:eastAsia="宋体" w:hAnsi="宋体" w:hint="eastAsia"/>
+          <w:b/>
+          <w:bCs/>
+          <w:color w:val="EE0000"/>
+          <w:sz w:val="24"/>
+        </w:rPr>
+        <w:t>双路检索操作，否则，后续环节会进行拦截</w:t>
+      </w:r>
+      <w:r>
+        <w:rPr>
+          <w:rFonts w:ascii="宋体" w:eastAsia="宋体" w:hAnsi="宋体"/>
+          <w:b/>
+          <w:bCs/>
+          <w:color w:val="EE0000"/>
+          <w:sz w:val="24"/>
+        </w:rPr>
+        <w:t>。</w:t>
+      </w:r>
+    </w:p>
+    <w:p>
+      <w:pPr>
+        <w:ind w:left="720"/>
+        <w:rPr>
+          <w:rFonts w:ascii="宋体" w:eastAsia="宋体" w:hAnsi="宋体" w:hint="eastAsia"/>
+          <w:sz w:val="24"/>
+        </w:rPr>
+      </w:pPr>
+      <w:r>
+        <w:rPr>
+          <w:rFonts w:ascii="宋体" w:eastAsia="宋体" w:hAnsi="宋体" w:hint="eastAsia"/>
+          <w:b/>
+          <w:bCs/>
+          <w:color w:val="EE0000"/>
+          <w:sz w:val="24"/>
+        </w:rPr>
+        <w:t>优势：</w:t>
+      </w:r>
+      <w:r>
+        <w:rPr>
+          <w:rFonts w:ascii="宋体" w:eastAsia="宋体" w:hAnsi="宋体"/>
+          <w:b/>
+          <w:bCs/>
+          <w:color w:val="EE0000"/>
+          <w:sz w:val="24"/>
+        </w:rPr>
+        <w:t>从源头上保证了输入检索引擎的查询词是符合领域规范的</w:t>
+      </w:r>
+      <w:r>
+        <w:rPr>
+          <w:rFonts w:ascii="宋体" w:eastAsia="宋体" w:hAnsi="宋体" w:hint="eastAsia"/>
+          <w:b/>
+          <w:bCs/>
+          <w:color w:val="EE0000"/>
+          <w:sz w:val="24"/>
+        </w:rPr>
+        <w:t>，而不</w:t>
+      </w:r>
+      <w:r>
+        <w:rPr>
+          <w:rFonts w:ascii="宋体" w:eastAsia="宋体" w:hAnsi="宋体" w:hint="eastAsia"/>
+          <w:b/>
+          <w:bCs/>
+          <w:color w:val="EE0000"/>
+          <w:sz w:val="24"/>
+        </w:rPr>
+        <w:lastRenderedPageBreak/>
+        <w:t>是盲目的去数据库里硬搜，让系统检索出一系列不相关的噪声数据</w:t>
+      </w:r>
+      <w:r>
+        <w:rPr>
+          <w:rFonts w:ascii="宋体" w:eastAsia="宋体" w:hAnsi="宋体" w:hint="eastAsia"/>
+          <w:b/>
+          <w:bCs/>
+          <w:color w:val="EE0000"/>
+          <w:sz w:val="24"/>
+        </w:rPr>
+        <w:t>）</w:t>
+      </w:r>
     </w:p>
     <w:p>
       <w:pPr>
@@ -1108,151 +1637,9 @@
       <w:r>
         <w:rPr>
           <w:rFonts w:ascii="宋体" w:eastAsia="宋体" w:hAnsi="宋体" w:hint="eastAsia"/>
-          <w:b/>
-          <w:bCs/>
-          <w:color w:val="EE0000"/>
-          <w:sz w:val="24"/>
-        </w:rPr>
-        <w:t>//向量</w:t>
-      </w:r>
-      <w:r>
-        <w:rPr>
-          <w:rFonts w:ascii="宋体" w:eastAsia="宋体" w:hAnsi="宋体" w:hint="eastAsia"/>
-          <w:b/>
-          <w:bCs/>
-          <w:color w:val="EE0000"/>
-          <w:sz w:val="24"/>
-        </w:rPr>
-        <w:t>检索</w:t>
-      </w:r>
-      <w:r>
-        <w:rPr>
-          <w:rFonts w:ascii="宋体" w:eastAsia="宋体" w:hAnsi="宋体" w:hint="eastAsia"/>
-          <w:b/>
-          <w:bCs/>
-          <w:color w:val="EE0000"/>
-          <w:sz w:val="24"/>
-        </w:rPr>
-        <w:t>，关键词匹配</w:t>
-      </w:r>
-      <w:r>
-        <w:rPr>
-          <w:rFonts w:ascii="宋体" w:eastAsia="宋体" w:hAnsi="宋体" w:hint="eastAsia"/>
-          <w:b/>
-          <w:bCs/>
-          <w:color w:val="EE0000"/>
-          <w:sz w:val="24"/>
-        </w:rPr>
-        <w:t>可能</w:t>
-      </w:r>
-      <w:r>
-        <w:rPr>
-          <w:rFonts w:ascii="宋体" w:eastAsia="宋体" w:hAnsi="宋体" w:hint="eastAsia"/>
-          <w:b/>
-          <w:bCs/>
-          <w:color w:val="EE0000"/>
-          <w:sz w:val="24"/>
-        </w:rPr>
-        <w:t>更好</w:t>
-      </w:r>
-      <w:r>
-        <w:rPr>
-          <w:rFonts w:ascii="宋体" w:eastAsia="宋体" w:hAnsi="宋体" w:hint="eastAsia"/>
-          <w:b/>
-          <w:bCs/>
-          <w:color w:val="EE0000"/>
-          <w:sz w:val="24"/>
-        </w:rPr>
-        <w:t>？</w:t>
-      </w:r>
-    </w:p>
-    <w:p>
-      <w:pPr>
-        <w:ind w:left="1080"/>
-        <w:rPr>
-          <w:rFonts w:ascii="宋体" w:eastAsia="宋体" w:hAnsi="宋体" w:hint="eastAsia"/>
-          <w:sz w:val="24"/>
-        </w:rPr>
-      </w:pPr>
-      <w:r>
-        <w:rPr>
-          <w:rFonts w:ascii="宋体" w:eastAsia="宋体" w:hAnsi="宋体" w:hint="eastAsia"/>
-          <w:b/>
-          <w:bCs/>
-          <w:color w:val="EE0000"/>
-          <w:sz w:val="24"/>
-        </w:rPr>
-        <w:t>（</w:t>
-      </w:r>
-      <w:r>
-        <w:rPr>
-          <w:rFonts w:ascii="宋体" w:eastAsia="宋体" w:hAnsi="宋体" w:hint="eastAsia"/>
-          <w:b/>
-          <w:bCs/>
-          <w:color w:val="C45911" w:themeColor="accent2" w:themeShade="BF"/>
-          <w:sz w:val="24"/>
-        </w:rPr>
-        <w:t>不仅仅是判断建设项目是否被禁止，</w:t>
-      </w:r>
-      <w:r>
-        <w:rPr>
-          <w:rFonts w:ascii="宋体" w:eastAsia="宋体" w:hAnsi="宋体" w:hint="eastAsia"/>
-          <w:b/>
-          <w:bCs/>
-          <w:color w:val="C45911" w:themeColor="accent2" w:themeShade="BF"/>
-          <w:sz w:val="24"/>
-        </w:rPr>
-        <w:t>图谱的作用是在最终的回答里给出“禁止”“允许”“限制”等关系词，而给出的这个答案</w:t>
-      </w:r>
-      <w:r>
-        <w:rPr>
-          <w:rFonts w:ascii="宋体" w:eastAsia="宋体" w:hAnsi="宋体" w:hint="eastAsia"/>
-          <w:b/>
-          <w:bCs/>
-          <w:color w:val="C45911" w:themeColor="accent2" w:themeShade="BF"/>
-          <w:sz w:val="24"/>
-        </w:rPr>
-        <w:t>，</w:t>
-      </w:r>
-      <w:r>
-        <w:rPr>
-          <w:rFonts w:ascii="宋体" w:eastAsia="宋体" w:hAnsi="宋体" w:hint="eastAsia"/>
-          <w:b/>
-          <w:bCs/>
-          <w:color w:val="C45911" w:themeColor="accent2" w:themeShade="BF"/>
-          <w:sz w:val="24"/>
-        </w:rPr>
-        <w:t>是通过有逻辑的查找</w:t>
-      </w:r>
-      <w:r>
-        <w:rPr>
-          <w:rFonts w:ascii="宋体" w:eastAsia="宋体" w:hAnsi="宋体" w:hint="eastAsia"/>
-          <w:b/>
-          <w:bCs/>
-          <w:color w:val="C45911" w:themeColor="accent2" w:themeShade="BF"/>
-          <w:sz w:val="24"/>
-        </w:rPr>
-        <w:t>用户给出的建设项目与法律条文的关系得到的。</w:t>
-      </w:r>
-      <w:r>
-        <w:rPr>
-          <w:rFonts w:ascii="宋体" w:eastAsia="宋体" w:hAnsi="宋体" w:hint="eastAsia"/>
-          <w:b/>
-          <w:bCs/>
-          <w:color w:val="C45911" w:themeColor="accent2" w:themeShade="BF"/>
-          <w:sz w:val="24"/>
-        </w:rPr>
-        <w:t>向量检索和关键词匹配不能直接锁定这两者之间的逻辑关系</w:t>
-      </w:r>
-      <w:r>
-        <w:rPr>
-          <w:rFonts w:ascii="宋体" w:eastAsia="宋体" w:hAnsi="宋体" w:hint="eastAsia"/>
-          <w:b/>
-          <w:bCs/>
-          <w:color w:val="EE0000"/>
-          <w:sz w:val="24"/>
-        </w:rPr>
-        <w:t>）</w:t>
+          <w:sz w:val="24"/>
+        </w:rPr>
+        <w:t xml:space="preserve"> </w:t>
       </w:r>
     </w:p>
     <w:p>
@@ -1412,7 +1799,6 @@
           <w:rFonts w:ascii="宋体" w:eastAsia="宋体" w:hAnsi="宋体" w:hint="eastAsia"/>
           <w:sz w:val="24"/>
         </w:rPr>
-        <w:lastRenderedPageBreak/>
         <w:t>使用 </w:t>
       </w:r>
       <w:proofErr w:type="spellStart"/>
@@ -1517,6 +1903,173 @@
     <w:p>
       <w:pPr>
         <w:rPr>
+          <w:rFonts w:ascii="宋体" w:eastAsia="宋体" w:hAnsi="宋体"/>
+          <w:b/>
+          <w:bCs/>
+          <w:color w:val="000000" w:themeColor="text1"/>
+          <w:sz w:val="24"/>
+        </w:rPr>
+      </w:pPr>
+      <w:r>
+        <w:rPr>
+          <w:rFonts w:ascii="宋体" w:eastAsia="宋体" w:hAnsi="宋体" w:hint="eastAsia"/>
+          <w:b/>
+          <w:bCs/>
+          <w:sz w:val="24"/>
+        </w:rPr>
+        <w:t>第四步</w:t>
+      </w:r>
+      <w:r>
+        <w:rPr>
+          <w:rFonts w:ascii="宋体" w:eastAsia="宋体" w:hAnsi="宋体" w:hint="eastAsia"/>
+          <w:b/>
+          <w:bCs/>
+          <w:color w:val="000000" w:themeColor="text1"/>
+          <w:sz w:val="24"/>
+        </w:rPr>
+        <w:t>：</w:t>
+      </w:r>
+      <w:r>
+        <w:rPr>
+          <w:rFonts w:ascii="宋体" w:eastAsia="宋体" w:hAnsi="宋体" w:hint="eastAsia"/>
+          <w:b/>
+          <w:bCs/>
+          <w:color w:val="000000" w:themeColor="text1"/>
+          <w:sz w:val="24"/>
+        </w:rPr>
+        <w:t>政策约束感知检索</w:t>
+      </w:r>
+      <w:r>
+        <w:rPr>
+          <w:rFonts w:ascii="宋体" w:eastAsia="宋体" w:hAnsi="宋体" w:hint="eastAsia"/>
+          <w:b/>
+          <w:bCs/>
+          <w:color w:val="000000" w:themeColor="text1"/>
+          <w:sz w:val="24"/>
+        </w:rPr>
+        <w:t>:</w:t>
+      </w:r>
+    </w:p>
+    <w:p>
+      <w:pPr>
+        <w:rPr>
+          <w:rFonts w:ascii="宋体" w:eastAsia="宋体" w:hAnsi="宋体" w:hint="eastAsia"/>
+          <w:b/>
+          <w:bCs/>
+          <w:sz w:val="24"/>
+        </w:rPr>
+      </w:pPr>
+      <w:r>
+        <w:rPr>
+          <w:rFonts w:ascii="宋体" w:eastAsia="宋体" w:hAnsi="宋体"/>
+          <w:b/>
+          <w:bCs/>
+          <w:sz w:val="24"/>
+        </w:rPr>
+        <w:t>融合政策约束信息的法律</w:t>
+      </w:r>
+      <w:proofErr w:type="gramStart"/>
+      <w:r>
+        <w:rPr>
+          <w:rFonts w:ascii="宋体" w:eastAsia="宋体" w:hAnsi="宋体"/>
+          <w:b/>
+          <w:bCs/>
+          <w:sz w:val="24"/>
+        </w:rPr>
+        <w:t>检索重</w:t>
+      </w:r>
+      <w:proofErr w:type="gramEnd"/>
+      <w:r>
+        <w:rPr>
+          <w:rFonts w:ascii="宋体" w:eastAsia="宋体" w:hAnsi="宋体"/>
+          <w:b/>
+          <w:bCs/>
+          <w:sz w:val="24"/>
+        </w:rPr>
+        <w:t>排序方法</w:t>
+      </w:r>
+      <w:r>
+        <w:rPr>
+          <w:rFonts w:ascii="宋体" w:eastAsia="宋体" w:hAnsi="宋体" w:hint="eastAsia"/>
+          <w:b/>
+          <w:bCs/>
+          <w:sz w:val="24"/>
+        </w:rPr>
+        <w:t>,把法律规则也引入了语义检索</w:t>
+      </w:r>
+      <w:r>
+        <w:rPr>
+          <w:rFonts w:ascii="宋体" w:eastAsia="宋体" w:hAnsi="宋体" w:hint="eastAsia"/>
+          <w:b/>
+          <w:bCs/>
+          <w:sz w:val="24"/>
+        </w:rPr>
+        <w:t>。</w:t>
+      </w:r>
+    </w:p>
+    <w:p>
+      <w:pPr>
+        <w:rPr>
+          <w:rFonts w:ascii="宋体" w:eastAsia="宋体" w:hAnsi="宋体"/>
+          <w:sz w:val="24"/>
+        </w:rPr>
+      </w:pPr>
+      <w:r>
+        <w:rPr>
+          <w:rFonts w:ascii="宋体" w:eastAsia="宋体" w:hAnsi="宋体"/>
+          <w:sz w:val="24"/>
+        </w:rPr>
+        <w:t>不</w:t>
+      </w:r>
+      <w:r>
+        <w:rPr>
+          <w:rFonts w:ascii="宋体" w:eastAsia="宋体" w:hAnsi="宋体" w:hint="eastAsia"/>
+          <w:sz w:val="24"/>
+        </w:rPr>
+        <w:t>是</w:t>
+      </w:r>
+      <w:r>
+        <w:rPr>
+          <w:rFonts w:ascii="宋体" w:eastAsia="宋体" w:hAnsi="宋体"/>
+          <w:sz w:val="24"/>
+        </w:rPr>
+        <w:t>直接返回结果，而是进一步融合政策强度、政策倾向、条款层级、文件法律效力以及时间权重等多维政策约束信息，对候选法规进行综合评分与重排序，构建“语义相关性 + 法律约束性”联合检索机制。</w:t>
+      </w:r>
+    </w:p>
+    <w:p>
+      <w:pPr>
+        <w:rPr>
+          <w:rFonts w:ascii="宋体" w:eastAsia="宋体" w:hAnsi="宋体" w:hint="eastAsia"/>
+          <w:sz w:val="24"/>
+        </w:rPr>
+      </w:pPr>
+      <w:r>
+        <w:rPr>
+          <w:rFonts w:ascii="宋体" w:eastAsia="宋体" w:hAnsi="宋体"/>
+          <w:sz w:val="24"/>
+        </w:rPr>
+        <w:t>其核心实现逻辑为：首先利用 BGE 向量模型完成法规语义召回；随后通过</w:t>
+      </w:r>
+      <w:r>
+        <w:rPr>
+          <w:rFonts w:ascii="宋体" w:eastAsia="宋体" w:hAnsi="宋体"/>
+          <w:b/>
+          <w:bCs/>
+          <w:sz w:val="24"/>
+        </w:rPr>
+        <w:t>设计综合评分函数</w:t>
+      </w:r>
+      <w:r>
+        <w:rPr>
+          <w:rFonts w:ascii="宋体" w:eastAsia="宋体" w:hAnsi="宋体"/>
+          <w:sz w:val="24"/>
+        </w:rPr>
+        <w:t>，对不同法规的法律效力、禁止优先级、条款具体性及政策时效性进行量化建模；最后依据综合得分重新排序，优先返回具有更高监管约束力和法律适用性的法规条款。</w:t>
+      </w:r>
+    </w:p>
+    <w:p>
+      <w:pPr>
+        <w:rPr>
           <w:rFonts w:ascii="宋体" w:eastAsia="宋体" w:hAnsi="宋体" w:hint="eastAsia"/>
           <w:b/>
           <w:bCs/>
@@ -1527,26 +2080,18 @@
       <w:r>
         <w:rPr>
           <w:rFonts w:ascii="宋体" w:eastAsia="宋体" w:hAnsi="宋体" w:hint="eastAsia"/>
-          <w:sz w:val="24"/>
-        </w:rPr>
-        <w:t>3.</w:t>
-      </w:r>
-      <w:r>
-        <w:rPr>
-          <w:rFonts w:ascii="宋体" w:eastAsia="宋体" w:hAnsi="宋体" w:hint="eastAsia"/>
-          <w:b/>
-          <w:bCs/>
-          <w:color w:val="EE0000"/>
-          <w:sz w:val="24"/>
-        </w:rPr>
-        <w:t xml:space="preserve"> </w:t>
-      </w:r>
-      <w:r>
-        <w:rPr>
-          <w:rFonts w:ascii="宋体" w:eastAsia="宋体" w:hAnsi="宋体" w:hint="eastAsia"/>
-          <w:b/>
-          <w:bCs/>
-          <w:color w:val="EE0000"/>
+          <w:b/>
+          <w:bCs/>
+          <w:sz w:val="24"/>
+        </w:rPr>
+        <w:t>第五步：</w:t>
+      </w:r>
+      <w:r>
+        <w:rPr>
+          <w:rFonts w:ascii="宋体" w:eastAsia="宋体" w:hAnsi="宋体" w:hint="eastAsia"/>
+          <w:b/>
+          <w:bCs/>
+          <w:color w:val="000000" w:themeColor="text1"/>
           <w:sz w:val="24"/>
         </w:rPr>
         <w:t>分析当前监管风向：</w:t>
@@ -1752,6 +2297,7 @@
           <w:sz w:val="18"/>
           <w:szCs w:val="18"/>
         </w:rPr>
+        <w:lastRenderedPageBreak/>
         <w:t>收紧/禁止：包含“严禁”、“禁止”、“关停”、“红线”、“一票否决”。</w:t>
       </w:r>
     </w:p>
@@ -1787,6 +2333,7 @@
           <w:rFonts w:ascii="宋体" w:eastAsia="宋体" w:hAnsi="宋体" w:hint="eastAsia"/>
           <w:b/>
           <w:bCs/>
+          <w:color w:val="EE0000"/>
           <w:sz w:val="24"/>
         </w:rPr>
       </w:pPr>
@@ -1799,6 +2346,100 @@
           <w:sz w:val="24"/>
         </w:rPr>
         <w:t>第二步：独立模块逻辑</w:t>
+      </w:r>
+      <w:r>
+        <w:rPr>
+          <w:rFonts w:ascii="宋体" w:eastAsia="宋体" w:hAnsi="宋体" w:hint="eastAsia"/>
+          <w:b/>
+          <w:bCs/>
+          <w:color w:val="EE0000"/>
+          <w:sz w:val="24"/>
+        </w:rPr>
+        <w:t>//国家红头文件(总趋势-&gt;</w:t>
+      </w:r>
+      <w:proofErr w:type="gramStart"/>
+      <w:r>
+        <w:rPr>
+          <w:rFonts w:ascii="宋体" w:eastAsia="宋体" w:hAnsi="宋体" w:hint="eastAsia"/>
+          <w:b/>
+          <w:bCs/>
+          <w:color w:val="EE0000"/>
+          <w:sz w:val="24"/>
+        </w:rPr>
+        <w:t>分趋势</w:t>
+      </w:r>
+      <w:proofErr w:type="gramEnd"/>
+      <w:r>
+        <w:rPr>
+          <w:rFonts w:ascii="宋体" w:eastAsia="宋体" w:hAnsi="宋体" w:hint="eastAsia"/>
+          <w:b/>
+          <w:bCs/>
+          <w:color w:val="EE0000"/>
+          <w:sz w:val="24"/>
+        </w:rPr>
+        <w:t>)</w:t>
+      </w:r>
+    </w:p>
+    <w:p>
+      <w:pPr>
+        <w:ind w:left="420" w:firstLine="420"/>
+        <w:rPr>
+          <w:rFonts w:ascii="宋体" w:eastAsia="宋体" w:hAnsi="宋体" w:hint="eastAsia"/>
+          <w:b/>
+          <w:bCs/>
+          <w:color w:val="EE0000"/>
+          <w:sz w:val="24"/>
+        </w:rPr>
+      </w:pPr>
+      <w:r>
+        <w:rPr>
+          <w:rFonts w:ascii="宋体" w:eastAsia="宋体" w:hAnsi="宋体" w:hint="eastAsia"/>
+          <w:b/>
+          <w:bCs/>
+          <w:color w:val="EE0000"/>
+          <w:sz w:val="24"/>
+        </w:rPr>
+        <w:t>（优先根据红头文件给出总趋势，再</w:t>
+      </w:r>
+      <w:r>
+        <w:rPr>
+          <w:rFonts w:ascii="宋体" w:eastAsia="宋体" w:hAnsi="宋体"/>
+          <w:b/>
+          <w:bCs/>
+          <w:color w:val="EE0000"/>
+          <w:sz w:val="24"/>
+        </w:rPr>
+        <w:t>通过</w:t>
+      </w:r>
+      <w:r>
+        <w:rPr>
+          <w:rFonts w:ascii="宋体" w:eastAsia="宋体" w:hAnsi="宋体" w:hint="eastAsia"/>
+          <w:b/>
+          <w:bCs/>
+          <w:color w:val="EE0000"/>
+          <w:sz w:val="24"/>
+        </w:rPr>
+        <w:t>过去和近期政策文件</w:t>
+      </w:r>
+      <w:r>
+        <w:rPr>
+          <w:rFonts w:ascii="宋体" w:eastAsia="宋体" w:hAnsi="宋体"/>
+          <w:b/>
+          <w:bCs/>
+          <w:color w:val="EE0000"/>
+          <w:sz w:val="24"/>
+        </w:rPr>
+        <w:t>的文件数量及词汇，直观反映出监管力度的变化速率</w:t>
+      </w:r>
+      <w:r>
+        <w:rPr>
+          <w:rFonts w:ascii="宋体" w:eastAsia="宋体" w:hAnsi="宋体" w:hint="eastAsia"/>
+          <w:b/>
+          <w:bCs/>
+          <w:color w:val="EE0000"/>
+          <w:sz w:val="24"/>
+        </w:rPr>
+        <w:t>）</w:t>
       </w:r>
     </w:p>
     <w:p>
@@ -2123,8 +2764,27 @@
           <w:bCs/>
           <w:sz w:val="24"/>
         </w:rPr>
-        <w:lastRenderedPageBreak/>
-        <w:t>第三步：融合进最终回答</w:t>
+        <w:t>第三步：融合</w:t>
+      </w:r>
+      <w:proofErr w:type="gramStart"/>
+      <w:r>
+        <w:rPr>
+          <w:rFonts w:ascii="宋体" w:eastAsia="宋体" w:hAnsi="宋体"/>
+          <w:b/>
+          <w:bCs/>
+          <w:sz w:val="24"/>
+        </w:rPr>
+        <w:t>进最终</w:t>
+      </w:r>
+      <w:proofErr w:type="gramEnd"/>
+      <w:r>
+        <w:rPr>
+          <w:rFonts w:ascii="宋体" w:eastAsia="宋体" w:hAnsi="宋体"/>
+          <w:b/>
+          <w:bCs/>
+          <w:sz w:val="24"/>
+        </w:rPr>
+        <w:t>回答</w:t>
       </w:r>
     </w:p>
     <w:p>
@@ -2154,67 +2814,25 @@
           <w:bCs/>
           <w:sz w:val="24"/>
         </w:rPr>
-        <w:t>第四步：提示词工程</w:t>
-      </w:r>
-      <w:r>
-        <w:rPr>
-          <w:rFonts w:ascii="宋体" w:eastAsia="宋体" w:hAnsi="宋体" w:hint="eastAsia"/>
-          <w:b/>
-          <w:bCs/>
-          <w:color w:val="EE0000"/>
-          <w:sz w:val="24"/>
-        </w:rPr>
-        <w:t>//预测未来</w:t>
-      </w:r>
-      <w:r>
-        <w:rPr>
-          <w:rFonts w:ascii="宋体" w:eastAsia="宋体" w:hAnsi="宋体" w:hint="eastAsia"/>
-          <w:b/>
-          <w:bCs/>
-          <w:color w:val="EE0000"/>
-          <w:sz w:val="24"/>
-        </w:rPr>
-        <w:t>，独立模块看政策的变化，再引入。(与检索联系在一起</w:t>
-      </w:r>
-      <w:r>
-        <w:rPr>
-          <w:rFonts w:ascii="宋体" w:eastAsia="宋体" w:hAnsi="宋体" w:hint="eastAsia"/>
-          <w:b/>
-          <w:bCs/>
-          <w:color w:val="EE0000"/>
-          <w:sz w:val="24"/>
-        </w:rPr>
-        <w:t>，新政策</w:t>
-      </w:r>
-      <w:r>
-        <w:rPr>
-          <w:rFonts w:ascii="宋体" w:eastAsia="宋体" w:hAnsi="宋体" w:hint="eastAsia"/>
-          <w:b/>
-          <w:bCs/>
-          <w:color w:val="EE0000"/>
-          <w:sz w:val="24"/>
-        </w:rPr>
-        <w:t>，</w:t>
-      </w:r>
-      <w:r>
-        <w:rPr>
-          <w:rFonts w:ascii="宋体" w:eastAsia="宋体" w:hAnsi="宋体" w:hint="eastAsia"/>
-          <w:b/>
-          <w:bCs/>
-          <w:color w:val="EE0000"/>
-          <w:sz w:val="24"/>
-        </w:rPr>
-        <w:t>旧政策分别看它的趋势</w:t>
-      </w:r>
-      <w:r>
-        <w:rPr>
-          <w:rFonts w:ascii="宋体" w:eastAsia="宋体" w:hAnsi="宋体" w:hint="eastAsia"/>
-          <w:b/>
-          <w:bCs/>
-          <w:color w:val="EE0000"/>
-          <w:sz w:val="24"/>
-        </w:rPr>
-        <w:t>)</w:t>
+        <w:t>第</w:t>
+      </w:r>
+      <w:r>
+        <w:rPr>
+          <w:rFonts w:ascii="宋体" w:eastAsia="宋体" w:hAnsi="宋体" w:hint="eastAsia"/>
+          <w:b/>
+          <w:bCs/>
+          <w:sz w:val="24"/>
+        </w:rPr>
+        <w:t>六</w:t>
+      </w:r>
+      <w:r>
+        <w:rPr>
+          <w:rFonts w:ascii="宋体" w:eastAsia="宋体" w:hAnsi="宋体" w:hint="eastAsia"/>
+          <w:b/>
+          <w:bCs/>
+          <w:sz w:val="24"/>
+        </w:rPr>
+        <w:t>步：提示词工程</w:t>
       </w:r>
     </w:p>
     <w:p>
@@ -2338,6 +2956,7 @@
           <w:rFonts w:ascii="宋体" w:eastAsia="宋体" w:hAnsi="宋体"/>
           <w:sz w:val="24"/>
         </w:rPr>
+        <w:lastRenderedPageBreak/>
         <w:t>拼接 Context：把上面三样东西拼在一起给 AI。</w:t>
       </w:r>
     </w:p>
@@ -2364,7 +2983,7 @@
         </w:numPr>
         <w:rPr>
           <w:rFonts w:ascii="宋体" w:eastAsia="宋体" w:hAnsi="宋体" w:hint="eastAsia"/>
-          <w:color w:val="EE0000"/>
+          <w:color w:val="000000" w:themeColor="text1"/>
           <w:sz w:val="24"/>
         </w:rPr>
       </w:pPr>
@@ -2372,7 +2991,7 @@
       <w:r>
         <w:rPr>
           <w:rFonts w:ascii="宋体" w:eastAsia="宋体" w:hAnsi="宋体"/>
-          <w:color w:val="EE0000"/>
+          <w:color w:val="000000" w:themeColor="text1"/>
           <w:sz w:val="24"/>
         </w:rPr>
         <w:t>结论：禁止。</w:t>
@@ -2386,14 +3005,14 @@
         </w:numPr>
         <w:rPr>
           <w:rFonts w:ascii="宋体" w:eastAsia="宋体" w:hAnsi="宋体" w:hint="eastAsia"/>
-          <w:color w:val="EE0000"/>
-          <w:sz w:val="24"/>
-        </w:rPr>
-      </w:pPr>
-      <w:r>
-        <w:rPr>
-          <w:rFonts w:ascii="宋体" w:eastAsia="宋体" w:hAnsi="宋体"/>
-          <w:color w:val="EE0000"/>
+          <w:color w:val="000000" w:themeColor="text1"/>
+          <w:sz w:val="24"/>
+        </w:rPr>
+      </w:pPr>
+      <w:r>
+        <w:rPr>
+          <w:rFonts w:ascii="宋体" w:eastAsia="宋体" w:hAnsi="宋体"/>
+          <w:color w:val="000000" w:themeColor="text1"/>
           <w:sz w:val="24"/>
         </w:rPr>
         <w:t>依据：《青藏高原生态保护法》第X条。</w:t>
@@ -2407,7 +3026,7 @@
         </w:numPr>
         <w:rPr>
           <w:rFonts w:ascii="宋体" w:eastAsia="宋体" w:hAnsi="宋体" w:hint="eastAsia"/>
-          <w:color w:val="EE0000"/>
+          <w:color w:val="000000" w:themeColor="text1"/>
           <w:sz w:val="24"/>
         </w:rPr>
       </w:pPr>
@@ -2415,7 +3034,7 @@
       <w:r>
         <w:rPr>
           <w:rFonts w:ascii="宋体" w:eastAsia="宋体" w:hAnsi="宋体"/>
-          <w:color w:val="EE0000"/>
+          <w:color w:val="000000" w:themeColor="text1"/>
           <w:sz w:val="24"/>
         </w:rPr>
         <w:t>趋势建议：监测到近3年关于“高污染项目”的法规数量是过去的3倍，且多用“严禁”字眼</w:t>
@@ -2423,7 +3042,7 @@
       <w:r>
         <w:rPr>
           <w:rFonts w:ascii="宋体" w:eastAsia="宋体" w:hAnsi="宋体" w:hint="eastAsia"/>
-          <w:color w:val="EE0000"/>
+          <w:color w:val="000000" w:themeColor="text1"/>
           <w:sz w:val="24"/>
         </w:rPr>
         <w:t>，</w:t>
@@ -2431,7 +3050,7 @@
       <w:r>
         <w:rPr>
           <w:rFonts w:ascii="宋体" w:eastAsia="宋体" w:hAnsi="宋体"/>
-          <w:color w:val="EE0000"/>
+          <w:color w:val="000000" w:themeColor="text1"/>
           <w:sz w:val="24"/>
         </w:rPr>
         <w:t>监管呈剧烈收紧趋势</w:t>
@@ -2439,7 +3058,7 @@
       <w:r>
         <w:rPr>
           <w:rFonts w:ascii="宋体" w:eastAsia="宋体" w:hAnsi="宋体" w:hint="eastAsia"/>
-          <w:color w:val="EE0000"/>
+          <w:color w:val="000000" w:themeColor="text1"/>
           <w:sz w:val="24"/>
         </w:rPr>
         <w:t>，</w:t>
@@ -2447,7 +3066,7 @@
       <w:r>
         <w:rPr>
           <w:rFonts w:ascii="宋体" w:eastAsia="宋体" w:hAnsi="宋体"/>
-          <w:color w:val="EE0000"/>
+          <w:color w:val="000000" w:themeColor="text1"/>
           <w:sz w:val="24"/>
         </w:rPr>
         <w:t>建议</w:t>
@@ -2455,7 +3074,7 @@
       <w:r>
         <w:rPr>
           <w:rFonts w:ascii="宋体" w:eastAsia="宋体" w:hAnsi="宋体" w:hint="eastAsia"/>
-          <w:color w:val="EE0000"/>
+          <w:color w:val="000000" w:themeColor="text1"/>
           <w:sz w:val="24"/>
         </w:rPr>
         <w:t>放弃该想法，</w:t>
@@ -2463,7 +3082,7 @@
       <w:r>
         <w:rPr>
           <w:rFonts w:ascii="宋体" w:eastAsia="宋体" w:hAnsi="宋体"/>
-          <w:color w:val="EE0000"/>
+          <w:color w:val="000000" w:themeColor="text1"/>
           <w:sz w:val="24"/>
         </w:rPr>
         <w:t>转型做生态旅游可能是更好的方向。</w:t>
@@ -2488,7 +3107,159 @@
           <w:bCs/>
           <w:sz w:val="24"/>
         </w:rPr>
-        <w:t>第五步：实验与评估</w:t>
+        <w:t>第</w:t>
+      </w:r>
+      <w:r>
+        <w:rPr>
+          <w:rFonts w:ascii="宋体" w:eastAsia="宋体" w:hAnsi="宋体" w:hint="eastAsia"/>
+          <w:b/>
+          <w:bCs/>
+          <w:sz w:val="24"/>
+        </w:rPr>
+        <w:t>七</w:t>
+      </w:r>
+      <w:r>
+        <w:rPr>
+          <w:rFonts w:ascii="宋体" w:eastAsia="宋体" w:hAnsi="宋体" w:hint="eastAsia"/>
+          <w:b/>
+          <w:bCs/>
+          <w:sz w:val="24"/>
+        </w:rPr>
+        <w:t>步：实验与评估</w:t>
+      </w:r>
+    </w:p>
+    <w:p>
+      <w:pPr>
+        <w:rPr>
+          <w:rFonts w:ascii="宋体" w:eastAsia="宋体" w:hAnsi="宋体" w:hint="eastAsia"/>
+          <w:b/>
+          <w:bCs/>
+          <w:color w:val="00B050"/>
+          <w:sz w:val="24"/>
+        </w:rPr>
+      </w:pPr>
+      <w:r>
+        <w:rPr>
+          <w:rFonts w:ascii="宋体" w:eastAsia="宋体" w:hAnsi="宋体" w:hint="eastAsia"/>
+          <w:b/>
+          <w:bCs/>
+          <w:color w:val="00B050"/>
+          <w:sz w:val="24"/>
+        </w:rPr>
+        <w:t>//对比实验:方法的对比,图检索与向量检索各方法的对比，不同模型在该方法下的推理效果</w:t>
+      </w:r>
+    </w:p>
+    <w:p>
+      <w:pPr>
+        <w:rPr>
+          <w:rFonts w:ascii="宋体" w:eastAsia="宋体" w:hAnsi="宋体" w:hint="eastAsia"/>
+          <w:b/>
+          <w:bCs/>
+          <w:color w:val="00B050"/>
+          <w:sz w:val="24"/>
+        </w:rPr>
+      </w:pPr>
+      <w:r>
+        <w:rPr>
+          <w:rFonts w:ascii="宋体" w:eastAsia="宋体" w:hAnsi="宋体" w:hint="eastAsia"/>
+          <w:b/>
+          <w:bCs/>
+          <w:color w:val="00B050"/>
+          <w:sz w:val="24"/>
+        </w:rPr>
+        <w:t>//消融实验:创新模块的贡献度</w:t>
+      </w:r>
+      <w:r>
+        <w:rPr>
+          <w:rFonts w:ascii="宋体" w:eastAsia="宋体" w:hAnsi="宋体" w:hint="eastAsia"/>
+          <w:b/>
+          <w:bCs/>
+          <w:color w:val="00B050"/>
+          <w:sz w:val="24"/>
+        </w:rPr>
+        <w:t>，存在与不存在的对比</w:t>
+      </w:r>
+    </w:p>
+    <w:p>
+      <w:pPr>
+        <w:rPr>
+          <w:rFonts w:ascii="宋体" w:eastAsia="宋体" w:hAnsi="宋体" w:hint="eastAsia"/>
+          <w:b/>
+          <w:bCs/>
+          <w:color w:val="C00000"/>
+          <w:sz w:val="24"/>
+        </w:rPr>
+      </w:pPr>
+      <w:r>
+        <w:rPr>
+          <w:rFonts w:ascii="宋体" w:eastAsia="宋体" w:hAnsi="宋体" w:hint="eastAsia"/>
+          <w:b/>
+          <w:bCs/>
+          <w:color w:val="C00000"/>
+          <w:sz w:val="24"/>
+        </w:rPr>
+        <w:t>//</w:t>
+      </w:r>
+      <w:r>
+        <w:rPr>
+          <w:rFonts w:ascii="宋体" w:eastAsia="宋体" w:hAnsi="宋体" w:hint="eastAsia"/>
+          <w:b/>
+          <w:bCs/>
+          <w:color w:val="C00000"/>
+          <w:sz w:val="24"/>
+        </w:rPr>
+        <w:t>实体对齐那一步</w:t>
+      </w:r>
+      <w:r>
+        <w:rPr>
+          <w:rFonts w:ascii="宋体" w:eastAsia="宋体" w:hAnsi="宋体" w:hint="eastAsia"/>
+          <w:b/>
+          <w:bCs/>
+          <w:color w:val="C00000"/>
+          <w:sz w:val="24"/>
+        </w:rPr>
+        <w:t>用户被</w:t>
+      </w:r>
+      <w:r>
+        <w:rPr>
+          <w:rFonts w:ascii="宋体" w:eastAsia="宋体" w:hAnsi="宋体" w:hint="eastAsia"/>
+          <w:b/>
+          <w:bCs/>
+          <w:color w:val="C00000"/>
+          <w:sz w:val="24"/>
+        </w:rPr>
+        <w:t>拒绝次数</w:t>
+      </w:r>
+      <w:r>
+        <w:rPr>
+          <w:rFonts w:ascii="宋体" w:eastAsia="宋体" w:hAnsi="宋体" w:hint="eastAsia"/>
+          <w:b/>
+          <w:bCs/>
+          <w:color w:val="C00000"/>
+          <w:sz w:val="24"/>
+        </w:rPr>
+        <w:t>，准确率</w:t>
+      </w:r>
+    </w:p>
+    <w:p>
+      <w:pPr>
+        <w:rPr>
+          <w:rFonts w:ascii="宋体" w:eastAsia="宋体" w:hAnsi="宋体" w:hint="eastAsia"/>
+          <w:b/>
+          <w:bCs/>
+          <w:color w:val="C00000"/>
+          <w:sz w:val="24"/>
+        </w:rPr>
+      </w:pPr>
+      <w:r>
+        <w:rPr>
+          <w:rFonts w:ascii="宋体" w:eastAsia="宋体" w:hAnsi="宋体" w:hint="eastAsia"/>
+          <w:b/>
+          <w:bCs/>
+          <w:color w:val="C00000"/>
+          <w:sz w:val="24"/>
+        </w:rPr>
+        <w:t>//仅用向量，或仅用图谱</w:t>
       </w:r>
     </w:p>
     <w:p>
@@ -2517,7 +3288,7 @@
           <w:numId w:val="7"/>
         </w:numPr>
         <w:rPr>
-          <w:rFonts w:ascii="宋体" w:eastAsia="宋体" w:hAnsi="宋体"/>
+          <w:rFonts w:ascii="宋体" w:eastAsia="宋体" w:hAnsi="宋体" w:hint="eastAsia"/>
           <w:color w:val="EE0000"/>
           <w:sz w:val="24"/>
         </w:rPr>
@@ -2612,7 +3383,7 @@
           <w:numId w:val="7"/>
         </w:numPr>
         <w:rPr>
-          <w:rFonts w:ascii="宋体" w:eastAsia="宋体" w:hAnsi="宋体"/>
+          <w:rFonts w:ascii="宋体" w:eastAsia="宋体" w:hAnsi="宋体" w:hint="eastAsia"/>
           <w:b/>
           <w:bCs/>
           <w:sz w:val="24"/>
@@ -2732,7 +3503,23 @@
           <w:rFonts w:ascii="宋体" w:eastAsia="宋体" w:hAnsi="宋体"/>
           <w:sz w:val="24"/>
         </w:rPr>
-        <w:t>(标准法条号)}。</w:t>
+        <w:t>(标准</w:t>
+      </w:r>
+      <w:proofErr w:type="gramStart"/>
+      <w:r>
+        <w:rPr>
+          <w:rFonts w:ascii="宋体" w:eastAsia="宋体" w:hAnsi="宋体"/>
+          <w:sz w:val="24"/>
+        </w:rPr>
+        <w:t>法条号</w:t>
+      </w:r>
+      <w:proofErr w:type="gramEnd"/>
+      <w:r>
+        <w:rPr>
+          <w:rFonts w:ascii="宋体" w:eastAsia="宋体" w:hAnsi="宋体"/>
+          <w:sz w:val="24"/>
+        </w:rPr>
+        <w:t>)}。</w:t>
       </w:r>
     </w:p>
     <w:p>
@@ -2751,7 +3538,6 @@
           <w:rFonts w:ascii="宋体" w:eastAsia="宋体" w:hAnsi="宋体" w:hint="eastAsia"/>
           <w:sz w:val="24"/>
         </w:rPr>
-        <w:lastRenderedPageBreak/>
         <w:t>对比实验：</w:t>
       </w:r>
     </w:p>
@@ -2848,102 +3634,6 @@
           <w:sz w:val="24"/>
         </w:rPr>
         <w:t>引用真实性：你引用的法条是不是编的？</w:t>
-      </w:r>
-    </w:p>
-    <w:p>
-      <w:pPr>
-        <w:rPr>
-          <w:rFonts w:ascii="宋体" w:eastAsia="宋体" w:hAnsi="宋体" w:hint="eastAsia"/>
-          <w:b/>
-          <w:bCs/>
-          <w:color w:val="EE0000"/>
-          <w:sz w:val="24"/>
-        </w:rPr>
-      </w:pPr>
-    </w:p>
-    <w:p>
-      <w:pPr>
-        <w:rPr>
-          <w:rFonts w:ascii="宋体" w:eastAsia="宋体" w:hAnsi="宋体" w:hint="eastAsia"/>
-          <w:b/>
-          <w:bCs/>
-          <w:color w:val="BFBFBF" w:themeColor="background1" w:themeShade="BF"/>
-          <w:sz w:val="24"/>
-        </w:rPr>
-      </w:pPr>
-      <w:r>
-        <w:rPr>
-          <w:rFonts w:ascii="宋体" w:eastAsia="宋体" w:hAnsi="宋体" w:hint="eastAsia"/>
-          <w:b/>
-          <w:bCs/>
-          <w:color w:val="BFBFBF" w:themeColor="background1" w:themeShade="BF"/>
-          <w:sz w:val="24"/>
-        </w:rPr>
-        <w:t>改进：</w:t>
-      </w:r>
-      <w:r>
-        <w:rPr>
-          <w:rFonts w:ascii="宋体" w:eastAsia="宋体" w:hAnsi="宋体"/>
-          <w:b/>
-          <w:bCs/>
-          <w:color w:val="BFBFBF" w:themeColor="background1" w:themeShade="BF"/>
-          <w:sz w:val="24"/>
-        </w:rPr>
-        <w:t>收集用户的高频“非标准词”，快速迭代字典</w:t>
-      </w:r>
-      <w:r>
-        <w:rPr>
-          <w:rFonts w:ascii="宋体" w:eastAsia="宋体" w:hAnsi="宋体" w:hint="eastAsia"/>
-          <w:b/>
-          <w:bCs/>
-          <w:color w:val="BFBFBF" w:themeColor="background1" w:themeShade="BF"/>
-          <w:sz w:val="24"/>
-        </w:rPr>
-        <w:t>。</w:t>
-      </w:r>
-    </w:p>
-    <w:p>
-      <w:pPr>
-        <w:ind w:left="420" w:firstLineChars="100" w:firstLine="241"/>
-        <w:rPr>
-          <w:rFonts w:ascii="宋体" w:eastAsia="宋体" w:hAnsi="宋体" w:hint="eastAsia"/>
-          <w:b/>
-          <w:bCs/>
-          <w:color w:val="BFBFBF" w:themeColor="background1" w:themeShade="BF"/>
-          <w:sz w:val="24"/>
-        </w:rPr>
-      </w:pPr>
-      <w:r>
-        <w:rPr>
-          <w:rFonts w:ascii="宋体" w:eastAsia="宋体" w:hAnsi="宋体" w:hint="eastAsia"/>
-          <w:b/>
-          <w:bCs/>
-          <w:color w:val="BFBFBF" w:themeColor="background1" w:themeShade="BF"/>
-          <w:sz w:val="24"/>
-        </w:rPr>
-        <w:t>“宽松模式”：不直接拦截，还是继续以用户的问题进行向量检索。</w:t>
-      </w:r>
-    </w:p>
-    <w:p>
-      <w:pPr>
-        <w:ind w:left="420" w:firstLineChars="100" w:firstLine="241"/>
-        <w:rPr>
-          <w:rFonts w:ascii="宋体" w:eastAsia="宋体" w:hAnsi="宋体" w:hint="eastAsia"/>
-          <w:b/>
-          <w:bCs/>
-          <w:color w:val="BFBFBF" w:themeColor="background1" w:themeShade="BF"/>
-          <w:sz w:val="24"/>
-        </w:rPr>
-      </w:pPr>
-      <w:r>
-        <w:rPr>
-          <w:rFonts w:ascii="宋体" w:eastAsia="宋体" w:hAnsi="宋体" w:hint="eastAsia"/>
-          <w:b/>
-          <w:bCs/>
-          <w:color w:val="BFBFBF" w:themeColor="background1" w:themeShade="BF"/>
-          <w:sz w:val="24"/>
-        </w:rPr>
-        <w:t>“严格模式”：直接拦截。</w:t>
       </w:r>
       <w:bookmarkEnd w:id="0"/>
     </w:p>
@@ -3032,9 +3722,9 @@
       <w:lvlJc w:val="left"/>
       <w:pPr>
         <w:tabs>
-          <w:tab w:val="num" w:pos="1620"/>
-        </w:tabs>
-        <w:ind w:left="1620" w:hanging="360"/>
+          <w:tab w:val="num" w:pos="4236"/>
+        </w:tabs>
+        <w:ind w:left="4236" w:hanging="360"/>
       </w:pPr>
     </w:lvl>
     <w:lvl w:ilvl="1">
@@ -3044,9 +3734,9 @@
       <w:lvlJc w:val="left"/>
       <w:pPr>
         <w:tabs>
-          <w:tab w:val="num" w:pos="2340"/>
-        </w:tabs>
-        <w:ind w:left="2340" w:hanging="360"/>
+          <w:tab w:val="num" w:pos="4956"/>
+        </w:tabs>
+        <w:ind w:left="4956" w:hanging="360"/>
       </w:pPr>
       <w:rPr>
         <w:rFonts w:ascii="Courier New" w:hAnsi="Courier New" w:hint="default"/>
@@ -3060,9 +3750,9 @@
       <w:lvlJc w:val="left"/>
       <w:pPr>
         <w:tabs>
-          <w:tab w:val="num" w:pos="3060"/>
-        </w:tabs>
-        <w:ind w:left="3060" w:hanging="360"/>
+          <w:tab w:val="num" w:pos="5676"/>
+        </w:tabs>
+        <w:ind w:left="5676" w:hanging="360"/>
       </w:pPr>
     </w:lvl>
     <w:lvl w:ilvl="3" w:tentative="1">
@@ -3072,9 +3762,9 @@
       <w:lvlJc w:val="left"/>
       <w:pPr>
         <w:tabs>
-          <w:tab w:val="num" w:pos="3780"/>
-        </w:tabs>
-        <w:ind w:left="3780" w:hanging="360"/>
+          <w:tab w:val="num" w:pos="6396"/>
+        </w:tabs>
+        <w:ind w:left="6396" w:hanging="360"/>
       </w:pPr>
     </w:lvl>
     <w:lvl w:ilvl="4" w:tentative="1">
@@ -3084,9 +3774,9 @@
       <w:lvlJc w:val="left"/>
       <w:pPr>
         <w:tabs>
-          <w:tab w:val="num" w:pos="4500"/>
-        </w:tabs>
-        <w:ind w:left="4500" w:hanging="360"/>
+          <w:tab w:val="num" w:pos="7116"/>
+        </w:tabs>
+        <w:ind w:left="7116" w:hanging="360"/>
       </w:pPr>
     </w:lvl>
     <w:lvl w:ilvl="5" w:tentative="1">
@@ -3096,9 +3786,9 @@
       <w:lvlJc w:val="left"/>
       <w:pPr>
         <w:tabs>
-          <w:tab w:val="num" w:pos="5220"/>
-        </w:tabs>
-        <w:ind w:left="5220" w:hanging="360"/>
+          <w:tab w:val="num" w:pos="7836"/>
+        </w:tabs>
+        <w:ind w:left="7836" w:hanging="360"/>
       </w:pPr>
     </w:lvl>
     <w:lvl w:ilvl="6" w:tentative="1">
@@ -3108,9 +3798,9 @@
       <w:lvlJc w:val="left"/>
       <w:pPr>
         <w:tabs>
-          <w:tab w:val="num" w:pos="5940"/>
-        </w:tabs>
-        <w:ind w:left="5940" w:hanging="360"/>
+          <w:tab w:val="num" w:pos="8556"/>
+        </w:tabs>
+        <w:ind w:left="8556" w:hanging="360"/>
       </w:pPr>
     </w:lvl>
     <w:lvl w:ilvl="7" w:tentative="1">
@@ -3120,9 +3810,9 @@
       <w:lvlJc w:val="left"/>
       <w:pPr>
         <w:tabs>
-          <w:tab w:val="num" w:pos="6660"/>
-        </w:tabs>
-        <w:ind w:left="6660" w:hanging="360"/>
+          <w:tab w:val="num" w:pos="9276"/>
+        </w:tabs>
+        <w:ind w:left="9276" w:hanging="360"/>
       </w:pPr>
     </w:lvl>
     <w:lvl w:ilvl="8" w:tentative="1">
@@ -3132,9 +3822,9 @@
       <w:lvlJc w:val="left"/>
       <w:pPr>
         <w:tabs>
-          <w:tab w:val="num" w:pos="7380"/>
-        </w:tabs>
-        <w:ind w:left="7380" w:hanging="360"/>
+          <w:tab w:val="num" w:pos="9996"/>
+        </w:tabs>
+        <w:ind w:left="9996" w:hanging="360"/>
       </w:pPr>
     </w:lvl>
   </w:abstractNum>
@@ -3893,6 +4583,155 @@
     </w:lvl>
   </w:abstractNum>
   <w:abstractNum w:abstractNumId="7" w15:restartNumberingAfterBreak="0">
+    <w:nsid w:val="3C512139"/>
+    <w:multiLevelType w:val="multilevel"/>
+    <w:tmpl w:val="60E8F922"/>
+    <w:lvl w:ilvl="0">
+      <w:start w:val="1"/>
+      <w:numFmt w:val="bullet"/>
+      <w:lvlText w:val=""/>
+      <w:lvlJc w:val="left"/>
+      <w:pPr>
+        <w:tabs>
+          <w:tab w:val="num" w:pos="720"/>
+        </w:tabs>
+        <w:ind w:left="720" w:hanging="360"/>
+      </w:pPr>
+      <w:rPr>
+        <w:rFonts w:ascii="Symbol" w:hAnsi="Symbol" w:hint="default"/>
+        <w:sz w:val="20"/>
+      </w:rPr>
+    </w:lvl>
+    <w:lvl w:ilvl="1" w:tentative="1">
+      <w:start w:val="1"/>
+      <w:numFmt w:val="bullet"/>
+      <w:lvlText w:val="o"/>
+      <w:lvlJc w:val="left"/>
+      <w:pPr>
+        <w:tabs>
+          <w:tab w:val="num" w:pos="1440"/>
+        </w:tabs>
+        <w:ind w:left="1440" w:hanging="360"/>
+      </w:pPr>
+      <w:rPr>
+        <w:rFonts w:ascii="Courier New" w:hAnsi="Courier New" w:hint="default"/>
+        <w:sz w:val="20"/>
+      </w:rPr>
+    </w:lvl>
+    <w:lvl w:ilvl="2" w:tentative="1">
+      <w:start w:val="1"/>
+      <w:numFmt w:val="bullet"/>
+      <w:lvlText w:val=""/>
+      <w:lvlJc w:val="left"/>
+      <w:pPr>
+        <w:tabs>
+          <w:tab w:val="num" w:pos="2160"/>
+        </w:tabs>
+        <w:ind w:left="2160" w:hanging="360"/>
+      </w:pPr>
+      <w:rPr>
+        <w:rFonts w:ascii="Wingdings" w:hAnsi="Wingdings" w:hint="default"/>
+        <w:sz w:val="20"/>
+      </w:rPr>
+    </w:lvl>
+    <w:lvl w:ilvl="3" w:tentative="1">
+      <w:start w:val="1"/>
+      <w:numFmt w:val="bullet"/>
+      <w:lvlText w:val=""/>
+      <w:lvlJc w:val="left"/>
+      <w:pPr>
+        <w:tabs>
+          <w:tab w:val="num" w:pos="2880"/>
+        </w:tabs>
+        <w:ind w:left="2880" w:hanging="360"/>
+      </w:pPr>
+      <w:rPr>
+        <w:rFonts w:ascii="Wingdings" w:hAnsi="Wingdings" w:hint="default"/>
+        <w:sz w:val="20"/>
+      </w:rPr>
+    </w:lvl>
+    <w:lvl w:ilvl="4" w:tentative="1">
+      <w:start w:val="1"/>
+      <w:numFmt w:val="bullet"/>
+      <w:lvlText w:val=""/>
+      <w:lvlJc w:val="left"/>
+      <w:pPr>
+        <w:tabs>
+          <w:tab w:val="num" w:pos="3600"/>
+        </w:tabs>
+        <w:ind w:left="3600" w:hanging="360"/>
+      </w:pPr>
+      <w:rPr>
+        <w:rFonts w:ascii="Wingdings" w:hAnsi="Wingdings" w:hint="default"/>
+        <w:sz w:val="20"/>
+      </w:rPr>
+    </w:lvl>
+    <w:lvl w:ilvl="5" w:tentative="1">
+      <w:start w:val="1"/>
+      <w:numFmt w:val="bullet"/>
+      <w:lvlText w:val=""/>
+      <w:lvlJc w:val="left"/>
+      <w:pPr>
+        <w:tabs>
+          <w:tab w:val="num" w:pos="4320"/>
+        </w:tabs>
+        <w:ind w:left="4320" w:hanging="360"/>
+      </w:pPr>
+      <w:rPr>
+        <w:rFonts w:ascii="Wingdings" w:hAnsi="Wingdings" w:hint="default"/>
+        <w:sz w:val="20"/>
+      </w:rPr>
+    </w:lvl>
+    <w:lvl w:ilvl="6" w:tentative="1">
+      <w:start w:val="1"/>
+      <w:numFmt w:val="bullet"/>
+      <w:lvlText w:val=""/>
+      <w:lvlJc w:val="left"/>
+      <w:pPr>
+        <w:tabs>
+          <w:tab w:val="num" w:pos="5040"/>
+        </w:tabs>
+        <w:ind w:left="5040" w:hanging="360"/>
+      </w:pPr>
+      <w:rPr>
+        <w:rFonts w:ascii="Wingdings" w:hAnsi="Wingdings" w:hint="default"/>
+        <w:sz w:val="20"/>
+      </w:rPr>
+    </w:lvl>
+    <w:lvl w:ilvl="7" w:tentative="1">
+      <w:start w:val="1"/>
+      <w:numFmt w:val="bullet"/>
+      <w:lvlText w:val=""/>
+      <w:lvlJc w:val="left"/>
+      <w:pPr>
+        <w:tabs>
+          <w:tab w:val="num" w:pos="5760"/>
+        </w:tabs>
+        <w:ind w:left="5760" w:hanging="360"/>
+      </w:pPr>
+      <w:rPr>
+        <w:rFonts w:ascii="Wingdings" w:hAnsi="Wingdings" w:hint="default"/>
+        <w:sz w:val="20"/>
+      </w:rPr>
+    </w:lvl>
+    <w:lvl w:ilvl="8" w:tentative="1">
+      <w:start w:val="1"/>
+      <w:numFmt w:val="bullet"/>
+      <w:lvlText w:val=""/>
+      <w:lvlJc w:val="left"/>
+      <w:pPr>
+        <w:tabs>
+          <w:tab w:val="num" w:pos="6480"/>
+        </w:tabs>
+        <w:ind w:left="6480" w:hanging="360"/>
+      </w:pPr>
+      <w:rPr>
+        <w:rFonts w:ascii="Wingdings" w:hAnsi="Wingdings" w:hint="default"/>
+        <w:sz w:val="20"/>
+      </w:rPr>
+    </w:lvl>
+  </w:abstractNum>
+  <w:abstractNum w:abstractNumId="8" w15:restartNumberingAfterBreak="0">
     <w:nsid w:val="3CF00A3D"/>
     <w:multiLevelType w:val="multilevel"/>
     <w:tmpl w:val="DC72ADBE"/>
@@ -4009,7 +4848,7 @@
       </w:pPr>
     </w:lvl>
   </w:abstractNum>
-  <w:abstractNum w:abstractNumId="8" w15:restartNumberingAfterBreak="0">
+  <w:abstractNum w:abstractNumId="9" w15:restartNumberingAfterBreak="0">
     <w:nsid w:val="48F77079"/>
     <w:multiLevelType w:val="multilevel"/>
     <w:tmpl w:val="28EE885E"/>
@@ -4130,7 +4969,7 @@
       </w:pPr>
     </w:lvl>
   </w:abstractNum>
-  <w:abstractNum w:abstractNumId="9" w15:restartNumberingAfterBreak="0">
+  <w:abstractNum w:abstractNumId="10" w15:restartNumberingAfterBreak="0">
     <w:nsid w:val="4CB050F6"/>
     <w:multiLevelType w:val="multilevel"/>
     <w:tmpl w:val="68D07750"/>
@@ -4279,7 +5118,7 @@
       </w:rPr>
     </w:lvl>
   </w:abstractNum>
-  <w:abstractNum w:abstractNumId="10" w15:restartNumberingAfterBreak="0">
+  <w:abstractNum w:abstractNumId="11" w15:restartNumberingAfterBreak="0">
     <w:nsid w:val="4DD94468"/>
     <w:multiLevelType w:val="multilevel"/>
     <w:tmpl w:val="315025DC"/>
@@ -4392,7 +5231,305 @@
       </w:pPr>
     </w:lvl>
   </w:abstractNum>
-  <w:abstractNum w:abstractNumId="11" w15:restartNumberingAfterBreak="0">
+  <w:abstractNum w:abstractNumId="12" w15:restartNumberingAfterBreak="0">
+    <w:nsid w:val="50B623B6"/>
+    <w:multiLevelType w:val="multilevel"/>
+    <w:tmpl w:val="68168032"/>
+    <w:lvl w:ilvl="0">
+      <w:start w:val="1"/>
+      <w:numFmt w:val="bullet"/>
+      <w:lvlText w:val=""/>
+      <w:lvlJc w:val="left"/>
+      <w:pPr>
+        <w:tabs>
+          <w:tab w:val="num" w:pos="720"/>
+        </w:tabs>
+        <w:ind w:left="720" w:hanging="360"/>
+      </w:pPr>
+      <w:rPr>
+        <w:rFonts w:ascii="Symbol" w:hAnsi="Symbol" w:hint="default"/>
+        <w:sz w:val="20"/>
+      </w:rPr>
+    </w:lvl>
+    <w:lvl w:ilvl="1" w:tentative="1">
+      <w:start w:val="1"/>
+      <w:numFmt w:val="bullet"/>
+      <w:lvlText w:val="o"/>
+      <w:lvlJc w:val="left"/>
+      <w:pPr>
+        <w:tabs>
+          <w:tab w:val="num" w:pos="1440"/>
+        </w:tabs>
+        <w:ind w:left="1440" w:hanging="360"/>
+      </w:pPr>
+      <w:rPr>
+        <w:rFonts w:ascii="Courier New" w:hAnsi="Courier New" w:hint="default"/>
+        <w:sz w:val="20"/>
+      </w:rPr>
+    </w:lvl>
+    <w:lvl w:ilvl="2" w:tentative="1">
+      <w:start w:val="1"/>
+      <w:numFmt w:val="bullet"/>
+      <w:lvlText w:val=""/>
+      <w:lvlJc w:val="left"/>
+      <w:pPr>
+        <w:tabs>
+          <w:tab w:val="num" w:pos="2160"/>
+        </w:tabs>
+        <w:ind w:left="2160" w:hanging="360"/>
+      </w:pPr>
+      <w:rPr>
+        <w:rFonts w:ascii="Wingdings" w:hAnsi="Wingdings" w:hint="default"/>
+        <w:sz w:val="20"/>
+      </w:rPr>
+    </w:lvl>
+    <w:lvl w:ilvl="3" w:tentative="1">
+      <w:start w:val="1"/>
+      <w:numFmt w:val="bullet"/>
+      <w:lvlText w:val=""/>
+      <w:lvlJc w:val="left"/>
+      <w:pPr>
+        <w:tabs>
+          <w:tab w:val="num" w:pos="2880"/>
+        </w:tabs>
+        <w:ind w:left="2880" w:hanging="360"/>
+      </w:pPr>
+      <w:rPr>
+        <w:rFonts w:ascii="Wingdings" w:hAnsi="Wingdings" w:hint="default"/>
+        <w:sz w:val="20"/>
+      </w:rPr>
+    </w:lvl>
+    <w:lvl w:ilvl="4" w:tentative="1">
+      <w:start w:val="1"/>
+      <w:numFmt w:val="bullet"/>
+      <w:lvlText w:val=""/>
+      <w:lvlJc w:val="left"/>
+      <w:pPr>
+        <w:tabs>
+          <w:tab w:val="num" w:pos="3600"/>
+        </w:tabs>
+        <w:ind w:left="3600" w:hanging="360"/>
+      </w:pPr>
+      <w:rPr>
+        <w:rFonts w:ascii="Wingdings" w:hAnsi="Wingdings" w:hint="default"/>
+        <w:sz w:val="20"/>
+      </w:rPr>
+    </w:lvl>
+    <w:lvl w:ilvl="5" w:tentative="1">
+      <w:start w:val="1"/>
+      <w:numFmt w:val="bullet"/>
+      <w:lvlText w:val=""/>
+      <w:lvlJc w:val="left"/>
+      <w:pPr>
+        <w:tabs>
+          <w:tab w:val="num" w:pos="4320"/>
+        </w:tabs>
+        <w:ind w:left="4320" w:hanging="360"/>
+      </w:pPr>
+      <w:rPr>
+        <w:rFonts w:ascii="Wingdings" w:hAnsi="Wingdings" w:hint="default"/>
+        <w:sz w:val="20"/>
+      </w:rPr>
+    </w:lvl>
+    <w:lvl w:ilvl="6" w:tentative="1">
+      <w:start w:val="1"/>
+      <w:numFmt w:val="bullet"/>
+      <w:lvlText w:val=""/>
+      <w:lvlJc w:val="left"/>
+      <w:pPr>
+        <w:tabs>
+          <w:tab w:val="num" w:pos="5040"/>
+        </w:tabs>
+        <w:ind w:left="5040" w:hanging="360"/>
+      </w:pPr>
+      <w:rPr>
+        <w:rFonts w:ascii="Wingdings" w:hAnsi="Wingdings" w:hint="default"/>
+        <w:sz w:val="20"/>
+      </w:rPr>
+    </w:lvl>
+    <w:lvl w:ilvl="7" w:tentative="1">
+      <w:start w:val="1"/>
+      <w:numFmt w:val="bullet"/>
+      <w:lvlText w:val=""/>
+      <w:lvlJc w:val="left"/>
+      <w:pPr>
+        <w:tabs>
+          <w:tab w:val="num" w:pos="5760"/>
+        </w:tabs>
+        <w:ind w:left="5760" w:hanging="360"/>
+      </w:pPr>
+      <w:rPr>
+        <w:rFonts w:ascii="Wingdings" w:hAnsi="Wingdings" w:hint="default"/>
+        <w:sz w:val="20"/>
+      </w:rPr>
+    </w:lvl>
+    <w:lvl w:ilvl="8" w:tentative="1">
+      <w:start w:val="1"/>
+      <w:numFmt w:val="bullet"/>
+      <w:lvlText w:val=""/>
+      <w:lvlJc w:val="left"/>
+      <w:pPr>
+        <w:tabs>
+          <w:tab w:val="num" w:pos="6480"/>
+        </w:tabs>
+        <w:ind w:left="6480" w:hanging="360"/>
+      </w:pPr>
+      <w:rPr>
+        <w:rFonts w:ascii="Wingdings" w:hAnsi="Wingdings" w:hint="default"/>
+        <w:sz w:val="20"/>
+      </w:rPr>
+    </w:lvl>
+  </w:abstractNum>
+  <w:abstractNum w:abstractNumId="13" w15:restartNumberingAfterBreak="0">
+    <w:nsid w:val="6A9B17F1"/>
+    <w:multiLevelType w:val="multilevel"/>
+    <w:tmpl w:val="39D657FC"/>
+    <w:lvl w:ilvl="0">
+      <w:start w:val="1"/>
+      <w:numFmt w:val="bullet"/>
+      <w:lvlText w:val=""/>
+      <w:lvlJc w:val="left"/>
+      <w:pPr>
+        <w:tabs>
+          <w:tab w:val="num" w:pos="720"/>
+        </w:tabs>
+        <w:ind w:left="720" w:hanging="360"/>
+      </w:pPr>
+      <w:rPr>
+        <w:rFonts w:ascii="Symbol" w:hAnsi="Symbol" w:hint="default"/>
+        <w:sz w:val="20"/>
+      </w:rPr>
+    </w:lvl>
+    <w:lvl w:ilvl="1" w:tentative="1">
+      <w:start w:val="1"/>
+      <w:numFmt w:val="bullet"/>
+      <w:lvlText w:val="o"/>
+      <w:lvlJc w:val="left"/>
+      <w:pPr>
+        <w:tabs>
+          <w:tab w:val="num" w:pos="1440"/>
+        </w:tabs>
+        <w:ind w:left="1440" w:hanging="360"/>
+      </w:pPr>
+      <w:rPr>
+        <w:rFonts w:ascii="Courier New" w:hAnsi="Courier New" w:hint="default"/>
+        <w:sz w:val="20"/>
+      </w:rPr>
+    </w:lvl>
+    <w:lvl w:ilvl="2" w:tentative="1">
+      <w:start w:val="1"/>
+      <w:numFmt w:val="bullet"/>
+      <w:lvlText w:val=""/>
+      <w:lvlJc w:val="left"/>
+      <w:pPr>
+        <w:tabs>
+          <w:tab w:val="num" w:pos="2160"/>
+        </w:tabs>
+        <w:ind w:left="2160" w:hanging="360"/>
+      </w:pPr>
+      <w:rPr>
+        <w:rFonts w:ascii="Wingdings" w:hAnsi="Wingdings" w:hint="default"/>
+        <w:sz w:val="20"/>
+      </w:rPr>
+    </w:lvl>
+    <w:lvl w:ilvl="3" w:tentative="1">
+      <w:start w:val="1"/>
+      <w:numFmt w:val="bullet"/>
+      <w:lvlText w:val=""/>
+      <w:lvlJc w:val="left"/>
+      <w:pPr>
+        <w:tabs>
+          <w:tab w:val="num" w:pos="2880"/>
+        </w:tabs>
+        <w:ind w:left="2880" w:hanging="360"/>
+      </w:pPr>
+      <w:rPr>
+        <w:rFonts w:ascii="Wingdings" w:hAnsi="Wingdings" w:hint="default"/>
+        <w:sz w:val="20"/>
+      </w:rPr>
+    </w:lvl>
+    <w:lvl w:ilvl="4" w:tentative="1">
+      <w:start w:val="1"/>
+      <w:numFmt w:val="bullet"/>
+      <w:lvlText w:val=""/>
+      <w:lvlJc w:val="left"/>
+      <w:pPr>
+        <w:tabs>
+          <w:tab w:val="num" w:pos="3600"/>
+        </w:tabs>
+        <w:ind w:left="3600" w:hanging="360"/>
+      </w:pPr>
+      <w:rPr>
+        <w:rFonts w:ascii="Wingdings" w:hAnsi="Wingdings" w:hint="default"/>
+        <w:sz w:val="20"/>
+      </w:rPr>
+    </w:lvl>
+    <w:lvl w:ilvl="5" w:tentative="1">
+      <w:start w:val="1"/>
+      <w:numFmt w:val="bullet"/>
+      <w:lvlText w:val=""/>
+      <w:lvlJc w:val="left"/>
+      <w:pPr>
+        <w:tabs>
+          <w:tab w:val="num" w:pos="4320"/>
+        </w:tabs>
+        <w:ind w:left="4320" w:hanging="360"/>
+      </w:pPr>
+      <w:rPr>
+        <w:rFonts w:ascii="Wingdings" w:hAnsi="Wingdings" w:hint="default"/>
+        <w:sz w:val="20"/>
+      </w:rPr>
+    </w:lvl>
+    <w:lvl w:ilvl="6" w:tentative="1">
+      <w:start w:val="1"/>
+      <w:numFmt w:val="bullet"/>
+      <w:lvlText w:val=""/>
+      <w:lvlJc w:val="left"/>
+      <w:pPr>
+        <w:tabs>
+          <w:tab w:val="num" w:pos="5040"/>
+        </w:tabs>
+        <w:ind w:left="5040" w:hanging="360"/>
+      </w:pPr>
+      <w:rPr>
+        <w:rFonts w:ascii="Wingdings" w:hAnsi="Wingdings" w:hint="default"/>
+        <w:sz w:val="20"/>
+      </w:rPr>
+    </w:lvl>
+    <w:lvl w:ilvl="7" w:tentative="1">
+      <w:start w:val="1"/>
+      <w:numFmt w:val="bullet"/>
+      <w:lvlText w:val=""/>
+      <w:lvlJc w:val="left"/>
+      <w:pPr>
+        <w:tabs>
+          <w:tab w:val="num" w:pos="5760"/>
+        </w:tabs>
+        <w:ind w:left="5760" w:hanging="360"/>
+      </w:pPr>
+      <w:rPr>
+        <w:rFonts w:ascii="Wingdings" w:hAnsi="Wingdings" w:hint="default"/>
+        <w:sz w:val="20"/>
+      </w:rPr>
+    </w:lvl>
+    <w:lvl w:ilvl="8" w:tentative="1">
+      <w:start w:val="1"/>
+      <w:numFmt w:val="bullet"/>
+      <w:lvlText w:val=""/>
+      <w:lvlJc w:val="left"/>
+      <w:pPr>
+        <w:tabs>
+          <w:tab w:val="num" w:pos="6480"/>
+        </w:tabs>
+        <w:ind w:left="6480" w:hanging="360"/>
+      </w:pPr>
+      <w:rPr>
+        <w:rFonts w:ascii="Wingdings" w:hAnsi="Wingdings" w:hint="default"/>
+        <w:sz w:val="20"/>
+      </w:rPr>
+    </w:lvl>
+  </w:abstractNum>
+  <w:abstractNum w:abstractNumId="14" w15:restartNumberingAfterBreak="0">
     <w:nsid w:val="701B0931"/>
     <w:multiLevelType w:val="multilevel"/>
     <w:tmpl w:val="9B440A72"/>
@@ -4513,7 +5650,156 @@
       </w:pPr>
     </w:lvl>
   </w:abstractNum>
-  <w:abstractNum w:abstractNumId="12" w15:restartNumberingAfterBreak="0">
+  <w:abstractNum w:abstractNumId="15" w15:restartNumberingAfterBreak="0">
+    <w:nsid w:val="704308DB"/>
+    <w:multiLevelType w:val="multilevel"/>
+    <w:tmpl w:val="F5C401EC"/>
+    <w:lvl w:ilvl="0">
+      <w:start w:val="1"/>
+      <w:numFmt w:val="bullet"/>
+      <w:lvlText w:val=""/>
+      <w:lvlJc w:val="left"/>
+      <w:pPr>
+        <w:tabs>
+          <w:tab w:val="num" w:pos="720"/>
+        </w:tabs>
+        <w:ind w:left="720" w:hanging="360"/>
+      </w:pPr>
+      <w:rPr>
+        <w:rFonts w:ascii="Symbol" w:hAnsi="Symbol" w:hint="default"/>
+        <w:sz w:val="20"/>
+      </w:rPr>
+    </w:lvl>
+    <w:lvl w:ilvl="1" w:tentative="1">
+      <w:start w:val="1"/>
+      <w:numFmt w:val="bullet"/>
+      <w:lvlText w:val="o"/>
+      <w:lvlJc w:val="left"/>
+      <w:pPr>
+        <w:tabs>
+          <w:tab w:val="num" w:pos="1440"/>
+        </w:tabs>
+        <w:ind w:left="1440" w:hanging="360"/>
+      </w:pPr>
+      <w:rPr>
+        <w:rFonts w:ascii="Courier New" w:hAnsi="Courier New" w:hint="default"/>
+        <w:sz w:val="20"/>
+      </w:rPr>
+    </w:lvl>
+    <w:lvl w:ilvl="2" w:tentative="1">
+      <w:start w:val="1"/>
+      <w:numFmt w:val="bullet"/>
+      <w:lvlText w:val=""/>
+      <w:lvlJc w:val="left"/>
+      <w:pPr>
+        <w:tabs>
+          <w:tab w:val="num" w:pos="2160"/>
+        </w:tabs>
+        <w:ind w:left="2160" w:hanging="360"/>
+      </w:pPr>
+      <w:rPr>
+        <w:rFonts w:ascii="Wingdings" w:hAnsi="Wingdings" w:hint="default"/>
+        <w:sz w:val="20"/>
+      </w:rPr>
+    </w:lvl>
+    <w:lvl w:ilvl="3" w:tentative="1">
+      <w:start w:val="1"/>
+      <w:numFmt w:val="bullet"/>
+      <w:lvlText w:val=""/>
+      <w:lvlJc w:val="left"/>
+      <w:pPr>
+        <w:tabs>
+          <w:tab w:val="num" w:pos="2880"/>
+        </w:tabs>
+        <w:ind w:left="2880" w:hanging="360"/>
+      </w:pPr>
+      <w:rPr>
+        <w:rFonts w:ascii="Wingdings" w:hAnsi="Wingdings" w:hint="default"/>
+        <w:sz w:val="20"/>
+      </w:rPr>
+    </w:lvl>
+    <w:lvl w:ilvl="4" w:tentative="1">
+      <w:start w:val="1"/>
+      <w:numFmt w:val="bullet"/>
+      <w:lvlText w:val=""/>
+      <w:lvlJc w:val="left"/>
+      <w:pPr>
+        <w:tabs>
+          <w:tab w:val="num" w:pos="3600"/>
+        </w:tabs>
+        <w:ind w:left="3600" w:hanging="360"/>
+      </w:pPr>
+      <w:rPr>
+        <w:rFonts w:ascii="Wingdings" w:hAnsi="Wingdings" w:hint="default"/>
+        <w:sz w:val="20"/>
+      </w:rPr>
+    </w:lvl>
+    <w:lvl w:ilvl="5" w:tentative="1">
+      <w:start w:val="1"/>
+      <w:numFmt w:val="bullet"/>
+      <w:lvlText w:val=""/>
+      <w:lvlJc w:val="left"/>
+      <w:pPr>
+        <w:tabs>
+          <w:tab w:val="num" w:pos="4320"/>
+        </w:tabs>
+        <w:ind w:left="4320" w:hanging="360"/>
+      </w:pPr>
+      <w:rPr>
+        <w:rFonts w:ascii="Wingdings" w:hAnsi="Wingdings" w:hint="default"/>
+        <w:sz w:val="20"/>
+      </w:rPr>
+    </w:lvl>
+    <w:lvl w:ilvl="6" w:tentative="1">
+      <w:start w:val="1"/>
+      <w:numFmt w:val="bullet"/>
+      <w:lvlText w:val=""/>
+      <w:lvlJc w:val="left"/>
+      <w:pPr>
+        <w:tabs>
+          <w:tab w:val="num" w:pos="5040"/>
+        </w:tabs>
+        <w:ind w:left="5040" w:hanging="360"/>
+      </w:pPr>
+      <w:rPr>
+        <w:rFonts w:ascii="Wingdings" w:hAnsi="Wingdings" w:hint="default"/>
+        <w:sz w:val="20"/>
+      </w:rPr>
+    </w:lvl>
+    <w:lvl w:ilvl="7" w:tentative="1">
+      <w:start w:val="1"/>
+      <w:numFmt w:val="bullet"/>
+      <w:lvlText w:val=""/>
+      <w:lvlJc w:val="left"/>
+      <w:pPr>
+        <w:tabs>
+          <w:tab w:val="num" w:pos="5760"/>
+        </w:tabs>
+        <w:ind w:left="5760" w:hanging="360"/>
+      </w:pPr>
+      <w:rPr>
+        <w:rFonts w:ascii="Wingdings" w:hAnsi="Wingdings" w:hint="default"/>
+        <w:sz w:val="20"/>
+      </w:rPr>
+    </w:lvl>
+    <w:lvl w:ilvl="8" w:tentative="1">
+      <w:start w:val="1"/>
+      <w:numFmt w:val="bullet"/>
+      <w:lvlText w:val=""/>
+      <w:lvlJc w:val="left"/>
+      <w:pPr>
+        <w:tabs>
+          <w:tab w:val="num" w:pos="6480"/>
+        </w:tabs>
+        <w:ind w:left="6480" w:hanging="360"/>
+      </w:pPr>
+      <w:rPr>
+        <w:rFonts w:ascii="Wingdings" w:hAnsi="Wingdings" w:hint="default"/>
+        <w:sz w:val="20"/>
+      </w:rPr>
+    </w:lvl>
+  </w:abstractNum>
+  <w:abstractNum w:abstractNumId="16" w15:restartNumberingAfterBreak="0">
     <w:nsid w:val="7F3A2B9B"/>
     <w:multiLevelType w:val="multilevel"/>
     <w:tmpl w:val="43F45738"/>
@@ -4627,22 +5913,22 @@
     </w:lvl>
   </w:abstractNum>
   <w:num w:numId="1" w16cid:durableId="1887371589">
-    <w:abstractNumId w:val="10"/>
+    <w:abstractNumId w:val="11"/>
   </w:num>
   <w:num w:numId="2" w16cid:durableId="43792010">
-    <w:abstractNumId w:val="11"/>
+    <w:abstractNumId w:val="14"/>
   </w:num>
   <w:num w:numId="3" w16cid:durableId="1890804610">
     <w:abstractNumId w:val="4"/>
   </w:num>
   <w:num w:numId="4" w16cid:durableId="2071224179">
-    <w:abstractNumId w:val="8"/>
+    <w:abstractNumId w:val="9"/>
   </w:num>
   <w:num w:numId="5" w16cid:durableId="1403218155">
     <w:abstractNumId w:val="3"/>
   </w:num>
   <w:num w:numId="6" w16cid:durableId="1846164170">
-    <w:abstractNumId w:val="9"/>
+    <w:abstractNumId w:val="10"/>
   </w:num>
   <w:num w:numId="7" w16cid:durableId="1543858398">
     <w:abstractNumId w:val="5"/>
@@ -4651,10 +5937,10 @@
     <w:abstractNumId w:val="0"/>
   </w:num>
   <w:num w:numId="9" w16cid:durableId="1729303969">
-    <w:abstractNumId w:val="7"/>
+    <w:abstractNumId w:val="8"/>
   </w:num>
   <w:num w:numId="10" w16cid:durableId="1186137785">
-    <w:abstractNumId w:val="12"/>
+    <w:abstractNumId w:val="16"/>
   </w:num>
   <w:num w:numId="11" w16cid:durableId="2022854101">
     <w:abstractNumId w:val="6"/>
@@ -4664,6 +5950,18 @@
   </w:num>
   <w:num w:numId="13" w16cid:durableId="506138420">
     <w:abstractNumId w:val="1"/>
+  </w:num>
+  <w:num w:numId="14" w16cid:durableId="509836551">
+    <w:abstractNumId w:val="7"/>
+  </w:num>
+  <w:num w:numId="15" w16cid:durableId="1286699415">
+    <w:abstractNumId w:val="12"/>
+  </w:num>
+  <w:num w:numId="16" w16cid:durableId="1931497923">
+    <w:abstractNumId w:val="13"/>
+  </w:num>
+  <w:num w:numId="17" w16cid:durableId="445395653">
+    <w:abstractNumId w:val="15"/>
   </w:num>
 </w:numbering>
 </file>

--- a/(新)技术路线.docx
+++ b/(新)技术路线.docx
@@ -1089,7 +1089,7 @@
           <w:color w:val="EE0000"/>
           <w:sz w:val="24"/>
         </w:rPr>
-        <w:t>向量识别</w:t>
+        <w:t>字典匹配</w:t>
       </w:r>
       <w:r>
         <w:rPr>
@@ -1099,9 +1099,12 @@
           <w:color w:val="EE0000"/>
           <w:sz w:val="24"/>
         </w:rPr>
-        <w:t>（</w:t>
-      </w:r>
-      <w:r>
+        <w:t>，最长优先</w:t>
+      </w:r>
+    </w:p>
+    <w:p>
+      <w:pPr>
+        <w:ind w:left="1020" w:firstLine="240"/>
         <w:rPr>
           <w:rFonts w:ascii="宋体" w:eastAsia="宋体" w:hAnsi="宋体" w:hint="eastAsia"/>
           <w:b/>
@@ -1109,8 +1112,7 @@
           <w:color w:val="EE0000"/>
           <w:sz w:val="24"/>
         </w:rPr>
-        <w:t>解决</w:t>
-      </w:r>
+      </w:pPr>
       <w:r>
         <w:rPr>
           <w:rFonts w:ascii="宋体" w:eastAsia="宋体" w:hAnsi="宋体" w:hint="eastAsia"/>
@@ -1119,7 +1121,7 @@
           <w:color w:val="EE0000"/>
           <w:sz w:val="24"/>
         </w:rPr>
-        <w:t>语义</w:t>
+        <w:t>-&gt;</w:t>
       </w:r>
       <w:r>
         <w:rPr>
@@ -1129,8 +1131,17 @@
           <w:color w:val="EE0000"/>
           <w:sz w:val="24"/>
         </w:rPr>
-        <w:t>问题</w:t>
-      </w:r>
+        <w:t>向量识别（解决语义问题）</w:t>
+      </w:r>
+    </w:p>
+    <w:p>
+      <w:pPr>
+        <w:ind w:left="1020" w:firstLine="240"/>
+        <w:rPr>
+          <w:rFonts w:ascii="宋体" w:eastAsia="宋体" w:hAnsi="宋体" w:hint="eastAsia"/>
+          <w:sz w:val="24"/>
+        </w:rPr>
+      </w:pPr>
       <w:r>
         <w:rPr>
           <w:rFonts w:ascii="宋体" w:eastAsia="宋体" w:hAnsi="宋体" w:hint="eastAsia"/>
@@ -1139,12 +1150,9 @@
           <w:color w:val="EE0000"/>
           <w:sz w:val="24"/>
         </w:rPr>
-        <w:t>）</w:t>
-      </w:r>
-    </w:p>
-    <w:p>
-      <w:pPr>
-        <w:ind w:left="1020" w:firstLine="240"/>
+        <w:t>-&gt;模糊匹配</w:t>
+      </w:r>
+      <w:r>
         <w:rPr>
           <w:rFonts w:ascii="宋体" w:eastAsia="宋体" w:hAnsi="宋体" w:hint="eastAsia"/>
           <w:b/>
@@ -1152,7 +1160,8 @@
           <w:color w:val="EE0000"/>
           <w:sz w:val="24"/>
         </w:rPr>
-      </w:pPr>
+        <w:t>算法</w:t>
+      </w:r>
       <w:r>
         <w:rPr>
           <w:rFonts w:ascii="宋体" w:eastAsia="宋体" w:hAnsi="宋体" w:hint="eastAsia"/>
@@ -1161,146 +1170,7 @@
           <w:color w:val="EE0000"/>
           <w:sz w:val="24"/>
         </w:rPr>
-        <w:t>-&gt;字典匹配</w:t>
-      </w:r>
-      <w:r>
-        <w:rPr>
-          <w:rFonts w:ascii="宋体" w:eastAsia="宋体" w:hAnsi="宋体" w:hint="eastAsia"/>
-          <w:b/>
-          <w:bCs/>
-          <w:color w:val="EE0000"/>
-          <w:sz w:val="24"/>
-        </w:rPr>
-        <w:t>（</w:t>
-      </w:r>
-      <w:r>
-        <w:rPr>
-          <w:rFonts w:ascii="宋体" w:eastAsia="宋体" w:hAnsi="宋体" w:hint="eastAsia"/>
-          <w:b/>
-          <w:bCs/>
-          <w:color w:val="EE0000"/>
-          <w:sz w:val="24"/>
-        </w:rPr>
-        <w:t>解决</w:t>
-      </w:r>
-      <w:r>
-        <w:rPr>
-          <w:rFonts w:ascii="宋体" w:eastAsia="宋体" w:hAnsi="宋体" w:hint="eastAsia"/>
-          <w:b/>
-          <w:bCs/>
-          <w:color w:val="EE0000"/>
-          <w:sz w:val="24"/>
-        </w:rPr>
-        <w:t>口语化</w:t>
-      </w:r>
-      <w:r>
-        <w:rPr>
-          <w:rFonts w:ascii="宋体" w:eastAsia="宋体" w:hAnsi="宋体" w:hint="eastAsia"/>
-          <w:b/>
-          <w:bCs/>
-          <w:color w:val="EE0000"/>
-          <w:sz w:val="24"/>
-        </w:rPr>
-        <w:t>问题</w:t>
-      </w:r>
-      <w:r>
-        <w:rPr>
-          <w:rFonts w:ascii="宋体" w:eastAsia="宋体" w:hAnsi="宋体" w:hint="eastAsia"/>
-          <w:b/>
-          <w:bCs/>
-          <w:color w:val="EE0000"/>
-          <w:sz w:val="24"/>
-        </w:rPr>
-        <w:t>）</w:t>
-      </w:r>
-    </w:p>
-    <w:p>
-      <w:pPr>
-        <w:ind w:left="1020" w:firstLine="240"/>
-        <w:rPr>
-          <w:rFonts w:ascii="宋体" w:eastAsia="宋体" w:hAnsi="宋体" w:hint="eastAsia"/>
-          <w:sz w:val="24"/>
-        </w:rPr>
-      </w:pPr>
-      <w:r>
-        <w:rPr>
-          <w:rFonts w:ascii="宋体" w:eastAsia="宋体" w:hAnsi="宋体" w:hint="eastAsia"/>
-          <w:b/>
-          <w:bCs/>
-          <w:color w:val="EE0000"/>
-          <w:sz w:val="24"/>
-        </w:rPr>
-        <w:t>-&gt;模糊匹配</w:t>
-      </w:r>
-      <w:r>
-        <w:rPr>
-          <w:rFonts w:ascii="宋体" w:eastAsia="宋体" w:hAnsi="宋体" w:hint="eastAsia"/>
-          <w:b/>
-          <w:bCs/>
-          <w:color w:val="EE0000"/>
-          <w:sz w:val="24"/>
-        </w:rPr>
-        <w:t>算法</w:t>
-      </w:r>
-      <w:r>
-        <w:rPr>
-          <w:rFonts w:ascii="宋体" w:eastAsia="宋体" w:hAnsi="宋体" w:hint="eastAsia"/>
-          <w:b/>
-          <w:bCs/>
-          <w:color w:val="EE0000"/>
-          <w:sz w:val="24"/>
-        </w:rPr>
         <w:t>，引导用户重新提问。</w:t>
-      </w:r>
-      <w:r>
-        <w:rPr>
-          <w:rFonts w:ascii="宋体" w:eastAsia="宋体" w:hAnsi="宋体" w:hint="eastAsia"/>
-          <w:b/>
-          <w:bCs/>
-          <w:color w:val="EE0000"/>
-          <w:sz w:val="24"/>
-        </w:rPr>
-        <w:t>（</w:t>
-      </w:r>
-      <w:r>
-        <w:rPr>
-          <w:rFonts w:ascii="宋体" w:eastAsia="宋体" w:hAnsi="宋体" w:hint="eastAsia"/>
-          <w:b/>
-          <w:bCs/>
-          <w:color w:val="EE0000"/>
-          <w:sz w:val="24"/>
-        </w:rPr>
-        <w:t>解决</w:t>
-      </w:r>
-      <w:r>
-        <w:rPr>
-          <w:rFonts w:ascii="宋体" w:eastAsia="宋体" w:hAnsi="宋体" w:hint="eastAsia"/>
-          <w:b/>
-          <w:bCs/>
-          <w:color w:val="EE0000"/>
-          <w:sz w:val="24"/>
-        </w:rPr>
-        <w:t>错别字</w:t>
-      </w:r>
-      <w:r>
-        <w:rPr>
-          <w:rFonts w:ascii="宋体" w:eastAsia="宋体" w:hAnsi="宋体" w:hint="eastAsia"/>
-          <w:b/>
-          <w:bCs/>
-          <w:color w:val="EE0000"/>
-          <w:sz w:val="24"/>
-        </w:rPr>
-        <w:t>问题</w:t>
-      </w:r>
-      <w:r>
-        <w:rPr>
-          <w:rFonts w:ascii="宋体" w:eastAsia="宋体" w:hAnsi="宋体" w:hint="eastAsia"/>
-          <w:b/>
-          <w:bCs/>
-          <w:color w:val="EE0000"/>
-          <w:sz w:val="24"/>
-        </w:rPr>
-        <w:t>）</w:t>
       </w:r>
       <w:r>
         <w:rPr>
@@ -1330,15 +1200,15 @@
           <w:rFonts w:ascii="宋体" w:eastAsia="宋体" w:hAnsi="宋体" w:hint="eastAsia"/>
           <w:sz w:val="24"/>
         </w:rPr>
-        <w:t>建立一个简单的 </w:t>
+        <w:t>建立一个简单的</w:t>
       </w:r>
       <w:proofErr w:type="spellStart"/>
       <w:r>
         <w:rPr>
-          <w:rFonts w:ascii="宋体" w:eastAsia="宋体" w:hAnsi="宋体"/>
-          <w:sz w:val="24"/>
-        </w:rPr>
-        <w:t>synonyms.json</w:t>
+          <w:rFonts w:ascii="宋体" w:eastAsia="宋体" w:hAnsi="宋体" w:hint="eastAsia"/>
+          <w:sz w:val="24"/>
+        </w:rPr>
+        <w:t>location.json</w:t>
       </w:r>
       <w:proofErr w:type="spellEnd"/>
       <w:r>
@@ -1346,7 +1216,23 @@
           <w:rFonts w:ascii="宋体" w:eastAsia="宋体" w:hAnsi="宋体" w:hint="eastAsia"/>
           <w:sz w:val="24"/>
         </w:rPr>
-        <w:t> 字典。</w:t>
+        <w:t>和</w:t>
+      </w:r>
+      <w:proofErr w:type="spellStart"/>
+      <w:r>
+        <w:rPr>
+          <w:rFonts w:ascii="宋体" w:eastAsia="宋体" w:hAnsi="宋体" w:hint="eastAsia"/>
+          <w:sz w:val="24"/>
+        </w:rPr>
+        <w:t>project.json</w:t>
+      </w:r>
+      <w:proofErr w:type="spellEnd"/>
+      <w:r>
+        <w:rPr>
+          <w:rFonts w:ascii="宋体" w:eastAsia="宋体" w:hAnsi="宋体" w:hint="eastAsia"/>
+          <w:sz w:val="24"/>
+        </w:rPr>
+        <w:t>字典。</w:t>
       </w:r>
       <w:r>
         <w:rPr>
@@ -1572,6 +1458,7 @@
           <w:color w:val="EE0000"/>
           <w:sz w:val="24"/>
         </w:rPr>
+        <w:lastRenderedPageBreak/>
         <w:t>优势：</w:t>
       </w:r>
       <w:r>
@@ -1592,18 +1479,7 @@
           <w:color w:val="EE0000"/>
           <w:sz w:val="24"/>
         </w:rPr>
-        <w:t>，而不</w:t>
-      </w:r>
-      <w:r>
-        <w:rPr>
-          <w:rFonts w:ascii="宋体" w:eastAsia="宋体" w:hAnsi="宋体" w:hint="eastAsia"/>
-          <w:b/>
-          <w:bCs/>
-          <w:color w:val="EE0000"/>
-          <w:sz w:val="24"/>
-        </w:rPr>
-        <w:lastRenderedPageBreak/>
-        <w:t>是盲目的去数据库里硬搜，让系统检索出一系列不相关的噪声数据</w:t>
+        <w:t>，而不是盲目的去数据库里硬搜，让系统检索出一系列不相关的噪声数据</w:t>
       </w:r>
       <w:r>
         <w:rPr>
@@ -1874,7 +1750,7 @@
           <w:numId w:val="4"/>
         </w:numPr>
         <w:rPr>
-          <w:rFonts w:ascii="宋体" w:eastAsia="宋体" w:hAnsi="宋体"/>
+          <w:rFonts w:ascii="宋体" w:eastAsia="宋体" w:hAnsi="宋体" w:hint="eastAsia"/>
           <w:sz w:val="24"/>
         </w:rPr>
       </w:pPr>
@@ -1903,7 +1779,7 @@
     <w:p>
       <w:pPr>
         <w:rPr>
-          <w:rFonts w:ascii="宋体" w:eastAsia="宋体" w:hAnsi="宋体"/>
+          <w:rFonts w:ascii="宋体" w:eastAsia="宋体" w:hAnsi="宋体" w:hint="eastAsia"/>
           <w:b/>
           <w:bCs/>
           <w:color w:val="000000" w:themeColor="text1"/>
@@ -2010,7 +1886,7 @@
     <w:p>
       <w:pPr>
         <w:rPr>
-          <w:rFonts w:ascii="宋体" w:eastAsia="宋体" w:hAnsi="宋体"/>
+          <w:rFonts w:ascii="宋体" w:eastAsia="宋体" w:hAnsi="宋体" w:hint="eastAsia"/>
           <w:sz w:val="24"/>
         </w:rPr>
       </w:pPr>
@@ -2272,6 +2148,7 @@
           <w:sz w:val="18"/>
           <w:szCs w:val="18"/>
         </w:rPr>
+        <w:lastRenderedPageBreak/>
         <w:t>情感极性：</w:t>
       </w:r>
     </w:p>
@@ -2297,7 +2174,6 @@
           <w:sz w:val="18"/>
           <w:szCs w:val="18"/>
         </w:rPr>
-        <w:lastRenderedPageBreak/>
         <w:t>收紧/禁止：包含“严禁”、“禁止”、“关停”、“红线”、“一票否决”。</w:t>
       </w:r>
     </w:p>
@@ -2937,6 +2813,7 @@
           <w:rFonts w:ascii="宋体" w:eastAsia="宋体" w:hAnsi="宋体"/>
           <w:sz w:val="24"/>
         </w:rPr>
+        <w:lastRenderedPageBreak/>
         <w:t>趋势模块：计算出“监管剧烈收紧”。</w:t>
       </w:r>
     </w:p>
@@ -2956,7 +2833,6 @@
           <w:rFonts w:ascii="宋体" w:eastAsia="宋体" w:hAnsi="宋体"/>
           <w:sz w:val="24"/>
         </w:rPr>
-        <w:lastRenderedPageBreak/>
         <w:t>拼接 Context：把上面三样东西拼在一起给 AI。</w:t>
       </w:r>
     </w:p>
@@ -3522,120 +3398,233 @@
         <w:t>)}。</w:t>
       </w:r>
     </w:p>
-    <w:p>
-      <w:pPr>
-        <w:numPr>
-          <w:ilvl w:val="0"/>
-          <w:numId w:val="7"/>
-        </w:numPr>
-        <w:rPr>
-          <w:rFonts w:ascii="宋体" w:eastAsia="宋体" w:hAnsi="宋体" w:hint="eastAsia"/>
-          <w:sz w:val="24"/>
-        </w:rPr>
-      </w:pPr>
-      <w:r>
-        <w:rPr>
-          <w:rFonts w:ascii="宋体" w:eastAsia="宋体" w:hAnsi="宋体" w:hint="eastAsia"/>
-          <w:sz w:val="24"/>
-        </w:rPr>
-        <w:t>对比实验：</w:t>
-      </w:r>
-    </w:p>
-    <w:p>
-      <w:pPr>
-        <w:numPr>
-          <w:ilvl w:val="1"/>
-          <w:numId w:val="7"/>
-        </w:numPr>
-        <w:rPr>
-          <w:rFonts w:ascii="宋体" w:eastAsia="宋体" w:hAnsi="宋体" w:hint="eastAsia"/>
-          <w:sz w:val="24"/>
-        </w:rPr>
-      </w:pPr>
-      <w:r>
-        <w:rPr>
-          <w:rFonts w:ascii="宋体" w:eastAsia="宋体" w:hAnsi="宋体" w:hint="eastAsia"/>
-          <w:sz w:val="24"/>
-        </w:rPr>
-        <w:t>Baseline：直接用 ChatGPT/Kimi 回答（不加任何知识库）。</w:t>
-      </w:r>
-    </w:p>
-    <w:p>
-      <w:pPr>
-        <w:numPr>
-          <w:ilvl w:val="1"/>
-          <w:numId w:val="7"/>
-        </w:numPr>
-        <w:rPr>
-          <w:rFonts w:ascii="宋体" w:eastAsia="宋体" w:hAnsi="宋体" w:hint="eastAsia"/>
-          <w:sz w:val="24"/>
-        </w:rPr>
-      </w:pPr>
-      <w:r>
-        <w:rPr>
-          <w:rFonts w:ascii="宋体" w:eastAsia="宋体" w:hAnsi="宋体" w:hint="eastAsia"/>
-          <w:sz w:val="24"/>
-        </w:rPr>
-        <w:t>Ours：你的系统（图谱+RAG）。</w:t>
-      </w:r>
-    </w:p>
-    <w:p>
-      <w:pPr>
-        <w:numPr>
-          <w:ilvl w:val="0"/>
-          <w:numId w:val="7"/>
-        </w:numPr>
-        <w:rPr>
-          <w:rFonts w:ascii="宋体" w:eastAsia="宋体" w:hAnsi="宋体" w:hint="eastAsia"/>
-          <w:sz w:val="24"/>
-        </w:rPr>
-      </w:pPr>
-      <w:r>
-        <w:rPr>
-          <w:rFonts w:ascii="宋体" w:eastAsia="宋体" w:hAnsi="宋体" w:hint="eastAsia"/>
-          <w:sz w:val="24"/>
-        </w:rPr>
-        <w:t>评估指标：</w:t>
-      </w:r>
-    </w:p>
-    <w:p>
-      <w:pPr>
-        <w:numPr>
-          <w:ilvl w:val="1"/>
-          <w:numId w:val="7"/>
-        </w:numPr>
-        <w:rPr>
-          <w:rFonts w:ascii="宋体" w:eastAsia="宋体" w:hAnsi="宋体" w:hint="eastAsia"/>
-          <w:sz w:val="24"/>
-        </w:rPr>
-      </w:pPr>
-      <w:r>
-        <w:rPr>
-          <w:rFonts w:ascii="宋体" w:eastAsia="宋体" w:hAnsi="宋体" w:hint="eastAsia"/>
-          <w:sz w:val="24"/>
-        </w:rPr>
-        <w:t>准确率：你的结论对不对？</w:t>
-      </w:r>
-    </w:p>
-    <w:p>
-      <w:pPr>
-        <w:numPr>
-          <w:ilvl w:val="1"/>
-          <w:numId w:val="7"/>
-        </w:numPr>
-        <w:rPr>
-          <w:rFonts w:ascii="宋体" w:eastAsia="宋体" w:hAnsi="宋体" w:hint="eastAsia"/>
-          <w:sz w:val="24"/>
-        </w:rPr>
-      </w:pPr>
-      <w:r>
-        <w:rPr>
-          <w:rFonts w:ascii="宋体" w:eastAsia="宋体" w:hAnsi="宋体" w:hint="eastAsia"/>
-          <w:sz w:val="24"/>
-        </w:rPr>
-        <w:t>引用真实性：你引用的法条是不是编的？</w:t>
-      </w:r>
-      <w:bookmarkEnd w:id="0"/>
+    <w:bookmarkEnd w:id="0"/>
+    <w:p>
+      <w:pPr>
+        <w:rPr>
+          <w:rFonts w:ascii="宋体" w:eastAsia="宋体" w:hAnsi="宋体"/>
+          <w:sz w:val="24"/>
+        </w:rPr>
+      </w:pPr>
+    </w:p>
+    <w:p>
+      <w:pPr>
+        <w:rPr>
+          <w:rFonts w:ascii="宋体" w:eastAsia="宋体" w:hAnsi="宋体" w:hint="eastAsia"/>
+          <w:sz w:val="24"/>
+        </w:rPr>
+      </w:pPr>
+    </w:p>
+    <w:p>
+      <w:pPr>
+        <w:widowControl/>
+        <w:rPr>
+          <w:rFonts w:ascii="宋体" w:eastAsia="宋体" w:hAnsi="宋体" w:hint="eastAsia"/>
+          <w:sz w:val="24"/>
+        </w:rPr>
+      </w:pPr>
+      <w:r>
+        <w:rPr>
+          <w:rFonts w:ascii="宋体" w:eastAsia="宋体" w:hAnsi="宋体" w:hint="eastAsia"/>
+          <w:noProof/>
+          <w:sz w:val="24"/>
+        </w:rPr>
+        <w:drawing>
+          <wp:anchor distT="0" distB="0" distL="114300" distR="114300" simplePos="0" relativeHeight="251658240" behindDoc="0" locked="0" layoutInCell="1" allowOverlap="1" wp14:anchorId="6E0C0C37" wp14:editId="5A6FA63C">
+            <wp:simplePos x="0" y="0"/>
+            <wp:positionH relativeFrom="page">
+              <wp:align>left</wp:align>
+            </wp:positionH>
+            <wp:positionV relativeFrom="paragraph">
+              <wp:posOffset>3609975</wp:posOffset>
+            </wp:positionV>
+            <wp:extent cx="7589964" cy="5059680"/>
+            <wp:effectExtent l="0" t="0" r="0" b="7620"/>
+            <wp:wrapNone/>
+            <wp:docPr id="1791639276" name="图片 1"/>
+            <wp:cNvGraphicFramePr>
+              <a:graphicFrameLocks xmlns:a="http://schemas.openxmlformats.org/drawingml/2006/main" noChangeAspect="1"/>
+            </wp:cNvGraphicFramePr>
+            <a:graphic xmlns:a="http://schemas.openxmlformats.org/drawingml/2006/main">
+              <a:graphicData uri="http://schemas.openxmlformats.org/drawingml/2006/picture">
+                <pic:pic xmlns:pic="http://schemas.openxmlformats.org/drawingml/2006/picture">
+                  <pic:nvPicPr>
+                    <pic:cNvPr id="1791639276" name="图片 1791639276"/>
+                    <pic:cNvPicPr/>
+                  </pic:nvPicPr>
+                  <pic:blipFill>
+                    <a:blip r:embed="rId7">
+                      <a:extLst>
+                        <a:ext uri="{28A0092B-C50C-407E-A947-70E740481C1C}">
+                          <a14:useLocalDpi xmlns:a14="http://schemas.microsoft.com/office/drawing/2010/main" val="0"/>
+                        </a:ext>
+                      </a:extLst>
+                    </a:blip>
+                    <a:stretch>
+                      <a:fillRect/>
+                    </a:stretch>
+                  </pic:blipFill>
+                  <pic:spPr>
+                    <a:xfrm>
+                      <a:off x="0" y="0"/>
+                      <a:ext cx="7589964" cy="5059680"/>
+                    </a:xfrm>
+                    <a:prstGeom prst="rect">
+                      <a:avLst/>
+                    </a:prstGeom>
+                  </pic:spPr>
+                </pic:pic>
+              </a:graphicData>
+            </a:graphic>
+            <wp14:sizeRelH relativeFrom="page">
+              <wp14:pctWidth>0</wp14:pctWidth>
+            </wp14:sizeRelH>
+            <wp14:sizeRelV relativeFrom="page">
+              <wp14:pctHeight>0</wp14:pctHeight>
+            </wp14:sizeRelV>
+          </wp:anchor>
+        </w:drawing>
+      </w:r>
+      <w:r>
+        <w:rPr>
+          <w:rFonts w:ascii="宋体" w:eastAsia="宋体" w:hAnsi="宋体" w:hint="eastAsia"/>
+          <w:sz w:val="24"/>
+        </w:rPr>
+        <w:br w:type="page"/>
+      </w:r>
+    </w:p>
+    <w:p>
+      <w:pPr>
+        <w:rPr>
+          <w:rFonts w:ascii="宋体" w:eastAsia="宋体" w:hAnsi="宋体" w:hint="eastAsia"/>
+          <w:sz w:val="24"/>
+        </w:rPr>
+      </w:pPr>
+      <w:r>
+        <w:rPr>
+          <w:rFonts w:ascii="宋体" w:eastAsia="宋体" w:hAnsi="宋体" w:hint="eastAsia"/>
+          <w:noProof/>
+          <w:sz w:val="24"/>
+        </w:rPr>
+        <w:lastRenderedPageBreak/>
+        <w:drawing>
+          <wp:anchor distT="0" distB="0" distL="114300" distR="114300" simplePos="0" relativeHeight="251659264" behindDoc="0" locked="0" layoutInCell="1" allowOverlap="1" wp14:anchorId="307E86C4" wp14:editId="569712DD">
+            <wp:simplePos x="0" y="0"/>
+            <wp:positionH relativeFrom="page">
+              <wp:align>left</wp:align>
+            </wp:positionH>
+            <wp:positionV relativeFrom="paragraph">
+              <wp:posOffset>-635635</wp:posOffset>
+            </wp:positionV>
+            <wp:extent cx="7506150" cy="5003800"/>
+            <wp:effectExtent l="0" t="0" r="0" b="6350"/>
+            <wp:wrapNone/>
+            <wp:docPr id="1461017120" name="图片 2"/>
+            <wp:cNvGraphicFramePr>
+              <a:graphicFrameLocks xmlns:a="http://schemas.openxmlformats.org/drawingml/2006/main" noChangeAspect="1"/>
+            </wp:cNvGraphicFramePr>
+            <a:graphic xmlns:a="http://schemas.openxmlformats.org/drawingml/2006/main">
+              <a:graphicData uri="http://schemas.openxmlformats.org/drawingml/2006/picture">
+                <pic:pic xmlns:pic="http://schemas.openxmlformats.org/drawingml/2006/picture">
+                  <pic:nvPicPr>
+                    <pic:cNvPr id="1461017120" name="图片 1461017120"/>
+                    <pic:cNvPicPr/>
+                  </pic:nvPicPr>
+                  <pic:blipFill>
+                    <a:blip r:embed="rId8">
+                      <a:extLst>
+                        <a:ext uri="{28A0092B-C50C-407E-A947-70E740481C1C}">
+                          <a14:useLocalDpi xmlns:a14="http://schemas.microsoft.com/office/drawing/2010/main" val="0"/>
+                        </a:ext>
+                      </a:extLst>
+                    </a:blip>
+                    <a:stretch>
+                      <a:fillRect/>
+                    </a:stretch>
+                  </pic:blipFill>
+                  <pic:spPr>
+                    <a:xfrm>
+                      <a:off x="0" y="0"/>
+                      <a:ext cx="7506150" cy="5003800"/>
+                    </a:xfrm>
+                    <a:prstGeom prst="rect">
+                      <a:avLst/>
+                    </a:prstGeom>
+                  </pic:spPr>
+                </pic:pic>
+              </a:graphicData>
+            </a:graphic>
+            <wp14:sizeRelH relativeFrom="page">
+              <wp14:pctWidth>0</wp14:pctWidth>
+            </wp14:sizeRelH>
+            <wp14:sizeRelV relativeFrom="page">
+              <wp14:pctHeight>0</wp14:pctHeight>
+            </wp14:sizeRelV>
+          </wp:anchor>
+        </w:drawing>
+      </w:r>
+      <w:r>
+        <w:rPr>
+          <w:rFonts w:ascii="宋体" w:eastAsia="宋体" w:hAnsi="宋体" w:hint="eastAsia"/>
+          <w:noProof/>
+          <w:sz w:val="24"/>
+        </w:rPr>
+        <w:drawing>
+          <wp:anchor distT="0" distB="0" distL="114300" distR="114300" simplePos="0" relativeHeight="251660288" behindDoc="0" locked="0" layoutInCell="1" allowOverlap="1" wp14:anchorId="14B42904" wp14:editId="27727B59">
+            <wp:simplePos x="0" y="0"/>
+            <wp:positionH relativeFrom="page">
+              <wp:align>right</wp:align>
+            </wp:positionH>
+            <wp:positionV relativeFrom="paragraph">
+              <wp:posOffset>4467860</wp:posOffset>
+            </wp:positionV>
+            <wp:extent cx="7482458" cy="4988008"/>
+            <wp:effectExtent l="0" t="0" r="4445" b="3175"/>
+            <wp:wrapNone/>
+            <wp:docPr id="1771652" name="图片 3"/>
+            <wp:cNvGraphicFramePr>
+              <a:graphicFrameLocks xmlns:a="http://schemas.openxmlformats.org/drawingml/2006/main" noChangeAspect="1"/>
+            </wp:cNvGraphicFramePr>
+            <a:graphic xmlns:a="http://schemas.openxmlformats.org/drawingml/2006/main">
+              <a:graphicData uri="http://schemas.openxmlformats.org/drawingml/2006/picture">
+                <pic:pic xmlns:pic="http://schemas.openxmlformats.org/drawingml/2006/picture">
+                  <pic:nvPicPr>
+                    <pic:cNvPr id="1771652" name="图片 1771652"/>
+                    <pic:cNvPicPr/>
+                  </pic:nvPicPr>
+                  <pic:blipFill>
+                    <a:blip r:embed="rId7">
+                      <a:extLst>
+                        <a:ext uri="{28A0092B-C50C-407E-A947-70E740481C1C}">
+                          <a14:useLocalDpi xmlns:a14="http://schemas.microsoft.com/office/drawing/2010/main" val="0"/>
+                        </a:ext>
+                      </a:extLst>
+                    </a:blip>
+                    <a:stretch>
+                      <a:fillRect/>
+                    </a:stretch>
+                  </pic:blipFill>
+                  <pic:spPr>
+                    <a:xfrm>
+                      <a:off x="0" y="0"/>
+                      <a:ext cx="7482458" cy="4988008"/>
+                    </a:xfrm>
+                    <a:prstGeom prst="rect">
+                      <a:avLst/>
+                    </a:prstGeom>
+                  </pic:spPr>
+                </pic:pic>
+              </a:graphicData>
+            </a:graphic>
+            <wp14:sizeRelH relativeFrom="page">
+              <wp14:pctWidth>0</wp14:pctWidth>
+            </wp14:sizeRelH>
+            <wp14:sizeRelV relativeFrom="page">
+              <wp14:pctHeight>0</wp14:pctHeight>
+            </wp14:sizeRelV>
+          </wp:anchor>
+        </w:drawing>
+      </w:r>
     </w:p>
     <w:sectPr>
       <w:pgSz w:w="11906" w:h="16838"/>
@@ -6573,6 +6562,7 @@
   <w:style w:type="character" w:default="1" w:styleId="a0">
     <w:name w:val="Default Paragraph Font"/>
     <w:uiPriority w:val="1"/>
+    <w:semiHidden/>
     <w:unhideWhenUsed/>
   </w:style>
   <w:style w:type="table" w:default="1" w:styleId="a1">
